--- a/Article_short.docx
+++ b/Article_short.docx
@@ -24,39 +24,126 @@
           <w:bCs/>
           <w:lang w:val="ru-RU"/>
         </w:rPr>
-        <w:t>.</w:t>
-      </w:r>
+        <w:t xml:space="preserve">. </w:t>
+      </w:r>
+      <w:r>
+        <w:rPr>
+          <w:lang w:val="ru-RU"/>
+        </w:rPr>
+        <w:t>Вопрос о границах понятия «язык программирования» в современном мире довольно размыт. С позиции классической теории вычисл</w:t>
+      </w:r>
+      <w:r>
+        <w:rPr>
+          <w:lang w:val="ru-RU"/>
+        </w:rPr>
+        <w:t>имости форма представления алгоритма вторична, но для человека именно внешний вид кода определяет дальнейшее взаимодействие с разрабатываемой системой. Эзотерические языки, воспринимаемые в качестве шутки, служат полигоном для проверки фундаментальных концепций такого взаимодействия</w:t>
+      </w:r>
+      <w:r>
+        <w:rPr>
+          <w:lang w:val="ru-RU"/>
+        </w:rPr>
+        <w:t>, отделяя вычисления от оболочки</w:t>
+      </w:r>
+      <w:r>
+        <w:rPr>
+          <w:lang w:val="ru-RU"/>
+        </w:rPr>
+        <w:t xml:space="preserve">. Сравнение радикально разных парадигм позволяет раскрыть зависимости между формой представления программы, сложностью ее </w:t>
+      </w:r>
+      <w:r>
+        <w:rPr>
+          <w:lang w:val="ru-RU"/>
+        </w:rPr>
+        <w:t>восприятия</w:t>
+      </w:r>
+      <w:r>
+        <w:rPr>
+          <w:lang w:val="ru-RU"/>
+        </w:rPr>
+        <w:t xml:space="preserve"> и эффективност</w:t>
+      </w:r>
+      <w:r>
+        <w:rPr>
+          <w:lang w:val="ru-RU"/>
+        </w:rPr>
+        <w:t>ью</w:t>
+      </w:r>
+      <w:r>
+        <w:rPr>
+          <w:lang w:val="ru-RU"/>
+        </w:rPr>
+        <w:t xml:space="preserve"> выполнения.</w:t>
+      </w:r>
+    </w:p>
+    <w:p>
+      <w:pPr>
+        <w:pStyle w:val="RegularText"/>
+        <w:ind w:firstLine="708"/>
+        <w:rPr>
+          <w:lang w:val="ru-RU"/>
+        </w:rPr>
+      </w:pPr>
       <w:r>
         <w:rPr>
           <w:b/>
           <w:bCs/>
           <w:lang w:val="ru-RU"/>
         </w:rPr>
+        <w:t>П.</w:t>
+      </w:r>
+      <w:r>
+        <w:rPr>
+          <w:lang w:val="ru-RU"/>
+        </w:rPr>
+        <w:t xml:space="preserve"> В существующих исследования</w:t>
+      </w:r>
+      <w:r>
+        <w:rPr>
+          <w:lang w:val="ru-RU"/>
+        </w:rPr>
+        <w:t>х</w:t>
+      </w:r>
+      <w:r>
+        <w:rPr>
+          <w:lang w:val="ru-RU"/>
+        </w:rPr>
+        <w:t xml:space="preserve"> преобладает скорее описательный и популяризаторский подход,</w:t>
+      </w:r>
+      <w:r>
+        <w:rPr>
+          <w:lang w:val="ru-RU"/>
+        </w:rPr>
         <w:t xml:space="preserve"> </w:t>
       </w:r>
       <w:r>
         <w:rPr>
           <w:lang w:val="ru-RU"/>
         </w:rPr>
-        <w:t xml:space="preserve">Вопрос о том, что именно следует считать языком программирования, на первый взгляд кажется очевидным, однако при рассмотрении нетипичных, так называемых эзотерических языков, границы этого понятия начинают размываться. </w:t>
-      </w:r>
-      <w:r>
-        <w:rPr>
-          <w:lang w:val="ru-RU"/>
-        </w:rPr>
-        <w:t>Если в классических работах А. Тьюринга была поставлена проблема вычисл</w:t>
-      </w:r>
-      <w:r>
-        <w:rPr>
-          <w:lang w:val="ru-RU"/>
-        </w:rPr>
-        <w:t>и</w:t>
-      </w:r>
-      <w:r>
-        <w:rPr>
-          <w:lang w:val="ru-RU"/>
-        </w:rPr>
-        <w:t>мости, то уже форма представления алгоритма вычисления осталось вторичной. Между тем именно внешнее представление кода, каким его видит человек, определяет взаимодействие отдельного индивида с вычислительной системой.</w:t>
+        <w:t>тогда как</w:t>
+      </w:r>
+      <w:r>
+        <w:rPr>
+          <w:lang w:val="ru-RU"/>
+        </w:rPr>
+        <w:t xml:space="preserve"> сравнительный анализ, основанный на количественных метриках и практическ</w:t>
+      </w:r>
+      <w:r>
+        <w:rPr>
+          <w:lang w:val="ru-RU"/>
+        </w:rPr>
+        <w:t>о</w:t>
+      </w:r>
+      <w:r>
+        <w:rPr>
+          <w:lang w:val="ru-RU"/>
+        </w:rPr>
+        <w:t xml:space="preserve">й реализации, практически отсутствует. </w:t>
+      </w:r>
+      <w:r>
+        <w:rPr>
+          <w:lang w:val="ru-RU"/>
+        </w:rPr>
+        <w:t>Стоит также заметить, что недостаточно изучен и вопрос влияния эзотерического представления на когнитивные аспекты разработки программ и их производительность.</w:t>
       </w:r>
     </w:p>
     <w:p>
@@ -71,73 +158,19 @@
         <w:rPr>
           <w:lang w:val="ru-RU"/>
         </w:rPr>
-        <w:t xml:space="preserve">Эзотерические языки программирования, </w:t>
-      </w:r>
-      <w:r>
-        <w:rPr>
-          <w:lang w:val="ru-RU"/>
-        </w:rPr>
-        <w:t>зачастую воспринимаемые в качестве остроумной шутки</w:t>
-      </w:r>
-      <w:r>
-        <w:rPr>
-          <w:lang w:val="ru-RU"/>
-        </w:rPr>
-        <w:t xml:space="preserve">, </w:t>
-      </w:r>
-      <w:r>
-        <w:rPr>
-          <w:lang w:val="ru-RU"/>
-        </w:rPr>
-        <w:t xml:space="preserve">на </w:t>
-      </w:r>
-      <w:r>
-        <w:rPr>
-          <w:lang w:val="ru-RU"/>
-        </w:rPr>
-        <w:t>деле служат важным полигоном для экспериментальной проверки фундаментальных концепций самой природы взаимодействия человека и вычислительной машины</w:t>
-      </w:r>
-      <w:r>
-        <w:rPr>
-          <w:lang w:val="ru-RU"/>
-        </w:rPr>
-        <w:t xml:space="preserve">, </w:t>
-      </w:r>
-      <w:r>
-        <w:rPr>
-          <w:lang w:val="ru-RU"/>
-        </w:rPr>
-        <w:t>зачастую ставя под сомнения устоявшиеся догмы о</w:t>
-      </w:r>
-      <w:r>
-        <w:rPr>
-          <w:lang w:val="ru-RU"/>
-        </w:rPr>
-        <w:t xml:space="preserve"> представлении</w:t>
-      </w:r>
-      <w:r>
-        <w:rPr>
-          <w:lang w:val="ru-RU"/>
-        </w:rPr>
-        <w:t xml:space="preserve"> кода, отделяя сущность вычислений от внешней оболочки, видимой человеком. Сравнение представителей радикально </w:t>
-      </w:r>
-      <w:r>
-        <w:rPr>
-          <w:lang w:val="ru-RU"/>
-        </w:rPr>
-        <w:t>отличающихся</w:t>
-      </w:r>
-      <w:r>
-        <w:rPr>
-          <w:lang w:val="ru-RU"/>
-        </w:rPr>
-        <w:t xml:space="preserve"> </w:t>
-      </w:r>
-      <w:r>
-        <w:rPr>
-          <w:lang w:val="ru-RU"/>
-        </w:rPr>
-        <w:t xml:space="preserve">парадигм, таких как визуальный </w:t>
+        <w:t>Цель</w:t>
+      </w:r>
+      <w:r>
+        <w:rPr>
+          <w:lang w:val="ru-RU"/>
+        </w:rPr>
+        <w:t xml:space="preserve"> данной</w:t>
+      </w:r>
+      <w:r>
+        <w:rPr>
+          <w:lang w:val="ru-RU"/>
+        </w:rPr>
+        <w:t xml:space="preserve"> работы состоит в проведении всестороннего сравнительного анализа двух категорий эзотерических языков программирования – визуального на примере </w:t>
       </w:r>
       <w:r>
         <w:rPr>
@@ -148,8 +181,19 @@
       </w:r>
       <w:r>
         <w:rPr>
+          <w:lang w:val="ru-RU"/>
+        </w:rPr>
+        <w:t xml:space="preserve"> и текстового на примере </w:t>
+      </w:r>
+      <w:r>
+        <w:rPr>
           <w:i/>
           <w:iCs/>
+        </w:rPr>
+        <w:t>Whitespace</w:t>
+      </w:r>
+      <w:r>
+        <w:rPr>
           <w:lang w:val="ru-RU"/>
         </w:rPr>
         <w:t xml:space="preserve"> </w:t>
@@ -158,13 +202,50 @@
         <w:rPr>
           <w:lang w:val="ru-RU"/>
         </w:rPr>
-        <w:t xml:space="preserve">и текстовый, но невидимый </w:t>
-      </w:r>
-      <w:r>
-        <w:rPr>
-          <w:lang w:val="ru-RU"/>
-        </w:rPr>
-        <w:t xml:space="preserve">для глаза </w:t>
+        <w:t>– с последующей оценкой их возможностей и особенностей</w:t>
+      </w:r>
+      <w:r>
+        <w:rPr>
+          <w:lang w:val="ru-RU"/>
+        </w:rPr>
+        <w:t xml:space="preserve"> </w:t>
+      </w:r>
+      <w:r>
+        <w:rPr>
+          <w:lang w:val="ru-RU"/>
+        </w:rPr>
+        <w:t>в теоретическом и в практическом аспектах.</w:t>
+      </w:r>
+    </w:p>
+    <w:p>
+      <w:pPr>
+        <w:pStyle w:val="RegularText"/>
+        <w:ind w:firstLine="708"/>
+        <w:jc w:val="center"/>
+        <w:rPr>
+          <w:lang w:val="ru-RU"/>
+        </w:rPr>
+      </w:pPr>
+      <w:r>
+        <w:rPr>
+          <w:lang w:val="ru-RU"/>
+        </w:rPr>
+        <w:t>…</w:t>
+      </w:r>
+    </w:p>
+    <w:p>
+      <w:pPr>
+        <w:pStyle w:val="RegularText"/>
+        <w:ind w:firstLine="708"/>
+        <w:rPr>
+          <w:lang w:val="ru-RU"/>
+        </w:rPr>
+      </w:pPr>
+      <w:r>
+        <w:rPr>
+          <w:lang w:val="ru-RU"/>
+        </w:rPr>
+        <w:t xml:space="preserve">Язык программирования </w:t>
       </w:r>
       <w:r>
         <w:rPr>
@@ -177,253 +258,49 @@
         <w:rPr>
           <w:lang w:val="ru-RU"/>
         </w:rPr>
-        <w:t xml:space="preserve">, </w:t>
-      </w:r>
-      <w:r>
-        <w:rPr>
-          <w:lang w:val="ru-RU"/>
-        </w:rPr>
-        <w:t>раскр</w:t>
-      </w:r>
-      <w:r>
-        <w:rPr>
-          <w:lang w:val="ru-RU"/>
-        </w:rPr>
-        <w:t xml:space="preserve">ывает базовые зависимости </w:t>
-      </w:r>
-      <w:r>
-        <w:rPr>
-          <w:lang w:val="ru-RU"/>
-        </w:rPr>
-        <w:t>между формой представления программы, сложностью ее обработки и эффективностью исполнения.</w:t>
-      </w:r>
-    </w:p>
-    <w:p>
-      <w:pPr>
-        <w:pStyle w:val="RegularText"/>
-        <w:ind w:firstLine="708"/>
-        <w:rPr>
-          <w:lang w:val="ru-RU"/>
-        </w:rPr>
-      </w:pPr>
-      <w:r>
-        <w:rPr>
-          <w:b/>
-          <w:bCs/>
-          <w:lang w:val="ru-RU"/>
-        </w:rPr>
-        <w:t>П.</w:t>
-      </w:r>
-      <w:r>
-        <w:rPr>
-          <w:lang w:val="ru-RU"/>
-        </w:rPr>
-        <w:t xml:space="preserve"> В существующих исследования преобладает скорее описательный и популяризаторский подход,</w:t>
-      </w:r>
-      <w:r>
-        <w:rPr>
-          <w:lang w:val="ru-RU"/>
-        </w:rPr>
         <w:t xml:space="preserve"> </w:t>
       </w:r>
       <w:r>
         <w:rPr>
           <w:lang w:val="ru-RU"/>
         </w:rPr>
-        <w:t>при этом сравнительный анализ, основанный на количественных метриках и практическ</w:t>
-      </w:r>
-      <w:r>
-        <w:rPr>
-          <w:lang w:val="ru-RU"/>
-        </w:rPr>
-        <w:t>о</w:t>
-      </w:r>
-      <w:r>
-        <w:rPr>
-          <w:lang w:val="ru-RU"/>
-        </w:rPr>
-        <w:t xml:space="preserve">й реализации, практически отсутствует. </w:t>
-      </w:r>
-      <w:r>
-        <w:rPr>
-          <w:lang w:val="ru-RU"/>
-        </w:rPr>
-        <w:t>Стоит также заметить, что недостаточно изучен и вопрос влияния эзотерического представления на когнитивные аспекты разработки программ и их производительность.</w:t>
-      </w:r>
-    </w:p>
-    <w:p>
-      <w:pPr>
-        <w:pStyle w:val="RegularText"/>
-        <w:ind w:firstLine="708"/>
-        <w:rPr>
-          <w:lang w:val="ru-RU"/>
-        </w:rPr>
-      </w:pPr>
-      <w:r>
-        <w:rPr>
-          <w:lang w:val="ru-RU"/>
-        </w:rPr>
-        <w:t>Цель</w:t>
-      </w:r>
-      <w:r>
-        <w:rPr>
-          <w:lang w:val="ru-RU"/>
-        </w:rPr>
-        <w:t xml:space="preserve"> данной</w:t>
-      </w:r>
-      <w:r>
-        <w:rPr>
-          <w:lang w:val="ru-RU"/>
-        </w:rPr>
-        <w:t xml:space="preserve"> работы состоит в проведении всестороннего сравнительного анализа двух категорий эзотерических языков программирования – визуального на примере </w:t>
-      </w:r>
-      <w:r>
-        <w:rPr>
-          <w:i/>
-          <w:iCs/>
-        </w:rPr>
-        <w:t>Piet</w:t>
-      </w:r>
-      <w:r>
-        <w:rPr>
-          <w:lang w:val="ru-RU"/>
-        </w:rPr>
-        <w:t xml:space="preserve"> и текстового на примере </w:t>
-      </w:r>
-      <w:r>
-        <w:rPr>
-          <w:i/>
-          <w:iCs/>
-        </w:rPr>
-        <w:t>Whitespace</w:t>
+        <w:t xml:space="preserve">‒ </w:t>
+      </w:r>
+      <w:r>
+        <w:rPr>
+          <w:lang w:val="ru-RU"/>
+        </w:rPr>
+        <w:t xml:space="preserve">радикальный эксперимент в области синтаксического минимализма. </w:t>
+      </w:r>
+      <w:r>
+        <w:rPr>
+          <w:lang w:val="ru-RU"/>
+        </w:rPr>
+        <w:t>Семантическая</w:t>
+      </w:r>
+      <w:r>
+        <w:rPr>
+          <w:lang w:val="ru-RU"/>
+        </w:rPr>
+        <w:t xml:space="preserve"> нагрузк</w:t>
+      </w:r>
+      <w:r>
+        <w:rPr>
+          <w:lang w:val="ru-RU"/>
+        </w:rPr>
+        <w:t>а</w:t>
+      </w:r>
+      <w:r>
+        <w:rPr>
+          <w:lang w:val="ru-RU"/>
+        </w:rPr>
+        <w:t xml:space="preserve"> программы от графических символов естественных языков.</w:t>
       </w:r>
       <w:r>
         <w:rPr>
           <w:lang w:val="ru-RU"/>
         </w:rPr>
         <w:t xml:space="preserve"> </w:t>
-      </w:r>
-      <w:r>
-        <w:rPr>
-          <w:lang w:val="ru-RU"/>
-        </w:rPr>
-        <w:t>– с последующей оценкой их возможностей и особенностей как в теоретическом, так и в практическом аспектах.</w:t>
-      </w:r>
-    </w:p>
-    <w:p>
-      <w:pPr>
-        <w:pStyle w:val="RegularText"/>
-        <w:ind w:firstLine="708"/>
-        <w:rPr>
-          <w:lang w:val="ru-RU"/>
-        </w:rPr>
-      </w:pPr>
-      <w:r>
-        <w:rPr>
-          <w:lang w:val="ru-RU"/>
-        </w:rPr>
-        <w:lastRenderedPageBreak/>
-        <w:t xml:space="preserve">Язык программирования </w:t>
-      </w:r>
-      <w:r>
-        <w:rPr>
-          <w:i/>
-          <w:iCs/>
-        </w:rPr>
-        <w:t>Whitespace</w:t>
-      </w:r>
-      <w:r>
-        <w:rPr>
-          <w:lang w:val="ru-RU"/>
-        </w:rPr>
-        <w:t xml:space="preserve"> представляет собой </w:t>
-      </w:r>
-      <w:r>
-        <w:rPr>
-          <w:lang w:val="ru-RU"/>
-        </w:rPr>
-        <w:t xml:space="preserve">радикальный эксперимент в области синтаксического минимализма. </w:t>
-      </w:r>
-      <w:r>
-        <w:rPr>
-          <w:lang w:val="ru-RU"/>
-        </w:rPr>
-        <w:t>Он</w:t>
-      </w:r>
-      <w:r>
-        <w:rPr>
-          <w:lang w:val="ru-RU"/>
-        </w:rPr>
-        <w:t xml:space="preserve"> строится на отделении семантической нагрузки программы от графических символов естественных языков. В отличие от традиционных языков, где программа является </w:t>
-      </w:r>
-      <w:r>
-        <w:rPr>
-          <w:lang w:val="ru-RU"/>
-        </w:rPr>
-        <w:t>набором</w:t>
-      </w:r>
-      <w:r>
-        <w:rPr>
-          <w:lang w:val="ru-RU"/>
-        </w:rPr>
-        <w:t xml:space="preserve"> читаемого текста, в </w:t>
-      </w:r>
-      <w:r>
-        <w:rPr>
-          <w:i/>
-          <w:iCs/>
-        </w:rPr>
-        <w:t>Whitespace</w:t>
-      </w:r>
-      <w:r>
-        <w:rPr>
-          <w:i/>
-          <w:iCs/>
-          <w:lang w:val="ru-RU"/>
-        </w:rPr>
-        <w:t xml:space="preserve"> </w:t>
-      </w:r>
-      <w:r>
-        <w:rPr>
-          <w:lang w:val="ru-RU"/>
-        </w:rPr>
-        <w:t xml:space="preserve">она </w:t>
-      </w:r>
-      <w:r>
-        <w:rPr>
-          <w:lang w:val="ru-RU"/>
-        </w:rPr>
-        <w:t>представляет собой</w:t>
-      </w:r>
-      <w:r>
-        <w:rPr>
-          <w:lang w:val="ru-RU"/>
-        </w:rPr>
-        <w:t xml:space="preserve"> систем</w:t>
-      </w:r>
-      <w:r>
-        <w:rPr>
-          <w:lang w:val="ru-RU"/>
-        </w:rPr>
-        <w:t>у</w:t>
-      </w:r>
-      <w:r>
-        <w:rPr>
-          <w:lang w:val="ru-RU"/>
-        </w:rPr>
-        <w:t xml:space="preserve"> невидимых инструкций</w:t>
-      </w:r>
-      <w:r>
-        <w:rPr>
-          <w:lang w:val="ru-RU"/>
-        </w:rPr>
-        <w:t>.</w:t>
-      </w:r>
-      <w:r>
-        <w:rPr>
-          <w:lang w:val="ru-RU"/>
-        </w:rPr>
-        <w:t xml:space="preserve"> С теоретической точки зрения </w:t>
       </w:r>
       <w:r>
         <w:rPr>
@@ -547,24 +424,18 @@
         <w:rPr>
           <w:lang w:val="ru-RU"/>
         </w:rPr>
+        <w:t>)</w:t>
+      </w:r>
+      <w:r>
+        <w:rPr>
+          <w:lang w:val="ru-RU"/>
+        </w:rPr>
         <w:t xml:space="preserve">, </w:t>
       </w:r>
       <w:r>
         <w:rPr>
           <w:lang w:val="ru-RU"/>
         </w:rPr>
-        <w:t>« »)</w:t>
-      </w:r>
-      <w:r>
-        <w:rPr>
-          <w:lang w:val="ru-RU"/>
-        </w:rPr>
-        <w:t xml:space="preserve">, </w:t>
-      </w:r>
-      <w:r>
-        <w:rPr>
-          <w:lang w:val="ru-RU"/>
-        </w:rPr>
         <w:t>табуляция (</w:t>
       </w:r>
       <w:r>
@@ -574,28 +445,7 @@
         <w:rPr>
           <w:lang w:val="ru-RU"/>
         </w:rPr>
-        <w:t xml:space="preserve">, </w:t>
-      </w:r>
-      <w:r>
-        <w:rPr>
-          <w:lang w:val="ru-RU"/>
-        </w:rPr>
-        <w:t>«</w:t>
-      </w:r>
-      <w:r>
-        <w:rPr>
-          <w:lang w:val="ru-RU"/>
-        </w:rPr>
-        <w:t>\</w:t>
-      </w:r>
-      <w:r>
-        <w:t>t</w:t>
-      </w:r>
-      <w:r>
-        <w:rPr>
-          <w:lang w:val="ru-RU"/>
-        </w:rPr>
-        <w:t>»)</w:t>
+        <w:t>)</w:t>
       </w:r>
       <w:r>
         <w:rPr>
@@ -610,28 +460,7 @@
         <w:rPr>
           <w:lang w:val="ru-RU"/>
         </w:rPr>
-        <w:t xml:space="preserve">, </w:t>
-      </w:r>
-      <w:r>
-        <w:rPr>
-          <w:lang w:val="ru-RU"/>
-        </w:rPr>
-        <w:t>«</w:t>
-      </w:r>
-      <w:r>
-        <w:rPr>
-          <w:lang w:val="ru-RU"/>
-        </w:rPr>
-        <w:t>\</w:t>
-      </w:r>
-      <w:r>
-        <w:t>n</w:t>
-      </w:r>
-      <w:r>
-        <w:rPr>
-          <w:lang w:val="ru-RU"/>
-        </w:rPr>
-        <w:t>»)</w:t>
+        <w:t>)</w:t>
       </w:r>
       <w:r>
         <w:rPr>
@@ -643,7 +472,7 @@
         <w:rPr>
           <w:lang w:val="ru-RU"/>
         </w:rPr>
-        <w:t>Синтаксис определяется простой контекстно-свободной</w:t>
+        <w:t>Синтаксис определяется контекстно-свободной</w:t>
       </w:r>
       <w:r>
         <w:rPr>
@@ -679,19 +508,19 @@
         <w:rPr>
           <w:lang w:val="ru-RU"/>
         </w:rPr>
-        <w:t xml:space="preserve">, </w:t>
-      </w:r>
-      <w:r>
-        <w:rPr>
-          <w:lang w:val="ru-RU"/>
-        </w:rPr>
-        <w:t>за которым следует специфичная для команды последовательность.</w:t>
-      </w:r>
-      <w:r>
-        <w:rPr>
-          <w:lang w:val="ru-RU"/>
-        </w:rPr>
-        <w:t xml:space="preserve"> Практическая реализация интерпретатора предполагает поэтапное чтение входного потока</w:t>
+        <w:t xml:space="preserve"> со специфичной</w:t>
+      </w:r>
+      <w:r>
+        <w:rPr>
+          <w:lang w:val="ru-RU"/>
+        </w:rPr>
+        <w:t xml:space="preserve"> последовательность</w:t>
+      </w:r>
+      <w:r>
+        <w:rPr>
+          <w:lang w:val="ru-RU"/>
+        </w:rPr>
+        <w:t>ю</w:t>
       </w:r>
       <w:r>
         <w:rPr>
@@ -709,6 +538,67 @@
         <w:rPr>
           <w:lang w:val="ru-RU"/>
         </w:rPr>
+        <w:t>И</w:t>
+      </w:r>
+      <w:r>
+        <w:rPr>
+          <w:lang w:val="ru-RU"/>
+        </w:rPr>
+        <w:t>нтерпретатор</w:t>
+      </w:r>
+      <w:r>
+        <w:rPr>
+          <w:lang w:val="ru-RU"/>
+        </w:rPr>
+        <w:t xml:space="preserve"> построен на </w:t>
+      </w:r>
+      <w:r>
+        <w:rPr>
+          <w:lang w:val="ru-RU"/>
+        </w:rPr>
+        <w:lastRenderedPageBreak/>
+        <w:t>поэтапно</w:t>
+      </w:r>
+      <w:r>
+        <w:rPr>
+          <w:lang w:val="ru-RU"/>
+        </w:rPr>
+        <w:t>м</w:t>
+      </w:r>
+      <w:r>
+        <w:rPr>
+          <w:lang w:val="ru-RU"/>
+        </w:rPr>
+        <w:t xml:space="preserve"> чтени</w:t>
+      </w:r>
+      <w:r>
+        <w:rPr>
+          <w:lang w:val="ru-RU"/>
+        </w:rPr>
+        <w:t>и</w:t>
+      </w:r>
+      <w:r>
+        <w:rPr>
+          <w:lang w:val="ru-RU"/>
+        </w:rPr>
+        <w:t xml:space="preserve"> входного потока</w:t>
+      </w:r>
+      <w:r>
+        <w:rPr>
+          <w:lang w:val="ru-RU"/>
+        </w:rPr>
+        <w:t>.</w:t>
+      </w:r>
+      <w:r>
+        <w:rPr>
+          <w:lang w:val="ru-RU"/>
+        </w:rPr>
+        <w:t xml:space="preserve"> </w:t>
+      </w:r>
+      <w:r>
+        <w:rPr>
+          <w:lang w:val="ru-RU"/>
+        </w:rPr>
         <w:t>М</w:t>
       </w:r>
       <w:r>
@@ -744,34 +634,17 @@
     </w:p>
     <w:p>
       <w:pPr>
-        <w:rPr>
-          <w:rFonts w:ascii="Courier New" w:hAnsi="Courier New" w:cs="Courier New"/>
-          <w:sz w:val="20"/>
-          <w:szCs w:val="20"/>
-        </w:rPr>
-      </w:pPr>
-      <w:r>
-        <w:rPr>
-          <w:sz w:val="20"/>
-          <w:szCs w:val="20"/>
-        </w:rPr>
-        <w:br w:type="page"/>
-      </w:r>
-    </w:p>
-    <w:p>
-      <w:pPr>
         <w:pStyle w:val="ae"/>
         <w:rPr>
-          <w:sz w:val="22"/>
-          <w:szCs w:val="22"/>
-        </w:rPr>
-      </w:pPr>
-      <w:r>
-        <w:rPr>
-          <w:sz w:val="22"/>
-          <w:szCs w:val="22"/>
-        </w:rPr>
-        <w:lastRenderedPageBreak/>
+          <w:sz w:val="20"/>
+          <w:szCs w:val="20"/>
+        </w:rPr>
+      </w:pPr>
+      <w:r>
+        <w:rPr>
+          <w:sz w:val="20"/>
+          <w:szCs w:val="20"/>
+        </w:rPr>
         <w:t>typedef struct {</w:t>
       </w:r>
     </w:p>
@@ -779,78 +652,142 @@
       <w:pPr>
         <w:pStyle w:val="ae"/>
         <w:rPr>
-          <w:sz w:val="22"/>
-          <w:szCs w:val="22"/>
-        </w:rPr>
-      </w:pPr>
-      <w:r>
-        <w:rPr>
-          <w:sz w:val="22"/>
-          <w:szCs w:val="22"/>
-        </w:rPr>
-        <w:t xml:space="preserve">    uint8_t len;</w:t>
+          <w:sz w:val="20"/>
+          <w:szCs w:val="20"/>
+        </w:rPr>
+      </w:pPr>
+      <w:r>
+        <w:rPr>
+          <w:sz w:val="20"/>
+          <w:szCs w:val="20"/>
+        </w:rPr>
+        <w:t xml:space="preserve">    uint8_t </w:t>
+      </w:r>
+      <w:proofErr w:type="spellStart"/>
+      <w:r>
+        <w:rPr>
+          <w:sz w:val="20"/>
+          <w:szCs w:val="20"/>
+        </w:rPr>
+        <w:t>len</w:t>
+      </w:r>
+      <w:proofErr w:type="spellEnd"/>
+      <w:r>
+        <w:rPr>
+          <w:sz w:val="20"/>
+          <w:szCs w:val="20"/>
+        </w:rPr>
+        <w:t>;</w:t>
       </w:r>
     </w:p>
     <w:p>
       <w:pPr>
         <w:pStyle w:val="ae"/>
         <w:rPr>
-          <w:sz w:val="22"/>
-          <w:szCs w:val="22"/>
-        </w:rPr>
-      </w:pPr>
-      <w:r>
-        <w:rPr>
-          <w:sz w:val="22"/>
-          <w:szCs w:val="22"/>
-        </w:rPr>
-        <w:t xml:space="preserve">    char sig[4];</w:t>
+          <w:sz w:val="20"/>
+          <w:szCs w:val="20"/>
+        </w:rPr>
+      </w:pPr>
+      <w:r>
+        <w:rPr>
+          <w:sz w:val="20"/>
+          <w:szCs w:val="20"/>
+        </w:rPr>
+        <w:t xml:space="preserve">    char </w:t>
+      </w:r>
+      <w:proofErr w:type="gramStart"/>
+      <w:r>
+        <w:rPr>
+          <w:sz w:val="20"/>
+          <w:szCs w:val="20"/>
+        </w:rPr>
+        <w:t>sig[</w:t>
+      </w:r>
+      <w:proofErr w:type="gramEnd"/>
+      <w:r>
+        <w:rPr>
+          <w:sz w:val="20"/>
+          <w:szCs w:val="20"/>
+        </w:rPr>
+        <w:t>4];</w:t>
       </w:r>
     </w:p>
     <w:p>
       <w:pPr>
         <w:pStyle w:val="ae"/>
         <w:rPr>
-          <w:sz w:val="22"/>
-          <w:szCs w:val="22"/>
-        </w:rPr>
-      </w:pPr>
-      <w:r>
-        <w:rPr>
-          <w:sz w:val="22"/>
-          <w:szCs w:val="22"/>
-        </w:rPr>
-        <w:t xml:space="preserve">    void (*handler)(Interpreter*);</w:t>
+          <w:sz w:val="20"/>
+          <w:szCs w:val="20"/>
+        </w:rPr>
+      </w:pPr>
+      <w:r>
+        <w:rPr>
+          <w:sz w:val="20"/>
+          <w:szCs w:val="20"/>
+        </w:rPr>
+        <w:t xml:space="preserve">    void (*</w:t>
+      </w:r>
+      <w:proofErr w:type="gramStart"/>
+      <w:r>
+        <w:rPr>
+          <w:sz w:val="20"/>
+          <w:szCs w:val="20"/>
+        </w:rPr>
+        <w:t>handler)(</w:t>
+      </w:r>
+      <w:proofErr w:type="gramEnd"/>
+      <w:r>
+        <w:rPr>
+          <w:sz w:val="20"/>
+          <w:szCs w:val="20"/>
+        </w:rPr>
+        <w:t>Interpreter*);</w:t>
       </w:r>
     </w:p>
     <w:p>
       <w:pPr>
         <w:pStyle w:val="ae"/>
         <w:rPr>
-          <w:sz w:val="22"/>
-          <w:szCs w:val="22"/>
-        </w:rPr>
-      </w:pPr>
-      <w:r>
-        <w:rPr>
-          <w:sz w:val="22"/>
-          <w:szCs w:val="22"/>
-        </w:rPr>
-        <w:t xml:space="preserve">    bool has_param;</w:t>
+          <w:sz w:val="20"/>
+          <w:szCs w:val="20"/>
+        </w:rPr>
+      </w:pPr>
+      <w:r>
+        <w:rPr>
+          <w:sz w:val="20"/>
+          <w:szCs w:val="20"/>
+        </w:rPr>
+        <w:t xml:space="preserve">    bool </w:t>
+      </w:r>
+      <w:proofErr w:type="spellStart"/>
+      <w:r>
+        <w:rPr>
+          <w:sz w:val="20"/>
+          <w:szCs w:val="20"/>
+        </w:rPr>
+        <w:t>has_param</w:t>
+      </w:r>
+      <w:proofErr w:type="spellEnd"/>
+      <w:r>
+        <w:rPr>
+          <w:sz w:val="20"/>
+          <w:szCs w:val="20"/>
+        </w:rPr>
+        <w:t>;</w:t>
       </w:r>
     </w:p>
     <w:p>
       <w:pPr>
         <w:pStyle w:val="ae"/>
         <w:rPr>
-          <w:sz w:val="22"/>
-          <w:szCs w:val="22"/>
-        </w:rPr>
-      </w:pPr>
-      <w:r>
-        <w:rPr>
-          <w:sz w:val="22"/>
-          <w:szCs w:val="22"/>
+          <w:sz w:val="20"/>
+          <w:szCs w:val="20"/>
+        </w:rPr>
+      </w:pPr>
+      <w:r>
+        <w:rPr>
+          <w:sz w:val="20"/>
+          <w:szCs w:val="20"/>
         </w:rPr>
         <w:t>} Instruction;</w:t>
       </w:r>
@@ -859,8 +796,8 @@
       <w:pPr>
         <w:pStyle w:val="ae"/>
         <w:rPr>
-          <w:sz w:val="22"/>
-          <w:szCs w:val="22"/>
+          <w:sz w:val="20"/>
+          <w:szCs w:val="20"/>
         </w:rPr>
       </w:pPr>
     </w:p>
@@ -868,46 +805,94 @@
       <w:pPr>
         <w:pStyle w:val="ae"/>
         <w:rPr>
-          <w:sz w:val="22"/>
-          <w:szCs w:val="22"/>
-        </w:rPr>
-      </w:pPr>
-      <w:r>
-        <w:rPr>
-          <w:sz w:val="22"/>
-          <w:szCs w:val="22"/>
-        </w:rPr>
-        <w:t>static const Instruction instruction_table[] = {</w:t>
+          <w:sz w:val="20"/>
+          <w:szCs w:val="20"/>
+        </w:rPr>
+      </w:pPr>
+      <w:r>
+        <w:rPr>
+          <w:sz w:val="20"/>
+          <w:szCs w:val="20"/>
+        </w:rPr>
+        <w:t xml:space="preserve">static const Instruction </w:t>
+      </w:r>
+      <w:proofErr w:type="spellStart"/>
+      <w:r>
+        <w:rPr>
+          <w:sz w:val="20"/>
+          <w:szCs w:val="20"/>
+        </w:rPr>
+        <w:t>instruction_</w:t>
+      </w:r>
+      <w:proofErr w:type="gramStart"/>
+      <w:r>
+        <w:rPr>
+          <w:sz w:val="20"/>
+          <w:szCs w:val="20"/>
+        </w:rPr>
+        <w:t>table</w:t>
+      </w:r>
+      <w:proofErr w:type="spellEnd"/>
+      <w:r>
+        <w:rPr>
+          <w:sz w:val="20"/>
+          <w:szCs w:val="20"/>
+        </w:rPr>
+        <w:t>[</w:t>
+      </w:r>
+      <w:proofErr w:type="gramEnd"/>
+      <w:r>
+        <w:rPr>
+          <w:sz w:val="20"/>
+          <w:szCs w:val="20"/>
+        </w:rPr>
+        <w:t>] = {</w:t>
       </w:r>
     </w:p>
     <w:p>
       <w:pPr>
         <w:pStyle w:val="ae"/>
         <w:rPr>
-          <w:sz w:val="22"/>
-          <w:szCs w:val="22"/>
-        </w:rPr>
-      </w:pPr>
-      <w:r>
-        <w:rPr>
-          <w:sz w:val="22"/>
-          <w:szCs w:val="22"/>
-        </w:rPr>
-        <w:t xml:space="preserve">    {2, {SPACE, SPACE}, instr_push, true},</w:t>
+          <w:sz w:val="20"/>
+          <w:szCs w:val="20"/>
+        </w:rPr>
+      </w:pPr>
+      <w:r>
+        <w:rPr>
+          <w:sz w:val="20"/>
+          <w:szCs w:val="20"/>
+        </w:rPr>
+        <w:t xml:space="preserve">    {2, {SPACE, SPACE}, </w:t>
+      </w:r>
+      <w:proofErr w:type="spellStart"/>
+      <w:r>
+        <w:rPr>
+          <w:sz w:val="20"/>
+          <w:szCs w:val="20"/>
+        </w:rPr>
+        <w:t>instr_push</w:t>
+      </w:r>
+      <w:proofErr w:type="spellEnd"/>
+      <w:r>
+        <w:rPr>
+          <w:sz w:val="20"/>
+          <w:szCs w:val="20"/>
+        </w:rPr>
+        <w:t>, true},</w:t>
       </w:r>
     </w:p>
     <w:p>
       <w:pPr>
         <w:pStyle w:val="ae"/>
         <w:rPr>
-          <w:sz w:val="22"/>
-          <w:szCs w:val="22"/>
-        </w:rPr>
-      </w:pPr>
-      <w:r>
-        <w:rPr>
-          <w:sz w:val="22"/>
-          <w:szCs w:val="22"/>
+          <w:sz w:val="20"/>
+          <w:szCs w:val="20"/>
+        </w:rPr>
+      </w:pPr>
+      <w:r>
+        <w:rPr>
+          <w:sz w:val="20"/>
+          <w:szCs w:val="20"/>
         </w:rPr>
         <w:t xml:space="preserve">    ...</w:t>
       </w:r>
@@ -916,30 +901,46 @@
       <w:pPr>
         <w:pStyle w:val="ae"/>
         <w:rPr>
-          <w:sz w:val="22"/>
-          <w:szCs w:val="22"/>
-        </w:rPr>
-      </w:pPr>
-      <w:r>
-        <w:rPr>
-          <w:sz w:val="22"/>
-          <w:szCs w:val="22"/>
-        </w:rPr>
-        <w:t xml:space="preserve">    {3, {LINEFEED, LINEFEED, LINEFEED}, instr_end, false}</w:t>
+          <w:sz w:val="20"/>
+          <w:szCs w:val="20"/>
+        </w:rPr>
+      </w:pPr>
+      <w:r>
+        <w:rPr>
+          <w:sz w:val="20"/>
+          <w:szCs w:val="20"/>
+        </w:rPr>
+        <w:t xml:space="preserve">    {3, {LINEFEED, LINEFEED, LINEFEED}, </w:t>
+      </w:r>
+      <w:proofErr w:type="spellStart"/>
+      <w:r>
+        <w:rPr>
+          <w:sz w:val="20"/>
+          <w:szCs w:val="20"/>
+        </w:rPr>
+        <w:t>instr_end</w:t>
+      </w:r>
+      <w:proofErr w:type="spellEnd"/>
+      <w:r>
+        <w:rPr>
+          <w:sz w:val="20"/>
+          <w:szCs w:val="20"/>
+        </w:rPr>
+        <w:t>, false}</w:t>
       </w:r>
     </w:p>
     <w:p>
       <w:pPr>
         <w:pStyle w:val="ae"/>
         <w:rPr>
-          <w:sz w:val="22"/>
-          <w:szCs w:val="22"/>
-        </w:rPr>
-      </w:pPr>
-      <w:r>
-        <w:rPr>
-          <w:sz w:val="22"/>
-          <w:szCs w:val="22"/>
+          <w:sz w:val="20"/>
+          <w:szCs w:val="20"/>
+        </w:rPr>
+      </w:pPr>
+      <w:r>
+        <w:rPr>
+          <w:sz w:val="20"/>
+          <w:szCs w:val="20"/>
         </w:rPr>
         <w:t>};</w:t>
       </w:r>
@@ -948,8 +949,8 @@
       <w:pPr>
         <w:pStyle w:val="ae"/>
         <w:rPr>
-          <w:sz w:val="22"/>
-          <w:szCs w:val="22"/>
+          <w:sz w:val="20"/>
+          <w:szCs w:val="20"/>
         </w:rPr>
       </w:pPr>
     </w:p>
@@ -957,62 +958,126 @@
       <w:pPr>
         <w:pStyle w:val="ae"/>
         <w:rPr>
-          <w:sz w:val="22"/>
-          <w:szCs w:val="22"/>
-        </w:rPr>
-      </w:pPr>
-      <w:r>
-        <w:rPr>
-          <w:sz w:val="22"/>
-          <w:szCs w:val="22"/>
-        </w:rPr>
-        <w:t>bool exec_instruction(Interpreter *it) {</w:t>
+          <w:sz w:val="20"/>
+          <w:szCs w:val="20"/>
+        </w:rPr>
+      </w:pPr>
+      <w:r>
+        <w:rPr>
+          <w:sz w:val="20"/>
+          <w:szCs w:val="20"/>
+        </w:rPr>
+        <w:t xml:space="preserve">bool </w:t>
+      </w:r>
+      <w:proofErr w:type="spellStart"/>
+      <w:r>
+        <w:rPr>
+          <w:sz w:val="20"/>
+          <w:szCs w:val="20"/>
+        </w:rPr>
+        <w:t>exec_</w:t>
+      </w:r>
+      <w:proofErr w:type="gramStart"/>
+      <w:r>
+        <w:rPr>
+          <w:sz w:val="20"/>
+          <w:szCs w:val="20"/>
+        </w:rPr>
+        <w:t>instruction</w:t>
+      </w:r>
+      <w:proofErr w:type="spellEnd"/>
+      <w:r>
+        <w:rPr>
+          <w:sz w:val="20"/>
+          <w:szCs w:val="20"/>
+        </w:rPr>
+        <w:t>(</w:t>
+      </w:r>
+      <w:proofErr w:type="gramEnd"/>
+      <w:r>
+        <w:rPr>
+          <w:sz w:val="20"/>
+          <w:szCs w:val="20"/>
+        </w:rPr>
+        <w:t>Interpreter *it) {</w:t>
       </w:r>
     </w:p>
     <w:p>
       <w:pPr>
         <w:pStyle w:val="ae"/>
         <w:rPr>
-          <w:sz w:val="22"/>
-          <w:szCs w:val="22"/>
-        </w:rPr>
-      </w:pPr>
-      <w:r>
-        <w:rPr>
-          <w:sz w:val="22"/>
-          <w:szCs w:val="22"/>
-        </w:rPr>
-        <w:t xml:space="preserve">    ParserState *p = &amp;it-&gt;parser;</w:t>
+          <w:sz w:val="20"/>
+          <w:szCs w:val="20"/>
+        </w:rPr>
+      </w:pPr>
+      <w:r>
+        <w:rPr>
+          <w:sz w:val="20"/>
+          <w:szCs w:val="20"/>
+        </w:rPr>
+        <w:t xml:space="preserve">    </w:t>
+      </w:r>
+      <w:proofErr w:type="spellStart"/>
+      <w:r>
+        <w:rPr>
+          <w:sz w:val="20"/>
+          <w:szCs w:val="20"/>
+        </w:rPr>
+        <w:t>ParserState</w:t>
+      </w:r>
+      <w:proofErr w:type="spellEnd"/>
+      <w:r>
+        <w:rPr>
+          <w:sz w:val="20"/>
+          <w:szCs w:val="20"/>
+        </w:rPr>
+        <w:t xml:space="preserve"> *p = &amp;it-&gt;parser;</w:t>
       </w:r>
     </w:p>
     <w:p>
       <w:pPr>
         <w:pStyle w:val="ae"/>
         <w:rPr>
-          <w:sz w:val="22"/>
-          <w:szCs w:val="22"/>
-        </w:rPr>
-      </w:pPr>
-      <w:r>
-        <w:rPr>
-          <w:sz w:val="22"/>
-          <w:szCs w:val="22"/>
-        </w:rPr>
-        <w:t xml:space="preserve">    char first = parse_next_char(p);</w:t>
+          <w:sz w:val="20"/>
+          <w:szCs w:val="20"/>
+        </w:rPr>
+      </w:pPr>
+      <w:r>
+        <w:rPr>
+          <w:sz w:val="20"/>
+          <w:szCs w:val="20"/>
+        </w:rPr>
+        <w:t xml:space="preserve">    char first = </w:t>
+      </w:r>
+      <w:proofErr w:type="spellStart"/>
+      <w:r>
+        <w:rPr>
+          <w:sz w:val="20"/>
+          <w:szCs w:val="20"/>
+        </w:rPr>
+        <w:t>parse_next_char</w:t>
+      </w:r>
+      <w:proofErr w:type="spellEnd"/>
+      <w:r>
+        <w:rPr>
+          <w:sz w:val="20"/>
+          <w:szCs w:val="20"/>
+        </w:rPr>
+        <w:t>(p);</w:t>
       </w:r>
     </w:p>
     <w:p>
       <w:pPr>
         <w:pStyle w:val="ae"/>
         <w:rPr>
-          <w:sz w:val="22"/>
-          <w:szCs w:val="22"/>
-        </w:rPr>
-      </w:pPr>
-      <w:r>
-        <w:rPr>
-          <w:sz w:val="22"/>
-          <w:szCs w:val="22"/>
+          <w:sz w:val="20"/>
+          <w:szCs w:val="20"/>
+        </w:rPr>
+      </w:pPr>
+      <w:r>
+        <w:rPr>
+          <w:sz w:val="20"/>
+          <w:szCs w:val="20"/>
         </w:rPr>
         <w:t xml:space="preserve">    if (first == EOF) return false;</w:t>
       </w:r>
@@ -1021,62 +1086,190 @@
       <w:pPr>
         <w:pStyle w:val="ae"/>
         <w:rPr>
-          <w:sz w:val="22"/>
-          <w:szCs w:val="22"/>
-        </w:rPr>
-      </w:pPr>
-      <w:r>
-        <w:rPr>
-          <w:sz w:val="22"/>
-          <w:szCs w:val="22"/>
-        </w:rPr>
-        <w:t xml:space="preserve">    for (size_t i = 0; i &lt; INSTR_COUNT; i++) {</w:t>
+          <w:sz w:val="20"/>
+          <w:szCs w:val="20"/>
+        </w:rPr>
+      </w:pPr>
+      <w:r>
+        <w:rPr>
+          <w:sz w:val="20"/>
+          <w:szCs w:val="20"/>
+        </w:rPr>
+        <w:t xml:space="preserve">    for (</w:t>
+      </w:r>
+      <w:proofErr w:type="spellStart"/>
+      <w:r>
+        <w:rPr>
+          <w:sz w:val="20"/>
+          <w:szCs w:val="20"/>
+        </w:rPr>
+        <w:t>size_t</w:t>
+      </w:r>
+      <w:proofErr w:type="spellEnd"/>
+      <w:r>
+        <w:rPr>
+          <w:sz w:val="20"/>
+          <w:szCs w:val="20"/>
+        </w:rPr>
+        <w:t xml:space="preserve"> </w:t>
+      </w:r>
+      <w:proofErr w:type="spellStart"/>
+      <w:r>
+        <w:rPr>
+          <w:sz w:val="20"/>
+          <w:szCs w:val="20"/>
+        </w:rPr>
+        <w:t>i</w:t>
+      </w:r>
+      <w:proofErr w:type="spellEnd"/>
+      <w:r>
+        <w:rPr>
+          <w:sz w:val="20"/>
+          <w:szCs w:val="20"/>
+        </w:rPr>
+        <w:t xml:space="preserve"> = 0; </w:t>
+      </w:r>
+      <w:proofErr w:type="spellStart"/>
+      <w:r>
+        <w:rPr>
+          <w:sz w:val="20"/>
+          <w:szCs w:val="20"/>
+        </w:rPr>
+        <w:t>i</w:t>
+      </w:r>
+      <w:proofErr w:type="spellEnd"/>
+      <w:r>
+        <w:rPr>
+          <w:sz w:val="20"/>
+          <w:szCs w:val="20"/>
+        </w:rPr>
+        <w:t xml:space="preserve"> &lt; INSTR_COUNT; </w:t>
+      </w:r>
+      <w:proofErr w:type="spellStart"/>
+      <w:r>
+        <w:rPr>
+          <w:sz w:val="20"/>
+          <w:szCs w:val="20"/>
+        </w:rPr>
+        <w:t>i</w:t>
+      </w:r>
+      <w:proofErr w:type="spellEnd"/>
+      <w:r>
+        <w:rPr>
+          <w:sz w:val="20"/>
+          <w:szCs w:val="20"/>
+        </w:rPr>
+        <w:t>++) {</w:t>
       </w:r>
     </w:p>
     <w:p>
       <w:pPr>
         <w:pStyle w:val="ae"/>
         <w:rPr>
-          <w:sz w:val="22"/>
-          <w:szCs w:val="22"/>
-        </w:rPr>
-      </w:pPr>
-      <w:r>
-        <w:rPr>
-          <w:sz w:val="22"/>
-          <w:szCs w:val="22"/>
-        </w:rPr>
-        <w:t xml:space="preserve">        const Instruction *ins = &amp;instruction_table[i];</w:t>
+          <w:sz w:val="20"/>
+          <w:szCs w:val="20"/>
+        </w:rPr>
+      </w:pPr>
+      <w:r>
+        <w:rPr>
+          <w:sz w:val="20"/>
+          <w:szCs w:val="20"/>
+        </w:rPr>
+        <w:t xml:space="preserve">        const Instruction *ins = &amp;</w:t>
+      </w:r>
+      <w:proofErr w:type="spellStart"/>
+      <w:r>
+        <w:rPr>
+          <w:sz w:val="20"/>
+          <w:szCs w:val="20"/>
+        </w:rPr>
+        <w:t>instruction_table</w:t>
+      </w:r>
+      <w:proofErr w:type="spellEnd"/>
+      <w:r>
+        <w:rPr>
+          <w:sz w:val="20"/>
+          <w:szCs w:val="20"/>
+        </w:rPr>
+        <w:t>[</w:t>
+      </w:r>
+      <w:proofErr w:type="spellStart"/>
+      <w:r>
+        <w:rPr>
+          <w:sz w:val="20"/>
+          <w:szCs w:val="20"/>
+        </w:rPr>
+        <w:t>i</w:t>
+      </w:r>
+      <w:proofErr w:type="spellEnd"/>
+      <w:r>
+        <w:rPr>
+          <w:sz w:val="20"/>
+          <w:szCs w:val="20"/>
+        </w:rPr>
+        <w:t>];</w:t>
       </w:r>
     </w:p>
     <w:p>
       <w:pPr>
         <w:pStyle w:val="ae"/>
         <w:rPr>
-          <w:sz w:val="22"/>
-          <w:szCs w:val="22"/>
-        </w:rPr>
-      </w:pPr>
-      <w:r>
-        <w:rPr>
-          <w:sz w:val="22"/>
-          <w:szCs w:val="22"/>
-        </w:rPr>
-        <w:t xml:space="preserve">        if (ins-&gt;sig[0] != first) continue;</w:t>
+          <w:sz w:val="20"/>
+          <w:szCs w:val="20"/>
+        </w:rPr>
+      </w:pPr>
+      <w:r>
+        <w:rPr>
+          <w:sz w:val="20"/>
+          <w:szCs w:val="20"/>
+        </w:rPr>
+        <w:t xml:space="preserve">        if (ins-&gt;</w:t>
+      </w:r>
+      <w:proofErr w:type="gramStart"/>
+      <w:r>
+        <w:rPr>
+          <w:sz w:val="20"/>
+          <w:szCs w:val="20"/>
+        </w:rPr>
+        <w:t>sig[</w:t>
+      </w:r>
+      <w:proofErr w:type="gramEnd"/>
+      <w:r>
+        <w:rPr>
+          <w:sz w:val="20"/>
+          <w:szCs w:val="20"/>
+        </w:rPr>
+        <w:t>0</w:t>
+      </w:r>
+      <w:proofErr w:type="gramStart"/>
+      <w:r>
+        <w:rPr>
+          <w:sz w:val="20"/>
+          <w:szCs w:val="20"/>
+        </w:rPr>
+        <w:t>] !</w:t>
+      </w:r>
+      <w:proofErr w:type="gramEnd"/>
+      <w:r>
+        <w:rPr>
+          <w:sz w:val="20"/>
+          <w:szCs w:val="20"/>
+        </w:rPr>
+        <w:t>= first) continue;</w:t>
       </w:r>
     </w:p>
     <w:p>
       <w:pPr>
         <w:pStyle w:val="ae"/>
         <w:rPr>
-          <w:sz w:val="22"/>
-          <w:szCs w:val="22"/>
-        </w:rPr>
-      </w:pPr>
-      <w:r>
-        <w:rPr>
-          <w:sz w:val="22"/>
-          <w:szCs w:val="22"/>
+          <w:sz w:val="20"/>
+          <w:szCs w:val="20"/>
+        </w:rPr>
+      </w:pPr>
+      <w:r>
+        <w:rPr>
+          <w:sz w:val="20"/>
+          <w:szCs w:val="20"/>
         </w:rPr>
         <w:t xml:space="preserve">        bool match = true;</w:t>
       </w:r>
@@ -1085,46 +1278,110 @@
       <w:pPr>
         <w:pStyle w:val="ae"/>
         <w:rPr>
-          <w:sz w:val="22"/>
-          <w:szCs w:val="22"/>
-        </w:rPr>
-      </w:pPr>
-      <w:r>
-        <w:rPr>
-          <w:sz w:val="22"/>
-          <w:szCs w:val="22"/>
-        </w:rPr>
-        <w:t xml:space="preserve">        for (int j = 1; j &lt; ins-&gt;len; j++) {</w:t>
+          <w:sz w:val="20"/>
+          <w:szCs w:val="20"/>
+        </w:rPr>
+      </w:pPr>
+      <w:r>
+        <w:rPr>
+          <w:sz w:val="20"/>
+          <w:szCs w:val="20"/>
+        </w:rPr>
+        <w:t xml:space="preserve">        for (int j = 1; j &lt; ins-&gt;</w:t>
+      </w:r>
+      <w:proofErr w:type="spellStart"/>
+      <w:r>
+        <w:rPr>
+          <w:sz w:val="20"/>
+          <w:szCs w:val="20"/>
+        </w:rPr>
+        <w:t>len</w:t>
+      </w:r>
+      <w:proofErr w:type="spellEnd"/>
+      <w:r>
+        <w:rPr>
+          <w:sz w:val="20"/>
+          <w:szCs w:val="20"/>
+        </w:rPr>
+        <w:t xml:space="preserve">; </w:t>
+      </w:r>
+      <w:proofErr w:type="spellStart"/>
+      <w:r>
+        <w:rPr>
+          <w:sz w:val="20"/>
+          <w:szCs w:val="20"/>
+        </w:rPr>
+        <w:t>j++</w:t>
+      </w:r>
+      <w:proofErr w:type="spellEnd"/>
+      <w:r>
+        <w:rPr>
+          <w:sz w:val="20"/>
+          <w:szCs w:val="20"/>
+        </w:rPr>
+        <w:t>) {</w:t>
       </w:r>
     </w:p>
     <w:p>
       <w:pPr>
         <w:pStyle w:val="ae"/>
         <w:rPr>
-          <w:sz w:val="22"/>
-          <w:szCs w:val="22"/>
-        </w:rPr>
-      </w:pPr>
-      <w:r>
-        <w:rPr>
-          <w:sz w:val="22"/>
-          <w:szCs w:val="22"/>
-        </w:rPr>
-        <w:t xml:space="preserve">            if (parse_next_char(p) != ins-&gt;sig[j]) {</w:t>
+          <w:sz w:val="20"/>
+          <w:szCs w:val="20"/>
+        </w:rPr>
+      </w:pPr>
+      <w:r>
+        <w:rPr>
+          <w:sz w:val="20"/>
+          <w:szCs w:val="20"/>
+        </w:rPr>
+        <w:t xml:space="preserve">            if (</w:t>
+      </w:r>
+      <w:proofErr w:type="spellStart"/>
+      <w:r>
+        <w:rPr>
+          <w:sz w:val="20"/>
+          <w:szCs w:val="20"/>
+        </w:rPr>
+        <w:t>parse_next_char</w:t>
+      </w:r>
+      <w:proofErr w:type="spellEnd"/>
+      <w:r>
+        <w:rPr>
+          <w:sz w:val="20"/>
+          <w:szCs w:val="20"/>
+        </w:rPr>
+        <w:t>(p</w:t>
+      </w:r>
+      <w:proofErr w:type="gramStart"/>
+      <w:r>
+        <w:rPr>
+          <w:sz w:val="20"/>
+          <w:szCs w:val="20"/>
+        </w:rPr>
+        <w:t>) !</w:t>
+      </w:r>
+      <w:proofErr w:type="gramEnd"/>
+      <w:r>
+        <w:rPr>
+          <w:sz w:val="20"/>
+          <w:szCs w:val="20"/>
+        </w:rPr>
+        <w:t>= ins-&gt;sig[j]) {</w:t>
       </w:r>
     </w:p>
     <w:p>
       <w:pPr>
         <w:pStyle w:val="ae"/>
         <w:rPr>
-          <w:sz w:val="22"/>
-          <w:szCs w:val="22"/>
-        </w:rPr>
-      </w:pPr>
-      <w:r>
-        <w:rPr>
-          <w:sz w:val="22"/>
-          <w:szCs w:val="22"/>
+          <w:sz w:val="20"/>
+          <w:szCs w:val="20"/>
+        </w:rPr>
+      </w:pPr>
+      <w:r>
+        <w:rPr>
+          <w:sz w:val="20"/>
+          <w:szCs w:val="20"/>
         </w:rPr>
         <w:t xml:space="preserve">                match = false;</w:t>
       </w:r>
@@ -1133,14 +1390,14 @@
       <w:pPr>
         <w:pStyle w:val="ae"/>
         <w:rPr>
-          <w:sz w:val="22"/>
-          <w:szCs w:val="22"/>
-        </w:rPr>
-      </w:pPr>
-      <w:r>
-        <w:rPr>
-          <w:sz w:val="22"/>
-          <w:szCs w:val="22"/>
+          <w:sz w:val="20"/>
+          <w:szCs w:val="20"/>
+        </w:rPr>
+      </w:pPr>
+      <w:r>
+        <w:rPr>
+          <w:sz w:val="20"/>
+          <w:szCs w:val="20"/>
         </w:rPr>
         <w:t xml:space="preserve">                break;</w:t>
       </w:r>
@@ -1149,14 +1406,14 @@
       <w:pPr>
         <w:pStyle w:val="ae"/>
         <w:rPr>
-          <w:sz w:val="22"/>
-          <w:szCs w:val="22"/>
-        </w:rPr>
-      </w:pPr>
-      <w:r>
-        <w:rPr>
-          <w:sz w:val="22"/>
-          <w:szCs w:val="22"/>
+          <w:sz w:val="20"/>
+          <w:szCs w:val="20"/>
+        </w:rPr>
+      </w:pPr>
+      <w:r>
+        <w:rPr>
+          <w:sz w:val="20"/>
+          <w:szCs w:val="20"/>
         </w:rPr>
         <w:t xml:space="preserve">            }</w:t>
       </w:r>
@@ -1165,14 +1422,14 @@
       <w:pPr>
         <w:pStyle w:val="ae"/>
         <w:rPr>
-          <w:sz w:val="22"/>
-          <w:szCs w:val="22"/>
-        </w:rPr>
-      </w:pPr>
-      <w:r>
-        <w:rPr>
-          <w:sz w:val="22"/>
-          <w:szCs w:val="22"/>
+          <w:sz w:val="20"/>
+          <w:szCs w:val="20"/>
+        </w:rPr>
+      </w:pPr>
+      <w:r>
+        <w:rPr>
+          <w:sz w:val="20"/>
+          <w:szCs w:val="20"/>
         </w:rPr>
         <w:t xml:space="preserve">        }</w:t>
       </w:r>
@@ -1181,14 +1438,14 @@
       <w:pPr>
         <w:pStyle w:val="ae"/>
         <w:rPr>
-          <w:sz w:val="22"/>
-          <w:szCs w:val="22"/>
-        </w:rPr>
-      </w:pPr>
-      <w:r>
-        <w:rPr>
-          <w:sz w:val="22"/>
-          <w:szCs w:val="22"/>
+          <w:sz w:val="20"/>
+          <w:szCs w:val="20"/>
+        </w:rPr>
+      </w:pPr>
+      <w:r>
+        <w:rPr>
+          <w:sz w:val="20"/>
+          <w:szCs w:val="20"/>
         </w:rPr>
         <w:t xml:space="preserve">        if (match) {</w:t>
       </w:r>
@@ -1197,14 +1454,14 @@
       <w:pPr>
         <w:pStyle w:val="ae"/>
         <w:rPr>
-          <w:sz w:val="22"/>
-          <w:szCs w:val="22"/>
-        </w:rPr>
-      </w:pPr>
-      <w:r>
-        <w:rPr>
-          <w:sz w:val="22"/>
-          <w:szCs w:val="22"/>
+          <w:sz w:val="20"/>
+          <w:szCs w:val="20"/>
+        </w:rPr>
+      </w:pPr>
+      <w:r>
+        <w:rPr>
+          <w:sz w:val="20"/>
+          <w:szCs w:val="20"/>
         </w:rPr>
         <w:t xml:space="preserve">            ins-&gt;handler(it);</w:t>
       </w:r>
@@ -1213,14 +1470,14 @@
       <w:pPr>
         <w:pStyle w:val="ae"/>
         <w:rPr>
-          <w:sz w:val="22"/>
-          <w:szCs w:val="22"/>
-        </w:rPr>
-      </w:pPr>
-      <w:r>
-        <w:rPr>
-          <w:sz w:val="22"/>
-          <w:szCs w:val="22"/>
+          <w:sz w:val="20"/>
+          <w:szCs w:val="20"/>
+        </w:rPr>
+      </w:pPr>
+      <w:r>
+        <w:rPr>
+          <w:sz w:val="20"/>
+          <w:szCs w:val="20"/>
         </w:rPr>
         <w:t xml:space="preserve">            return it-&gt;running;</w:t>
       </w:r>
@@ -1229,14 +1486,14 @@
       <w:pPr>
         <w:pStyle w:val="ae"/>
         <w:rPr>
-          <w:sz w:val="22"/>
-          <w:szCs w:val="22"/>
-        </w:rPr>
-      </w:pPr>
-      <w:r>
-        <w:rPr>
-          <w:sz w:val="22"/>
-          <w:szCs w:val="22"/>
+          <w:sz w:val="20"/>
+          <w:szCs w:val="20"/>
+        </w:rPr>
+      </w:pPr>
+      <w:r>
+        <w:rPr>
+          <w:sz w:val="20"/>
+          <w:szCs w:val="20"/>
         </w:rPr>
         <w:t xml:space="preserve">        }</w:t>
       </w:r>
@@ -1245,14 +1502,14 @@
       <w:pPr>
         <w:pStyle w:val="ae"/>
         <w:rPr>
-          <w:sz w:val="22"/>
-          <w:szCs w:val="22"/>
-        </w:rPr>
-      </w:pPr>
-      <w:r>
-        <w:rPr>
-          <w:sz w:val="22"/>
-          <w:szCs w:val="22"/>
+          <w:sz w:val="20"/>
+          <w:szCs w:val="20"/>
+        </w:rPr>
+      </w:pPr>
+      <w:r>
+        <w:rPr>
+          <w:sz w:val="20"/>
+          <w:szCs w:val="20"/>
         </w:rPr>
         <w:t xml:space="preserve">    }</w:t>
       </w:r>
@@ -1261,14 +1518,14 @@
       <w:pPr>
         <w:pStyle w:val="ae"/>
         <w:rPr>
-          <w:sz w:val="22"/>
-          <w:szCs w:val="22"/>
-        </w:rPr>
-      </w:pPr>
-      <w:r>
-        <w:rPr>
-          <w:sz w:val="22"/>
-          <w:szCs w:val="22"/>
+          <w:sz w:val="20"/>
+          <w:szCs w:val="20"/>
+        </w:rPr>
+      </w:pPr>
+      <w:r>
+        <w:rPr>
+          <w:sz w:val="20"/>
+          <w:szCs w:val="20"/>
         </w:rPr>
         <w:t xml:space="preserve">    it-&gt;running = false;</w:t>
       </w:r>
@@ -1277,14 +1534,14 @@
       <w:pPr>
         <w:pStyle w:val="ae"/>
         <w:rPr>
-          <w:sz w:val="22"/>
-          <w:szCs w:val="22"/>
-        </w:rPr>
-      </w:pPr>
-      <w:r>
-        <w:rPr>
-          <w:sz w:val="22"/>
-          <w:szCs w:val="22"/>
+          <w:sz w:val="20"/>
+          <w:szCs w:val="20"/>
+        </w:rPr>
+      </w:pPr>
+      <w:r>
+        <w:rPr>
+          <w:sz w:val="20"/>
+          <w:szCs w:val="20"/>
         </w:rPr>
         <w:t xml:space="preserve">    return false;</w:t>
       </w:r>
@@ -1293,15 +1550,15 @@
       <w:pPr>
         <w:pStyle w:val="ae"/>
         <w:rPr>
-          <w:sz w:val="22"/>
-          <w:szCs w:val="22"/>
-          <w:lang w:val="ru-RU"/>
-        </w:rPr>
-      </w:pPr>
-      <w:r>
-        <w:rPr>
-          <w:sz w:val="22"/>
-          <w:szCs w:val="22"/>
+          <w:sz w:val="20"/>
+          <w:szCs w:val="20"/>
+          <w:lang w:val="ru-RU"/>
+        </w:rPr>
+      </w:pPr>
+      <w:r>
+        <w:rPr>
+          <w:sz w:val="20"/>
+          <w:szCs w:val="20"/>
           <w:lang w:val="ru-RU"/>
         </w:rPr>
         <w:t>}</w:t>
@@ -1343,7 +1600,7 @@
           <w:lang w:val="ru-RU"/>
         </w:rPr>
         <w:lastRenderedPageBreak/>
-        <w:t>При этом п</w:t>
+        <w:t>П</w:t>
       </w:r>
       <w:r>
         <w:rPr>
@@ -1608,114 +1865,115 @@
         <w:rPr>
           <w:lang w:val="ru-RU"/>
         </w:rPr>
-        <w:t xml:space="preserve">Тьюринг-полнота </w:t>
+        <w:t xml:space="preserve">Команды управления потоком в сочетании с возможностью манипулировать произвольными адресами в куче позволяют реализовать </w:t>
+      </w:r>
+      <w:r>
+        <w:rPr>
+          <w:lang w:val="ru-RU"/>
+        </w:rPr>
+        <w:t xml:space="preserve">любые </w:t>
+      </w:r>
+      <w:r>
+        <w:rPr>
+          <w:lang w:val="ru-RU"/>
+        </w:rPr>
+        <w:t>алгоритмы, что является достаточным условием</w:t>
+      </w:r>
+      <w:r>
+        <w:rPr>
+          <w:lang w:val="ru-RU"/>
+        </w:rPr>
+        <w:t xml:space="preserve"> для доказательства вычислительной </w:t>
+      </w:r>
+      <w:r>
+        <w:rPr>
+          <w:lang w:val="ru-RU"/>
+        </w:rPr>
+        <w:t>полноты</w:t>
+      </w:r>
+      <w:r>
+        <w:rPr>
+          <w:lang w:val="ru-RU"/>
+        </w:rPr>
+        <w:t xml:space="preserve"> языка</w:t>
+      </w:r>
+      <w:r>
+        <w:rPr>
+          <w:lang w:val="ru-RU"/>
+        </w:rPr>
+        <w:t>.</w:t>
+      </w:r>
+    </w:p>
+    <w:p>
+      <w:pPr>
+        <w:pStyle w:val="RegularText"/>
+        <w:ind w:firstLine="708"/>
+        <w:rPr>
+          <w:lang w:val="ru-RU"/>
+        </w:rPr>
+      </w:pPr>
+      <w:r>
+        <w:rPr>
+          <w:lang w:val="ru-RU"/>
+        </w:rPr>
+        <w:t xml:space="preserve">Язык </w:t>
       </w:r>
       <w:r>
         <w:rPr>
           <w:i/>
           <w:iCs/>
         </w:rPr>
-        <w:t>Whitespace</w:t>
-      </w:r>
-      <w:r>
-        <w:rPr>
-          <w:lang w:val="ru-RU"/>
-        </w:rPr>
-        <w:t xml:space="preserve"> </w:t>
-      </w:r>
-      <w:r>
-        <w:rPr>
-          <w:lang w:val="ru-RU"/>
-        </w:rPr>
-        <w:t xml:space="preserve">следует из его способности имитировать </w:t>
-      </w:r>
-      <w:r>
-        <w:rPr>
-          <w:lang w:val="ru-RU"/>
-        </w:rPr>
-        <w:t>широко</w:t>
-      </w:r>
-      <w:r>
-        <w:rPr>
-          <w:lang w:val="ru-RU"/>
-        </w:rPr>
-        <w:t xml:space="preserve"> </w:t>
-      </w:r>
-      <w:r>
-        <w:rPr>
-          <w:lang w:val="ru-RU"/>
-        </w:rPr>
-        <w:t xml:space="preserve">известную </w:t>
-      </w:r>
-      <w:r>
-        <w:rPr>
-          <w:lang w:val="ru-RU"/>
-        </w:rPr>
-        <w:t xml:space="preserve">Машину Тьюринга. </w:t>
-      </w:r>
-      <w:r>
-        <w:rPr>
-          <w:lang w:val="ru-RU"/>
-        </w:rPr>
-        <w:t xml:space="preserve">Команды управления потоком в сочетании с возможностью манипулировать произвольными адресами в куче позволяют реализовать </w:t>
-      </w:r>
-      <w:r>
-        <w:rPr>
-          <w:lang w:val="ru-RU"/>
-        </w:rPr>
-        <w:t xml:space="preserve">любые </w:t>
-      </w:r>
-      <w:r>
-        <w:rPr>
-          <w:lang w:val="ru-RU"/>
-        </w:rPr>
-        <w:t>алгоритмы, что является достаточным условием</w:t>
-      </w:r>
-      <w:r>
-        <w:rPr>
-          <w:lang w:val="ru-RU"/>
-        </w:rPr>
-        <w:t xml:space="preserve"> для доказательства вычислительной </w:t>
-      </w:r>
-      <w:r>
-        <w:rPr>
-          <w:lang w:val="ru-RU"/>
-        </w:rPr>
-        <w:t>полноты</w:t>
-      </w:r>
-      <w:r>
-        <w:rPr>
-          <w:lang w:val="ru-RU"/>
-        </w:rPr>
-        <w:t xml:space="preserve"> языка</w:t>
-      </w:r>
-      <w:r>
-        <w:rPr>
-          <w:lang w:val="ru-RU"/>
-        </w:rPr>
-        <w:t>.</w:t>
-      </w:r>
-    </w:p>
-    <w:p>
-      <w:pPr>
-        <w:pStyle w:val="RegularText"/>
-        <w:ind w:firstLine="708"/>
-        <w:rPr>
-          <w:lang w:val="ru-RU"/>
-        </w:rPr>
-      </w:pPr>
-      <w:r>
-        <w:rPr>
-          <w:lang w:val="ru-RU"/>
-        </w:rPr>
-        <w:t xml:space="preserve">Язык </w:t>
+        <w:t>Piet</w:t>
       </w:r>
       <w:r>
         <w:rPr>
           <w:i/>
           <w:iCs/>
-        </w:rPr>
-        <w:t>Piet</w:t>
+          <w:lang w:val="ru-RU"/>
+        </w:rPr>
+        <w:t xml:space="preserve"> </w:t>
+      </w:r>
+      <w:r>
+        <w:rPr>
+          <w:lang w:val="ru-RU"/>
+        </w:rPr>
+        <w:t xml:space="preserve">реализует гибридную модель. Его ключевая инновация – использование цветовых паттернов растрового изображения в качестве </w:t>
+      </w:r>
+      <w:r>
+        <w:rPr>
+          <w:lang w:val="ru-RU"/>
+        </w:rPr>
+        <w:t>грамматики</w:t>
+      </w:r>
+      <w:r>
+        <w:rPr>
+          <w:lang w:val="ru-RU"/>
+        </w:rPr>
+        <w:t>, ч</w:t>
+      </w:r>
+      <w:r>
+        <w:rPr>
+          <w:lang w:val="ru-RU"/>
+        </w:rPr>
+        <w:t>то переводит задачу синтаксического анализа в плоскость задач растровой график</w:t>
+      </w:r>
+      <w:r>
+        <w:rPr>
+          <w:lang w:val="ru-RU"/>
+        </w:rPr>
+        <w:t>и</w:t>
+      </w:r>
+      <w:r>
+        <w:rPr>
+          <w:lang w:val="ru-RU"/>
+        </w:rPr>
+        <w:t xml:space="preserve">. </w:t>
+      </w:r>
+      <w:r>
+        <w:rPr>
+          <w:lang w:val="ru-RU"/>
+        </w:rPr>
+        <w:t xml:space="preserve">Как и </w:t>
       </w:r>
       <w:r>
         <w:rPr>
@@ -1723,30 +1981,19 @@
           <w:iCs/>
           <w:lang w:val="ru-RU"/>
         </w:rPr>
-        <w:t xml:space="preserve"> </w:t>
-      </w:r>
-      <w:r>
-        <w:rPr>
-          <w:lang w:val="ru-RU"/>
-        </w:rPr>
-        <w:t xml:space="preserve">реализует более сложную, гибридную модель. Его ключевая инновация – использование цветовых паттернов растрового изображения в качестве </w:t>
-      </w:r>
-      <w:r>
-        <w:rPr>
-          <w:lang w:val="ru-RU"/>
-        </w:rPr>
-        <w:t>грамматики.</w:t>
-      </w:r>
-      <w:r>
-        <w:rPr>
-          <w:lang w:val="ru-RU"/>
-        </w:rPr>
-        <w:t xml:space="preserve"> Это переводит задачу синтаксического анализа в плоскость задач растровой графики и анализа областей. Вычислительная модель </w:t>
+        <w:t>Whitespace</w:t>
+      </w:r>
+      <w:r>
+        <w:rPr>
+          <w:lang w:val="ru-RU"/>
+        </w:rPr>
+        <w:t xml:space="preserve">, </w:t>
       </w:r>
       <w:r>
         <w:rPr>
           <w:i/>
           <w:iCs/>
+          <w:lang w:val="ru-RU"/>
         </w:rPr>
         <w:t>Piet</w:t>
       </w:r>
@@ -1754,97 +2001,43 @@
         <w:rPr>
           <w:lang w:val="ru-RU"/>
         </w:rPr>
-        <w:t xml:space="preserve"> также является стековой, однако способ кодирования команд принципиально иной по сравнению с </w:t>
+        <w:t xml:space="preserve"> использует стековую модель, но команды кодируются не символами, а вектором цветового перехода</w:t>
+      </w:r>
+      <w:r>
+        <w:rPr>
+          <w:lang w:val="ru-RU"/>
+        </w:rPr>
+        <w:t xml:space="preserve"> между соседними областями (к</w:t>
+      </w:r>
+      <w:r>
+        <w:rPr>
+          <w:lang w:val="ru-RU"/>
+        </w:rPr>
+        <w:t>о</w:t>
+      </w:r>
+      <w:r>
+        <w:rPr>
+          <w:lang w:val="ru-RU"/>
+        </w:rPr>
+        <w:t>делями).</w:t>
+      </w:r>
+      <w:r>
+        <w:rPr>
+          <w:lang w:val="ru-RU"/>
+        </w:rPr>
+        <w:t xml:space="preserve"> </w:t>
+      </w:r>
+      <w:r>
+        <w:rPr>
+          <w:lang w:val="ru-RU"/>
+        </w:rPr>
+        <w:t xml:space="preserve">Формально состояние системы </w:t>
       </w:r>
       <w:r>
         <w:rPr>
           <w:i/>
           <w:iCs/>
-        </w:rPr>
-        <w:t>Whitespace</w:t>
-      </w:r>
-      <w:r>
-        <w:rPr>
-          <w:lang w:val="ru-RU"/>
-        </w:rPr>
-        <w:t xml:space="preserve">. </w:t>
-      </w:r>
-      <w:r>
-        <w:rPr>
-          <w:lang w:val="ru-RU"/>
-        </w:rPr>
-        <w:t>Команда определяется не последовательностью символов, а вектором цветового перехода</w:t>
-      </w:r>
-      <w:r>
-        <w:rPr>
-          <w:lang w:val="ru-RU"/>
-        </w:rPr>
-        <w:t>, представленного изменением оттенка и яркости,</w:t>
-      </w:r>
-      <w:r>
-        <w:rPr>
-          <w:lang w:val="ru-RU"/>
-        </w:rPr>
-        <w:t xml:space="preserve"> между соседними</w:t>
-      </w:r>
-      <w:r>
-        <w:rPr>
-          <w:lang w:val="ru-RU"/>
-        </w:rPr>
-        <w:t xml:space="preserve"> </w:t>
-      </w:r>
-      <w:r>
-        <w:rPr>
-          <w:lang w:val="ru-RU"/>
-        </w:rPr>
-        <w:t>областями</w:t>
-      </w:r>
-      <w:r>
-        <w:rPr>
-          <w:lang w:val="ru-RU"/>
-        </w:rPr>
-        <w:t xml:space="preserve"> </w:t>
-      </w:r>
-      <w:r>
-        <w:rPr>
-          <w:lang w:val="ru-RU"/>
-        </w:rPr>
-        <w:t>–</w:t>
-      </w:r>
-      <w:r>
-        <w:rPr>
-          <w:lang w:val="ru-RU"/>
-        </w:rPr>
-        <w:t xml:space="preserve"> коделями</w:t>
-      </w:r>
-      <w:r>
-        <w:rPr>
-          <w:lang w:val="ru-RU"/>
-        </w:rPr>
-        <w:t xml:space="preserve"> </w:t>
-      </w:r>
-      <w:r>
-        <w:rPr>
-          <w:lang w:val="ru-RU"/>
-        </w:rPr>
-        <w:t>при движении указателя инструкций по изображению.</w:t>
-      </w:r>
-      <w:r>
-        <w:rPr>
-          <w:lang w:val="ru-RU"/>
-        </w:rPr>
-        <w:t xml:space="preserve"> </w:t>
-      </w:r>
-      <w:r>
-        <w:rPr>
-          <w:lang w:val="ru-RU"/>
-        </w:rPr>
-        <w:t xml:space="preserve">Таким образом, формально, состояние системы </w:t>
-      </w:r>
-      <w:r>
-        <w:rPr>
-          <w:i/>
-          <w:iCs/>
+          <w:lang w:val="ru-RU"/>
         </w:rPr>
         <w:t>Piet</w:t>
       </w:r>
@@ -1853,6 +2046,12 @@
           <w:lang w:val="ru-RU"/>
         </w:rPr>
         <w:t xml:space="preserve"> описывается кортежем (1)</w:t>
+      </w:r>
+      <w:r>
+        <w:rPr>
+          <w:lang w:val="ru-RU"/>
+        </w:rPr>
+        <w:t>.</w:t>
       </w:r>
     </w:p>
     <w:tbl>
@@ -2149,7 +2348,6 @@
         <w:rPr>
           <w:lang w:val="ru-RU"/>
         </w:rPr>
-        <w:lastRenderedPageBreak/>
         <w:t>При этом выполняемая команда вычисляется как функция от изменения цветовых характеристик при переходе из текущей области в следующую</w:t>
       </w:r>
       <w:r>
@@ -2550,8 +2748,13 @@
         </w:rPr>
         <w:tab/>
       </w:r>
-      <w:r>
-        <w:t xml:space="preserve">Cmd – </w:t>
+      <w:proofErr w:type="spellStart"/>
+      <w:r>
+        <w:t>Cmd</w:t>
+      </w:r>
+      <w:proofErr w:type="spellEnd"/>
+      <w:r>
+        <w:t xml:space="preserve"> – </w:t>
       </w:r>
       <w:r>
         <w:rPr>
@@ -2640,8 +2843,10 @@
         <w:rPr>
           <w:lang w:val="ru-RU"/>
         </w:rPr>
+        <w:lastRenderedPageBreak/>
         <w:tab/>
       </w:r>
+      <w:proofErr w:type="spellStart"/>
       <w:r>
         <w:t>H</w:t>
       </w:r>
@@ -2651,6 +2856,7 @@
         </w:rPr>
         <w:t>n</w:t>
       </w:r>
+      <w:proofErr w:type="spellEnd"/>
       <w:r>
         <w:rPr>
           <w:lang w:val="ru-RU"/>
@@ -2977,25 +3183,76 @@
         <w:rPr>
           <w:lang w:val="ru-RU"/>
         </w:rPr>
-        <w:t xml:space="preserve">задает соответствие между парой значений и операциями стековой машины. </w:t>
-      </w:r>
-      <w:r>
-        <w:rPr>
-          <w:lang w:val="ru-RU"/>
-        </w:rPr>
-        <w:t>На практике вычисление исполняемой команды сводится к попарному сравнению параметров цветового перехода. Фрагмент реализации функции, выполняющей такое сопоставление приведен в листинге 3.</w:t>
-      </w:r>
-    </w:p>
-    <w:p>
-      <w:pPr>
-        <w:rPr>
-          <w:rFonts w:ascii="Times New Roman" w:hAnsi="Times New Roman" w:cs="Times New Roman"/>
-          <w:sz w:val="28"/>
-          <w:szCs w:val="28"/>
-        </w:rPr>
-      </w:pPr>
-      <w:r>
-        <w:br w:type="page"/>
+        <w:t xml:space="preserve">задает соответствие между парой </w:t>
+      </w:r>
+      <w:r>
+        <w:rPr>
+          <w:lang w:val="ru-RU"/>
+        </w:rPr>
+        <w:t>(</w:t>
+      </w:r>
+      <w:r>
+        <w:rPr>
+          <w:lang w:val="ru-RU"/>
+        </w:rPr>
+        <w:t>∆H</w:t>
+      </w:r>
+      <w:r>
+        <w:rPr>
+          <w:lang w:val="ru-RU"/>
+        </w:rPr>
+        <w:t xml:space="preserve">, </w:t>
+      </w:r>
+      <w:r>
+        <w:rPr>
+          <w:lang w:val="ru-RU"/>
+        </w:rPr>
+        <w:t>∆</w:t>
+      </w:r>
+      <w:r>
+        <w:t>L</w:t>
+      </w:r>
+      <w:r>
+        <w:rPr>
+          <w:lang w:val="ru-RU"/>
+        </w:rPr>
+        <w:t>)</w:t>
+      </w:r>
+      <w:r>
+        <w:rPr>
+          <w:lang w:val="ru-RU"/>
+        </w:rPr>
+        <w:t xml:space="preserve"> </w:t>
+      </w:r>
+      <w:r>
+        <w:rPr>
+          <w:lang w:val="ru-RU"/>
+        </w:rPr>
+        <w:t>и операциями стековой машины</w:t>
+      </w:r>
+      <w:r>
+        <w:rPr>
+          <w:lang w:val="ru-RU"/>
+        </w:rPr>
+        <w:t>. Фрагмент реализации функции</w:t>
+      </w:r>
+      <w:r>
+        <w:rPr>
+          <w:lang w:val="ru-RU"/>
+        </w:rPr>
+        <w:t xml:space="preserve"> этого механизма</w:t>
+      </w:r>
+      <w:r>
+        <w:rPr>
+          <w:lang w:val="ru-RU"/>
+        </w:rPr>
+        <w:t xml:space="preserve"> приведен в листинге 3</w:t>
+      </w:r>
+      <w:r>
+        <w:rPr>
+          <w:lang w:val="ru-RU"/>
+        </w:rPr>
+        <w:t>.</w:t>
       </w:r>
     </w:p>
     <w:p>
@@ -3003,132 +3260,221 @@
         <w:pStyle w:val="ae"/>
         <w:ind w:firstLine="0"/>
         <w:rPr>
-          <w:lang w:val="ru-RU"/>
-        </w:rPr>
-      </w:pPr>
-      <w:r>
-        <w:lastRenderedPageBreak/>
+          <w:sz w:val="20"/>
+          <w:szCs w:val="20"/>
+          <w:lang w:val="ru-RU"/>
+        </w:rPr>
+      </w:pPr>
+      <w:r>
+        <w:rPr>
+          <w:sz w:val="20"/>
+          <w:szCs w:val="20"/>
+        </w:rPr>
         <w:t>int</w:t>
       </w:r>
       <w:r>
         <w:rPr>
+          <w:sz w:val="20"/>
+          <w:szCs w:val="20"/>
           <w:lang w:val="ru-RU"/>
         </w:rPr>
         <w:t xml:space="preserve"> </w:t>
       </w:r>
-      <w:r>
+      <w:proofErr w:type="spellStart"/>
+      <w:r>
+        <w:rPr>
+          <w:sz w:val="20"/>
+          <w:szCs w:val="20"/>
+        </w:rPr>
         <w:t>piet</w:t>
       </w:r>
-      <w:r>
-        <w:rPr>
+      <w:proofErr w:type="spellEnd"/>
+      <w:r>
+        <w:rPr>
+          <w:sz w:val="20"/>
+          <w:szCs w:val="20"/>
           <w:lang w:val="ru-RU"/>
         </w:rPr>
         <w:t>_</w:t>
       </w:r>
-      <w:r>
+      <w:proofErr w:type="gramStart"/>
+      <w:r>
+        <w:rPr>
+          <w:sz w:val="20"/>
+          <w:szCs w:val="20"/>
+        </w:rPr>
         <w:t>action</w:t>
       </w:r>
       <w:r>
         <w:rPr>
+          <w:sz w:val="20"/>
+          <w:szCs w:val="20"/>
           <w:lang w:val="ru-RU"/>
         </w:rPr>
         <w:t>(</w:t>
       </w:r>
-      <w:r>
+      <w:proofErr w:type="gramEnd"/>
+      <w:r>
+        <w:rPr>
+          <w:sz w:val="20"/>
+          <w:szCs w:val="20"/>
+        </w:rPr>
         <w:t>int</w:t>
       </w:r>
       <w:r>
         <w:rPr>
+          <w:sz w:val="20"/>
+          <w:szCs w:val="20"/>
           <w:lang w:val="ru-RU"/>
         </w:rPr>
         <w:t xml:space="preserve"> </w:t>
       </w:r>
       <w:r>
+        <w:rPr>
+          <w:sz w:val="20"/>
+          <w:szCs w:val="20"/>
+        </w:rPr>
         <w:t>c</w:t>
       </w:r>
       <w:r>
         <w:rPr>
+          <w:sz w:val="20"/>
+          <w:szCs w:val="20"/>
           <w:lang w:val="ru-RU"/>
         </w:rPr>
         <w:t>_</w:t>
       </w:r>
       <w:r>
+        <w:rPr>
+          <w:sz w:val="20"/>
+          <w:szCs w:val="20"/>
+        </w:rPr>
         <w:t>col</w:t>
       </w:r>
       <w:r>
         <w:rPr>
+          <w:sz w:val="20"/>
+          <w:szCs w:val="20"/>
           <w:lang w:val="ru-RU"/>
         </w:rPr>
         <w:t xml:space="preserve">, </w:t>
       </w:r>
       <w:r>
+        <w:rPr>
+          <w:sz w:val="20"/>
+          <w:szCs w:val="20"/>
+        </w:rPr>
         <w:t>int</w:t>
       </w:r>
       <w:r>
         <w:rPr>
+          <w:sz w:val="20"/>
+          <w:szCs w:val="20"/>
           <w:lang w:val="ru-RU"/>
         </w:rPr>
         <w:t xml:space="preserve"> </w:t>
       </w:r>
       <w:r>
+        <w:rPr>
+          <w:sz w:val="20"/>
+          <w:szCs w:val="20"/>
+        </w:rPr>
         <w:t>a</w:t>
       </w:r>
       <w:r>
         <w:rPr>
+          <w:sz w:val="20"/>
+          <w:szCs w:val="20"/>
           <w:lang w:val="ru-RU"/>
         </w:rPr>
         <w:t>_</w:t>
       </w:r>
       <w:r>
+        <w:rPr>
+          <w:sz w:val="20"/>
+          <w:szCs w:val="20"/>
+        </w:rPr>
         <w:t>col</w:t>
       </w:r>
       <w:r>
         <w:rPr>
+          <w:sz w:val="20"/>
+          <w:szCs w:val="20"/>
           <w:lang w:val="ru-RU"/>
         </w:rPr>
         <w:t xml:space="preserve">, </w:t>
       </w:r>
       <w:r>
+        <w:rPr>
+          <w:sz w:val="20"/>
+          <w:szCs w:val="20"/>
+        </w:rPr>
         <w:t>int</w:t>
       </w:r>
       <w:r>
         <w:rPr>
+          <w:sz w:val="20"/>
+          <w:szCs w:val="20"/>
           <w:lang w:val="ru-RU"/>
         </w:rPr>
         <w:t xml:space="preserve"> </w:t>
       </w:r>
       <w:r>
+        <w:rPr>
+          <w:sz w:val="20"/>
+          <w:szCs w:val="20"/>
+        </w:rPr>
         <w:t>num</w:t>
       </w:r>
       <w:r>
         <w:rPr>
+          <w:sz w:val="20"/>
+          <w:szCs w:val="20"/>
           <w:lang w:val="ru-RU"/>
         </w:rPr>
         <w:t>_</w:t>
       </w:r>
       <w:r>
+        <w:rPr>
+          <w:sz w:val="20"/>
+          <w:szCs w:val="20"/>
+        </w:rPr>
         <w:t>cells</w:t>
       </w:r>
       <w:r>
         <w:rPr>
+          <w:sz w:val="20"/>
+          <w:szCs w:val="20"/>
           <w:lang w:val="ru-RU"/>
         </w:rPr>
         <w:t xml:space="preserve">, </w:t>
       </w:r>
       <w:r>
+        <w:rPr>
+          <w:sz w:val="20"/>
+          <w:szCs w:val="20"/>
+        </w:rPr>
         <w:t>char</w:t>
       </w:r>
       <w:r>
         <w:rPr>
+          <w:sz w:val="20"/>
+          <w:szCs w:val="20"/>
           <w:lang w:val="ru-RU"/>
         </w:rPr>
         <w:t xml:space="preserve"> *</w:t>
       </w:r>
       <w:r>
+        <w:rPr>
+          <w:sz w:val="20"/>
+          <w:szCs w:val="20"/>
+        </w:rPr>
         <w:t>msg</w:t>
       </w:r>
       <w:r>
         <w:rPr>
+          <w:sz w:val="20"/>
+          <w:szCs w:val="20"/>
           <w:lang w:val="ru-RU"/>
         </w:rPr>
         <w:t>) {</w:t>
@@ -3138,17 +3484,79 @@
       <w:pPr>
         <w:pStyle w:val="ae"/>
         <w:ind w:firstLine="0"/>
-      </w:pPr>
-      <w:r>
-        <w:rPr>
+        <w:rPr>
+          <w:sz w:val="20"/>
+          <w:szCs w:val="20"/>
+        </w:rPr>
+      </w:pPr>
+      <w:r>
+        <w:rPr>
+          <w:sz w:val="20"/>
+          <w:szCs w:val="20"/>
           <w:lang w:val="ru-RU"/>
         </w:rPr>
         <w:t xml:space="preserve">    </w:t>
       </w:r>
       <w:r>
-        <w:t xml:space="preserve">int hue_change = ((piet_get_hue(a_col) - </w:t>
-      </w:r>
-      <w:r>
+        <w:rPr>
+          <w:sz w:val="20"/>
+          <w:szCs w:val="20"/>
+        </w:rPr>
+        <w:t xml:space="preserve">int </w:t>
+      </w:r>
+      <w:proofErr w:type="spellStart"/>
+      <w:r>
+        <w:rPr>
+          <w:sz w:val="20"/>
+          <w:szCs w:val="20"/>
+        </w:rPr>
+        <w:t>hue_change</w:t>
+      </w:r>
+      <w:proofErr w:type="spellEnd"/>
+      <w:r>
+        <w:rPr>
+          <w:sz w:val="20"/>
+          <w:szCs w:val="20"/>
+        </w:rPr>
+        <w:t xml:space="preserve"> = ((</w:t>
+      </w:r>
+      <w:proofErr w:type="spellStart"/>
+      <w:r>
+        <w:rPr>
+          <w:sz w:val="20"/>
+          <w:szCs w:val="20"/>
+        </w:rPr>
+        <w:t>piet_get_hue</w:t>
+      </w:r>
+      <w:proofErr w:type="spellEnd"/>
+      <w:r>
+        <w:rPr>
+          <w:sz w:val="20"/>
+          <w:szCs w:val="20"/>
+        </w:rPr>
+        <w:t>(</w:t>
+      </w:r>
+      <w:proofErr w:type="spellStart"/>
+      <w:r>
+        <w:rPr>
+          <w:sz w:val="20"/>
+          <w:szCs w:val="20"/>
+        </w:rPr>
+        <w:t>a_col</w:t>
+      </w:r>
+      <w:proofErr w:type="spellEnd"/>
+      <w:r>
+        <w:rPr>
+          <w:sz w:val="20"/>
+          <w:szCs w:val="20"/>
+        </w:rPr>
+        <w:t xml:space="preserve">) - </w:t>
+      </w:r>
+      <w:r>
+        <w:rPr>
+          <w:sz w:val="20"/>
+          <w:szCs w:val="20"/>
+        </w:rPr>
         <w:tab/>
       </w:r>
     </w:p>
@@ -3156,23 +3564,120 @@
       <w:pPr>
         <w:pStyle w:val="ae"/>
         <w:ind w:left="708"/>
-      </w:pPr>
-      <w:r>
-        <w:t>piet_get_hue(c_col)) + N_HUE) % N_HUE;</w:t>
+        <w:rPr>
+          <w:sz w:val="20"/>
+          <w:szCs w:val="20"/>
+        </w:rPr>
+      </w:pPr>
+      <w:proofErr w:type="spellStart"/>
+      <w:r>
+        <w:rPr>
+          <w:sz w:val="20"/>
+          <w:szCs w:val="20"/>
+        </w:rPr>
+        <w:t>piet_get_hue</w:t>
+      </w:r>
+      <w:proofErr w:type="spellEnd"/>
+      <w:r>
+        <w:rPr>
+          <w:sz w:val="20"/>
+          <w:szCs w:val="20"/>
+        </w:rPr>
+        <w:t>(</w:t>
+      </w:r>
+      <w:proofErr w:type="spellStart"/>
+      <w:r>
+        <w:rPr>
+          <w:sz w:val="20"/>
+          <w:szCs w:val="20"/>
+        </w:rPr>
+        <w:t>c_col</w:t>
+      </w:r>
+      <w:proofErr w:type="spellEnd"/>
+      <w:r>
+        <w:rPr>
+          <w:sz w:val="20"/>
+          <w:szCs w:val="20"/>
+        </w:rPr>
+        <w:t>)) + N_HUE) % N_HUE;</w:t>
       </w:r>
     </w:p>
     <w:p>
       <w:pPr>
         <w:pStyle w:val="ae"/>
         <w:ind w:firstLine="0"/>
-      </w:pPr>
-      <w:r>
+        <w:rPr>
+          <w:sz w:val="20"/>
+          <w:szCs w:val="20"/>
+        </w:rPr>
+      </w:pPr>
+      <w:r>
+        <w:rPr>
+          <w:sz w:val="20"/>
+          <w:szCs w:val="20"/>
+        </w:rPr>
         <w:t xml:space="preserve">    </w:t>
       </w:r>
       <w:r>
-        <w:t xml:space="preserve">int light_change = ((piet_get_light(a_col) </w:t>
-      </w:r>
-      <w:r>
+        <w:rPr>
+          <w:sz w:val="20"/>
+          <w:szCs w:val="20"/>
+        </w:rPr>
+        <w:t xml:space="preserve">int </w:t>
+      </w:r>
+      <w:proofErr w:type="spellStart"/>
+      <w:r>
+        <w:rPr>
+          <w:sz w:val="20"/>
+          <w:szCs w:val="20"/>
+        </w:rPr>
+        <w:t>light_change</w:t>
+      </w:r>
+      <w:proofErr w:type="spellEnd"/>
+      <w:r>
+        <w:rPr>
+          <w:sz w:val="20"/>
+          <w:szCs w:val="20"/>
+        </w:rPr>
+        <w:t xml:space="preserve"> = ((</w:t>
+      </w:r>
+      <w:proofErr w:type="spellStart"/>
+      <w:r>
+        <w:rPr>
+          <w:sz w:val="20"/>
+          <w:szCs w:val="20"/>
+        </w:rPr>
+        <w:t>piet_get_light</w:t>
+      </w:r>
+      <w:proofErr w:type="spellEnd"/>
+      <w:r>
+        <w:rPr>
+          <w:sz w:val="20"/>
+          <w:szCs w:val="20"/>
+        </w:rPr>
+        <w:t>(</w:t>
+      </w:r>
+      <w:proofErr w:type="spellStart"/>
+      <w:r>
+        <w:rPr>
+          <w:sz w:val="20"/>
+          <w:szCs w:val="20"/>
+        </w:rPr>
+        <w:t>a_col</w:t>
+      </w:r>
+      <w:proofErr w:type="spellEnd"/>
+      <w:r>
+        <w:rPr>
+          <w:sz w:val="20"/>
+          <w:szCs w:val="20"/>
+        </w:rPr>
+        <w:t xml:space="preserve">) </w:t>
+      </w:r>
+      <w:r>
+        <w:rPr>
+          <w:sz w:val="20"/>
+          <w:szCs w:val="20"/>
+        </w:rPr>
         <w:t>–</w:t>
       </w:r>
     </w:p>
@@ -3180,44 +3685,221 @@
       <w:pPr>
         <w:pStyle w:val="ae"/>
         <w:ind w:left="708"/>
-      </w:pPr>
-      <w:r>
-        <w:t>piet_get_light(c_col)) + N_LIGHT) % N_LIGHT;</w:t>
+        <w:rPr>
+          <w:sz w:val="20"/>
+          <w:szCs w:val="20"/>
+        </w:rPr>
+      </w:pPr>
+      <w:proofErr w:type="spellStart"/>
+      <w:r>
+        <w:rPr>
+          <w:sz w:val="20"/>
+          <w:szCs w:val="20"/>
+        </w:rPr>
+        <w:t>piet_get_light</w:t>
+      </w:r>
+      <w:proofErr w:type="spellEnd"/>
+      <w:r>
+        <w:rPr>
+          <w:sz w:val="20"/>
+          <w:szCs w:val="20"/>
+        </w:rPr>
+        <w:t>(</w:t>
+      </w:r>
+      <w:proofErr w:type="spellStart"/>
+      <w:r>
+        <w:rPr>
+          <w:sz w:val="20"/>
+          <w:szCs w:val="20"/>
+        </w:rPr>
+        <w:t>c_col</w:t>
+      </w:r>
+      <w:proofErr w:type="spellEnd"/>
+      <w:r>
+        <w:rPr>
+          <w:sz w:val="20"/>
+          <w:szCs w:val="20"/>
+        </w:rPr>
+        <w:t>)) + N_LIGHT) % N_LIGHT;</w:t>
       </w:r>
     </w:p>
     <w:p>
       <w:pPr>
         <w:pStyle w:val="ae"/>
         <w:ind w:firstLine="0"/>
-      </w:pPr>
-      <w:r>
-        <w:t xml:space="preserve">    piet_cell_to_str(c_col), piet_cell_to_str(a_col),</w:t>
+        <w:rPr>
+          <w:sz w:val="20"/>
+          <w:szCs w:val="20"/>
+        </w:rPr>
+      </w:pPr>
+      <w:r>
+        <w:rPr>
+          <w:sz w:val="20"/>
+          <w:szCs w:val="20"/>
+        </w:rPr>
+        <w:t xml:space="preserve">    </w:t>
+      </w:r>
+      <w:proofErr w:type="spellStart"/>
+      <w:r>
+        <w:rPr>
+          <w:sz w:val="20"/>
+          <w:szCs w:val="20"/>
+        </w:rPr>
+        <w:t>piet_cell_to_str</w:t>
+      </w:r>
+      <w:proofErr w:type="spellEnd"/>
+      <w:r>
+        <w:rPr>
+          <w:sz w:val="20"/>
+          <w:szCs w:val="20"/>
+        </w:rPr>
+        <w:t>(</w:t>
+      </w:r>
+      <w:proofErr w:type="spellStart"/>
+      <w:r>
+        <w:rPr>
+          <w:sz w:val="20"/>
+          <w:szCs w:val="20"/>
+        </w:rPr>
+        <w:t>c_col</w:t>
+      </w:r>
+      <w:proofErr w:type="spellEnd"/>
+      <w:r>
+        <w:rPr>
+          <w:sz w:val="20"/>
+          <w:szCs w:val="20"/>
+        </w:rPr>
+        <w:t xml:space="preserve">), </w:t>
+      </w:r>
+      <w:proofErr w:type="spellStart"/>
+      <w:r>
+        <w:rPr>
+          <w:sz w:val="20"/>
+          <w:szCs w:val="20"/>
+        </w:rPr>
+        <w:t>piet_cell_to_str</w:t>
+      </w:r>
+      <w:proofErr w:type="spellEnd"/>
+      <w:r>
+        <w:rPr>
+          <w:sz w:val="20"/>
+          <w:szCs w:val="20"/>
+        </w:rPr>
+        <w:t>(</w:t>
+      </w:r>
+      <w:proofErr w:type="spellStart"/>
+      <w:r>
+        <w:rPr>
+          <w:sz w:val="20"/>
+          <w:szCs w:val="20"/>
+        </w:rPr>
+        <w:t>a_col</w:t>
+      </w:r>
+      <w:proofErr w:type="spellEnd"/>
+      <w:r>
+        <w:rPr>
+          <w:sz w:val="20"/>
+          <w:szCs w:val="20"/>
+        </w:rPr>
+        <w:t>),</w:t>
       </w:r>
     </w:p>
     <w:p>
       <w:pPr>
         <w:pStyle w:val="ae"/>
         <w:ind w:firstLine="0"/>
-      </w:pPr>
-      <w:r>
-        <w:t xml:space="preserve">          hue_change, light_change);</w:t>
+        <w:rPr>
+          <w:sz w:val="20"/>
+          <w:szCs w:val="20"/>
+        </w:rPr>
+      </w:pPr>
+      <w:r>
+        <w:rPr>
+          <w:sz w:val="20"/>
+          <w:szCs w:val="20"/>
+        </w:rPr>
+        <w:t xml:space="preserve">          </w:t>
+      </w:r>
+      <w:proofErr w:type="spellStart"/>
+      <w:r>
+        <w:rPr>
+          <w:sz w:val="20"/>
+          <w:szCs w:val="20"/>
+        </w:rPr>
+        <w:t>hue_change</w:t>
+      </w:r>
+      <w:proofErr w:type="spellEnd"/>
+      <w:r>
+        <w:rPr>
+          <w:sz w:val="20"/>
+          <w:szCs w:val="20"/>
+        </w:rPr>
+        <w:t xml:space="preserve">, </w:t>
+      </w:r>
+      <w:proofErr w:type="spellStart"/>
+      <w:r>
+        <w:rPr>
+          <w:sz w:val="20"/>
+          <w:szCs w:val="20"/>
+        </w:rPr>
+        <w:t>light_change</w:t>
+      </w:r>
+      <w:proofErr w:type="spellEnd"/>
+      <w:r>
+        <w:rPr>
+          <w:sz w:val="20"/>
+          <w:szCs w:val="20"/>
+        </w:rPr>
+        <w:t>);</w:t>
       </w:r>
     </w:p>
     <w:p>
       <w:pPr>
         <w:pStyle w:val="ae"/>
         <w:ind w:firstLine="0"/>
-      </w:pPr>
-      <w:r>
-        <w:t xml:space="preserve">    switch (hue_change) {</w:t>
+        <w:rPr>
+          <w:sz w:val="20"/>
+          <w:szCs w:val="20"/>
+        </w:rPr>
+      </w:pPr>
+      <w:r>
+        <w:rPr>
+          <w:sz w:val="20"/>
+          <w:szCs w:val="20"/>
+        </w:rPr>
+        <w:t xml:space="preserve">    switch (</w:t>
+      </w:r>
+      <w:proofErr w:type="spellStart"/>
+      <w:r>
+        <w:rPr>
+          <w:sz w:val="20"/>
+          <w:szCs w:val="20"/>
+        </w:rPr>
+        <w:t>hue_change</w:t>
+      </w:r>
+      <w:proofErr w:type="spellEnd"/>
+      <w:r>
+        <w:rPr>
+          <w:sz w:val="20"/>
+          <w:szCs w:val="20"/>
+        </w:rPr>
+        <w:t>) {</w:t>
       </w:r>
     </w:p>
     <w:p>
       <w:pPr>
         <w:pStyle w:val="ae"/>
         <w:ind w:firstLine="0"/>
-      </w:pPr>
-      <w:r>
+        <w:rPr>
+          <w:sz w:val="20"/>
+          <w:szCs w:val="20"/>
+        </w:rPr>
+      </w:pPr>
+      <w:r>
+        <w:rPr>
+          <w:sz w:val="20"/>
+          <w:szCs w:val="20"/>
+        </w:rPr>
         <w:t xml:space="preserve">        case 0: {</w:t>
       </w:r>
     </w:p>
@@ -3225,36 +3907,141 @@
       <w:pPr>
         <w:pStyle w:val="ae"/>
         <w:ind w:firstLine="0"/>
-      </w:pPr>
-      <w:r>
-        <w:t xml:space="preserve">            if (light_change == 1) {</w:t>
+        <w:rPr>
+          <w:sz w:val="20"/>
+          <w:szCs w:val="20"/>
+        </w:rPr>
+      </w:pPr>
+      <w:r>
+        <w:rPr>
+          <w:sz w:val="20"/>
+          <w:szCs w:val="20"/>
+        </w:rPr>
+        <w:t xml:space="preserve">            if (</w:t>
+      </w:r>
+      <w:proofErr w:type="spellStart"/>
+      <w:r>
+        <w:rPr>
+          <w:sz w:val="20"/>
+          <w:szCs w:val="20"/>
+        </w:rPr>
+        <w:t>light_change</w:t>
+      </w:r>
+      <w:proofErr w:type="spellEnd"/>
+      <w:r>
+        <w:rPr>
+          <w:sz w:val="20"/>
+          <w:szCs w:val="20"/>
+        </w:rPr>
+        <w:t xml:space="preserve"> == 1) {</w:t>
       </w:r>
     </w:p>
     <w:p>
       <w:pPr>
         <w:pStyle w:val="ae"/>
         <w:ind w:firstLine="0"/>
-      </w:pPr>
-      <w:r>
-        <w:t xml:space="preserve">                STACK_PUSH(num_cells);</w:t>
+        <w:rPr>
+          <w:sz w:val="20"/>
+          <w:szCs w:val="20"/>
+        </w:rPr>
+      </w:pPr>
+      <w:r>
+        <w:rPr>
+          <w:sz w:val="20"/>
+          <w:szCs w:val="20"/>
+        </w:rPr>
+        <w:t xml:space="preserve">                STACK_</w:t>
+      </w:r>
+      <w:proofErr w:type="gramStart"/>
+      <w:r>
+        <w:rPr>
+          <w:sz w:val="20"/>
+          <w:szCs w:val="20"/>
+        </w:rPr>
+        <w:t>PUSH(</w:t>
+      </w:r>
+      <w:proofErr w:type="spellStart"/>
+      <w:proofErr w:type="gramEnd"/>
+      <w:r>
+        <w:rPr>
+          <w:sz w:val="20"/>
+          <w:szCs w:val="20"/>
+        </w:rPr>
+        <w:t>num_cells</w:t>
+      </w:r>
+      <w:proofErr w:type="spellEnd"/>
+      <w:r>
+        <w:rPr>
+          <w:sz w:val="20"/>
+          <w:szCs w:val="20"/>
+        </w:rPr>
+        <w:t>);</w:t>
       </w:r>
     </w:p>
     <w:p>
       <w:pPr>
         <w:pStyle w:val="ae"/>
         <w:ind w:firstLine="0"/>
-      </w:pPr>
-      <w:r>
-        <w:t xml:space="preserve">            } else if (light_change == 2) {</w:t>
+        <w:rPr>
+          <w:sz w:val="20"/>
+          <w:szCs w:val="20"/>
+        </w:rPr>
+      </w:pPr>
+      <w:r>
+        <w:rPr>
+          <w:sz w:val="20"/>
+          <w:szCs w:val="20"/>
+        </w:rPr>
+        <w:t xml:space="preserve">            } else if (</w:t>
+      </w:r>
+      <w:proofErr w:type="spellStart"/>
+      <w:r>
+        <w:rPr>
+          <w:sz w:val="20"/>
+          <w:szCs w:val="20"/>
+        </w:rPr>
+        <w:t>light_change</w:t>
+      </w:r>
+      <w:proofErr w:type="spellEnd"/>
+      <w:r>
+        <w:rPr>
+          <w:sz w:val="20"/>
+          <w:szCs w:val="20"/>
+        </w:rPr>
+        <w:t xml:space="preserve"> == 2) {</w:t>
       </w:r>
     </w:p>
     <w:p>
       <w:pPr>
         <w:pStyle w:val="ae"/>
         <w:ind w:firstLine="0"/>
-      </w:pPr>
-      <w:r>
-        <w:t xml:space="preserve">                if (num_stack &gt; 0)</w:t>
+        <w:rPr>
+          <w:sz w:val="20"/>
+          <w:szCs w:val="20"/>
+        </w:rPr>
+      </w:pPr>
+      <w:r>
+        <w:rPr>
+          <w:sz w:val="20"/>
+          <w:szCs w:val="20"/>
+        </w:rPr>
+        <w:t xml:space="preserve">                if (</w:t>
+      </w:r>
+      <w:proofErr w:type="spellStart"/>
+      <w:r>
+        <w:rPr>
+          <w:sz w:val="20"/>
+          <w:szCs w:val="20"/>
+        </w:rPr>
+        <w:t>num_stack</w:t>
+      </w:r>
+      <w:proofErr w:type="spellEnd"/>
+      <w:r>
+        <w:rPr>
+          <w:sz w:val="20"/>
+          <w:szCs w:val="20"/>
+        </w:rPr>
+        <w:t xml:space="preserve"> &gt; 0)</w:t>
       </w:r>
     </w:p>
     <w:p>
@@ -3262,23 +4049,37 @@
         <w:pStyle w:val="ae"/>
         <w:ind w:firstLine="0"/>
         <w:rPr>
-          <w:lang w:val="ru-RU"/>
-        </w:rPr>
-      </w:pPr>
-      <w:r>
+          <w:sz w:val="20"/>
+          <w:szCs w:val="20"/>
+          <w:lang w:val="ru-RU"/>
+        </w:rPr>
+      </w:pPr>
+      <w:r>
+        <w:rPr>
+          <w:sz w:val="20"/>
+          <w:szCs w:val="20"/>
+        </w:rPr>
         <w:t xml:space="preserve">                    num</w:t>
       </w:r>
       <w:r>
         <w:rPr>
+          <w:sz w:val="20"/>
+          <w:szCs w:val="20"/>
           <w:lang w:val="ru-RU"/>
         </w:rPr>
         <w:t>_</w:t>
       </w:r>
       <w:r>
+        <w:rPr>
+          <w:sz w:val="20"/>
+          <w:szCs w:val="20"/>
+        </w:rPr>
         <w:t>stack</w:t>
       </w:r>
       <w:r>
         <w:rPr>
+          <w:sz w:val="20"/>
+          <w:szCs w:val="20"/>
           <w:lang w:val="ru-RU"/>
         </w:rPr>
         <w:t>--;</w:t>
@@ -3289,20 +4090,18 @@
         <w:pStyle w:val="ae"/>
         <w:ind w:firstLine="0"/>
         <w:rPr>
-          <w:lang w:val="ru-RU"/>
-        </w:rPr>
-      </w:pPr>
-      <w:r>
-        <w:rPr>
-          <w:lang w:val="ru-RU"/>
-        </w:rPr>
-        <w:t xml:space="preserve">            </w:t>
-      </w:r>
-      <w:r>
-        <w:rPr>
-          <w:lang w:val="ru-RU"/>
-        </w:rPr>
-        <w:t>}</w:t>
+          <w:sz w:val="20"/>
+          <w:szCs w:val="20"/>
+          <w:lang w:val="ru-RU"/>
+        </w:rPr>
+      </w:pPr>
+      <w:r>
+        <w:rPr>
+          <w:sz w:val="20"/>
+          <w:szCs w:val="20"/>
+          <w:lang w:val="ru-RU"/>
+        </w:rPr>
+        <w:t xml:space="preserve">            }</w:t>
       </w:r>
     </w:p>
     <w:p>
@@ -3310,14 +4109,36 @@
         <w:pStyle w:val="ae"/>
         <w:ind w:firstLine="0"/>
         <w:rPr>
-          <w:lang w:val="ru-RU"/>
-        </w:rPr>
-      </w:pPr>
-      <w:r>
-        <w:rPr>
-          <w:lang w:val="ru-RU"/>
-        </w:rPr>
-        <w:t xml:space="preserve">            break;</w:t>
+          <w:sz w:val="20"/>
+          <w:szCs w:val="20"/>
+          <w:lang w:val="ru-RU"/>
+        </w:rPr>
+      </w:pPr>
+      <w:r>
+        <w:rPr>
+          <w:sz w:val="20"/>
+          <w:szCs w:val="20"/>
+          <w:lang w:val="ru-RU"/>
+        </w:rPr>
+        <w:t xml:space="preserve">            </w:t>
+      </w:r>
+      <w:proofErr w:type="spellStart"/>
+      <w:r>
+        <w:rPr>
+          <w:sz w:val="20"/>
+          <w:szCs w:val="20"/>
+          <w:lang w:val="ru-RU"/>
+        </w:rPr>
+        <w:t>break</w:t>
+      </w:r>
+      <w:proofErr w:type="spellEnd"/>
+      <w:r>
+        <w:rPr>
+          <w:sz w:val="20"/>
+          <w:szCs w:val="20"/>
+          <w:lang w:val="ru-RU"/>
+        </w:rPr>
+        <w:t>;</w:t>
       </w:r>
     </w:p>
     <w:p>
@@ -3325,11 +4146,15 @@
         <w:pStyle w:val="ae"/>
         <w:ind w:firstLine="0"/>
         <w:rPr>
-          <w:lang w:val="ru-RU"/>
-        </w:rPr>
-      </w:pPr>
-      <w:r>
-        <w:rPr>
+          <w:sz w:val="20"/>
+          <w:szCs w:val="20"/>
+          <w:lang w:val="ru-RU"/>
+        </w:rPr>
+      </w:pPr>
+      <w:r>
+        <w:rPr>
+          <w:sz w:val="20"/>
+          <w:szCs w:val="20"/>
           <w:lang w:val="ru-RU"/>
         </w:rPr>
         <w:t xml:space="preserve">        }</w:t>
@@ -3341,11 +4166,15 @@
         <w:ind w:firstLine="0"/>
         <w:jc w:val="center"/>
         <w:rPr>
-          <w:lang w:val="ru-RU"/>
-        </w:rPr>
-      </w:pPr>
-      <w:r>
-        <w:rPr>
+          <w:sz w:val="20"/>
+          <w:szCs w:val="20"/>
+          <w:lang w:val="ru-RU"/>
+        </w:rPr>
+      </w:pPr>
+      <w:r>
+        <w:rPr>
+          <w:sz w:val="20"/>
+          <w:szCs w:val="20"/>
           <w:lang w:val="ru-RU"/>
         </w:rPr>
         <w:t>…</w:t>
@@ -3356,11 +4185,15 @@
         <w:pStyle w:val="ae"/>
         <w:ind w:firstLine="0"/>
         <w:rPr>
-          <w:lang w:val="ru-RU"/>
-        </w:rPr>
-      </w:pPr>
-      <w:r>
-        <w:rPr>
+          <w:sz w:val="20"/>
+          <w:szCs w:val="20"/>
+          <w:lang w:val="ru-RU"/>
+        </w:rPr>
+      </w:pPr>
+      <w:r>
+        <w:rPr>
+          <w:sz w:val="20"/>
+          <w:szCs w:val="20"/>
           <w:lang w:val="ru-RU"/>
         </w:rPr>
         <w:t>}</w:t>
@@ -3388,6 +4221,10 @@
         <w:t xml:space="preserve">Фрагмент реализации механизма распознавания инструкций </w:t>
       </w:r>
       <w:r>
+        <w:rPr>
+          <w:i/>
+          <w:iCs/>
+        </w:rPr>
         <w:t>Piet</w:t>
       </w:r>
     </w:p>
@@ -3403,28 +4240,24 @@
         <w:rPr>
           <w:lang w:val="ru-RU"/>
         </w:rPr>
-        <w:t>Ту же программа, выводящую символ «</w:t>
-      </w:r>
-      <w:r>
-        <w:t>h</w:t>
-      </w:r>
-      <w:r>
-        <w:rPr>
-          <w:lang w:val="ru-RU"/>
-        </w:rPr>
-        <w:t xml:space="preserve">», на </w:t>
+        <w:t>Программа вывода символа «</w:t>
       </w:r>
       <w:r>
         <w:rPr>
           <w:i/>
           <w:iCs/>
-        </w:rPr>
-        <w:t>Piet</w:t>
-      </w:r>
-      <w:r>
-        <w:rPr>
-          <w:i/>
-          <w:iCs/>
+          <w:lang w:val="ru-RU"/>
+        </w:rPr>
+        <w:t>h</w:t>
+      </w:r>
+      <w:r>
+        <w:rPr>
+          <w:lang w:val="ru-RU"/>
+        </w:rPr>
+        <w:t>» может быть представлена бесчисленным множеством изображений.</w:t>
+      </w:r>
+      <w:r>
+        <w:rPr>
           <w:lang w:val="ru-RU"/>
         </w:rPr>
         <w:t xml:space="preserve"> </w:t>
@@ -3433,7 +4266,13 @@
         <w:rPr>
           <w:lang w:val="ru-RU"/>
         </w:rPr>
-        <w:t>можно представить бесчисленным множеством абстрактных картин, простейший пример представлен на рисунке 1.</w:t>
+        <w:t>П</w:t>
+      </w:r>
+      <w:r>
+        <w:rPr>
+          <w:lang w:val="ru-RU"/>
+        </w:rPr>
+        <w:t>ростейший пример представлен на рисунке 1.</w:t>
       </w:r>
     </w:p>
     <w:p>
@@ -3539,7 +4378,21 @@
         <w:rPr>
           <w:lang w:val="ru-RU"/>
         </w:rPr>
-        <w:t>доказывается через его способность эмулировать машину с двумя счетчиками, которая в свою очередь является тьюринг-полной.</w:t>
+        <w:t xml:space="preserve">доказывается через его способность эмулировать машину с двумя счетчиками, которая в свою очередь является </w:t>
+      </w:r>
+      <w:proofErr w:type="spellStart"/>
+      <w:r>
+        <w:rPr>
+          <w:lang w:val="ru-RU"/>
+        </w:rPr>
+        <w:t>тьюринг</w:t>
+      </w:r>
+      <w:proofErr w:type="spellEnd"/>
+      <w:r>
+        <w:rPr>
+          <w:lang w:val="ru-RU"/>
+        </w:rPr>
+        <w:t>-полной.</w:t>
       </w:r>
     </w:p>
     <w:p>
@@ -3555,13 +4408,6 @@
           <w:lang w:val="ru-RU"/>
         </w:rPr>
         <w:tab/>
-        <w:t>С точки зрения теории информации</w:t>
-      </w:r>
-      <w:r>
-        <w:rPr>
-          <w:lang w:val="ru-RU"/>
-        </w:rPr>
-        <w:t xml:space="preserve">, </w:t>
       </w:r>
       <w:r>
         <w:rPr>
@@ -3602,7 +4448,21 @@
           <w:iCs/>
           <w:lang w:val="ru-RU"/>
         </w:rPr>
-        <w:t xml:space="preserve">напротив, избыточен: значимая для вычисления информация составляет лишь малую часть от общего объема файла изображения, содержащего </w:t>
+        <w:t>напротив, избыточен</w:t>
+      </w:r>
+      <w:r>
+        <w:rPr>
+          <w:iCs/>
+          <w:lang w:val="ru-RU"/>
+        </w:rPr>
+        <w:t xml:space="preserve"> ‒</w:t>
+      </w:r>
+      <w:r>
+        <w:rPr>
+          <w:iCs/>
+          <w:lang w:val="ru-RU"/>
+        </w:rPr>
+        <w:t xml:space="preserve"> значимая для вычисления информация составляет лишь малую часть от общего объема файла изображения, содержащего </w:t>
       </w:r>
       <w:r>
         <w:rPr>
@@ -3806,426 +4666,1113 @@
           <w:iCs/>
           <w:lang w:val="ru-RU"/>
         </w:rPr>
-        <w:t>Для получения более точных э</w:t>
+        <w:t>К</w:t>
       </w:r>
       <w:r>
         <w:rPr>
           <w:iCs/>
           <w:lang w:val="ru-RU"/>
         </w:rPr>
-        <w:t>к</w:t>
+        <w:t xml:space="preserve">лючевые компоненты системы были реализованы на </w:t>
       </w:r>
       <w:r>
         <w:rPr>
           <w:iCs/>
-          <w:lang w:val="ru-RU"/>
-        </w:rPr>
-        <w:t>сп</w:t>
+        </w:rPr>
+        <w:t>C</w:t>
       </w:r>
       <w:r>
         <w:rPr>
           <w:iCs/>
           <w:lang w:val="ru-RU"/>
         </w:rPr>
-        <w:t>е</w:t>
+        <w:t>17</w:t>
       </w:r>
       <w:r>
         <w:rPr>
           <w:iCs/>
           <w:lang w:val="ru-RU"/>
         </w:rPr>
-        <w:t>р</w:t>
+        <w:t xml:space="preserve">, в то время как сами метрики снимались инструментом на </w:t>
       </w:r>
       <w:r>
         <w:rPr>
           <w:iCs/>
-          <w:lang w:val="ru-RU"/>
-        </w:rPr>
-        <w:t>и</w:t>
+        </w:rPr>
+        <w:t>Go</w:t>
       </w:r>
       <w:r>
         <w:rPr>
           <w:iCs/>
-          <w:lang w:val="ru-RU"/>
-        </w:rPr>
-        <w:t xml:space="preserve">ментальных </w:t>
+        </w:rPr>
+        <w:t>lang</w:t>
       </w:r>
       <w:r>
         <w:rPr>
           <w:iCs/>
           <w:lang w:val="ru-RU"/>
         </w:rPr>
-        <w:t xml:space="preserve">данных, </w:t>
+        <w:t>.</w:t>
       </w:r>
       <w:r>
         <w:rPr>
           <w:iCs/>
           <w:lang w:val="ru-RU"/>
         </w:rPr>
-        <w:t>критически важных для сравнительного анализа производительност</w:t>
+        <w:t xml:space="preserve"> </w:t>
       </w:r>
       <w:r>
         <w:rPr>
           <w:iCs/>
           <w:lang w:val="ru-RU"/>
         </w:rPr>
-        <w:t xml:space="preserve">и, </w:t>
-      </w:r>
-      <w:r>
-        <w:rPr>
-          <w:iCs/>
-          <w:lang w:val="ru-RU"/>
-        </w:rPr>
-        <w:t>ключевые компоненты системы были реализованы на языке программирования</w:t>
-      </w:r>
-      <w:r>
-        <w:rPr>
-          <w:iCs/>
-          <w:lang w:val="ru-RU"/>
+        <w:t>Основной цикл многократного прогона интерпретаторов с контролем таймаутов приведен в листинге 4.</w:t>
+      </w:r>
+    </w:p>
+    <w:p>
+      <w:pPr>
+        <w:pStyle w:val="ae"/>
+        <w:rPr>
+          <w:sz w:val="20"/>
+          <w:szCs w:val="20"/>
+        </w:rPr>
+      </w:pPr>
+      <w:proofErr w:type="spellStart"/>
+      <w:proofErr w:type="gramStart"/>
+      <w:r>
+        <w:rPr>
+          <w:sz w:val="20"/>
+          <w:szCs w:val="20"/>
+        </w:rPr>
+        <w:lastRenderedPageBreak/>
+        <w:t>runBench</w:t>
+      </w:r>
+      <w:proofErr w:type="spellEnd"/>
+      <w:r>
+        <w:rPr>
+          <w:sz w:val="20"/>
+          <w:szCs w:val="20"/>
+        </w:rPr>
+        <w:t xml:space="preserve"> :</w:t>
+      </w:r>
+      <w:proofErr w:type="gramEnd"/>
+      <w:r>
+        <w:rPr>
+          <w:sz w:val="20"/>
+          <w:szCs w:val="20"/>
+        </w:rPr>
+        <w:t xml:space="preserve">= </w:t>
+      </w:r>
+      <w:proofErr w:type="spellStart"/>
+      <w:proofErr w:type="gramStart"/>
+      <w:r>
+        <w:rPr>
+          <w:sz w:val="20"/>
+          <w:szCs w:val="20"/>
+        </w:rPr>
+        <w:t>func</w:t>
+      </w:r>
+      <w:proofErr w:type="spellEnd"/>
+      <w:r>
+        <w:rPr>
+          <w:sz w:val="20"/>
+          <w:szCs w:val="20"/>
+        </w:rPr>
+        <w:t>(</w:t>
+      </w:r>
+      <w:proofErr w:type="gramEnd"/>
+      <w:r>
+        <w:rPr>
+          <w:sz w:val="20"/>
+          <w:szCs w:val="20"/>
+        </w:rPr>
+        <w:t xml:space="preserve">name, exe, </w:t>
+      </w:r>
+      <w:proofErr w:type="spellStart"/>
+      <w:r>
+        <w:rPr>
+          <w:sz w:val="20"/>
+          <w:szCs w:val="20"/>
+        </w:rPr>
+        <w:t>arg</w:t>
+      </w:r>
+      <w:proofErr w:type="spellEnd"/>
+      <w:r>
+        <w:rPr>
+          <w:sz w:val="20"/>
+          <w:szCs w:val="20"/>
+        </w:rPr>
+        <w:t xml:space="preserve"> string) {</w:t>
+      </w:r>
+    </w:p>
+    <w:p>
+      <w:pPr>
+        <w:pStyle w:val="ae"/>
+        <w:rPr>
+          <w:sz w:val="20"/>
+          <w:szCs w:val="20"/>
+        </w:rPr>
+      </w:pPr>
+      <w:r>
+        <w:rPr>
+          <w:sz w:val="20"/>
+          <w:szCs w:val="20"/>
+        </w:rPr>
+        <w:t xml:space="preserve">    var </w:t>
+      </w:r>
+      <w:proofErr w:type="spellStart"/>
+      <w:r>
+        <w:rPr>
+          <w:sz w:val="20"/>
+          <w:szCs w:val="20"/>
+        </w:rPr>
+        <w:t>totalDur</w:t>
+      </w:r>
+      <w:proofErr w:type="spellEnd"/>
+      <w:r>
+        <w:rPr>
+          <w:sz w:val="20"/>
+          <w:szCs w:val="20"/>
+        </w:rPr>
+        <w:t xml:space="preserve">, </w:t>
+      </w:r>
+      <w:proofErr w:type="spellStart"/>
+      <w:r>
+        <w:rPr>
+          <w:sz w:val="20"/>
+          <w:szCs w:val="20"/>
+        </w:rPr>
+        <w:t>totalCPU</w:t>
+      </w:r>
+      <w:proofErr w:type="spellEnd"/>
+      <w:r>
+        <w:rPr>
+          <w:sz w:val="20"/>
+          <w:szCs w:val="20"/>
         </w:rPr>
         <w:t xml:space="preserve"> </w:t>
       </w:r>
-      <w:r>
-        <w:rPr>
-          <w:iCs/>
-        </w:rPr>
-        <w:t>C</w:t>
-      </w:r>
-      <w:r>
-        <w:rPr>
-          <w:iCs/>
-          <w:lang w:val="ru-RU"/>
-        </w:rPr>
-        <w:t xml:space="preserve"> </w:t>
-      </w:r>
-      <w:r>
-        <w:rPr>
-          <w:iCs/>
-          <w:lang w:val="ru-RU"/>
-        </w:rPr>
-        <w:t xml:space="preserve">стандарта </w:t>
-      </w:r>
-      <w:r>
-        <w:rPr>
-          <w:iCs/>
-        </w:rPr>
-        <w:t>C</w:t>
-      </w:r>
-      <w:r>
-        <w:rPr>
-          <w:iCs/>
-          <w:lang w:val="ru-RU"/>
-        </w:rPr>
-        <w:t>17</w:t>
-      </w:r>
-      <w:r>
-        <w:rPr>
-          <w:iCs/>
-          <w:lang w:val="ru-RU"/>
-        </w:rPr>
-        <w:t>, или ISO/IEC 9899:2018</w:t>
-      </w:r>
-      <w:r>
-        <w:rPr>
-          <w:iCs/>
-          <w:lang w:val="ru-RU"/>
-        </w:rPr>
-        <w:t xml:space="preserve">, в то время как сами метрики снимались инструментом, написанным на языке программирования </w:t>
-      </w:r>
-      <w:r>
-        <w:rPr>
-          <w:iCs/>
-        </w:rPr>
-        <w:t>Go</w:t>
-      </w:r>
-      <w:r>
-        <w:rPr>
-          <w:iCs/>
-          <w:lang w:val="ru-RU"/>
-        </w:rPr>
-        <w:t xml:space="preserve"> </w:t>
-      </w:r>
-      <w:r>
-        <w:rPr>
-          <w:iCs/>
-          <w:lang w:val="ru-RU"/>
+      <w:proofErr w:type="spellStart"/>
+      <w:proofErr w:type="gramStart"/>
+      <w:r>
+        <w:rPr>
+          <w:sz w:val="20"/>
+          <w:szCs w:val="20"/>
+        </w:rPr>
+        <w:t>time.Duration</w:t>
+      </w:r>
+      <w:proofErr w:type="spellEnd"/>
+      <w:proofErr w:type="gramEnd"/>
+    </w:p>
+    <w:p>
+      <w:pPr>
+        <w:pStyle w:val="ae"/>
+        <w:rPr>
+          <w:sz w:val="20"/>
+          <w:szCs w:val="20"/>
+        </w:rPr>
+      </w:pPr>
+      <w:r>
+        <w:rPr>
+          <w:sz w:val="20"/>
+          <w:szCs w:val="20"/>
+        </w:rPr>
+        <w:t xml:space="preserve">    var </w:t>
+      </w:r>
+      <w:proofErr w:type="spellStart"/>
+      <w:r>
+        <w:rPr>
+          <w:sz w:val="20"/>
+          <w:szCs w:val="20"/>
+        </w:rPr>
+        <w:t>maxMem</w:t>
+      </w:r>
+      <w:proofErr w:type="spellEnd"/>
+      <w:r>
+        <w:rPr>
+          <w:sz w:val="20"/>
+          <w:szCs w:val="20"/>
+        </w:rPr>
+        <w:t xml:space="preserve"> int64</w:t>
+      </w:r>
+    </w:p>
+    <w:p>
+      <w:pPr>
+        <w:pStyle w:val="ae"/>
+        <w:rPr>
+          <w:sz w:val="20"/>
+          <w:szCs w:val="20"/>
+        </w:rPr>
+      </w:pPr>
+      <w:r>
+        <w:rPr>
+          <w:sz w:val="20"/>
+          <w:szCs w:val="20"/>
+        </w:rPr>
+        <w:t xml:space="preserve">    var success int64</w:t>
+      </w:r>
+    </w:p>
+    <w:p>
+      <w:pPr>
+        <w:pStyle w:val="ae"/>
+        <w:rPr>
+          <w:sz w:val="20"/>
+          <w:szCs w:val="20"/>
+        </w:rPr>
+      </w:pPr>
+    </w:p>
+    <w:p>
+      <w:pPr>
+        <w:pStyle w:val="ae"/>
+        <w:rPr>
+          <w:sz w:val="20"/>
+          <w:szCs w:val="20"/>
+        </w:rPr>
+      </w:pPr>
+      <w:r>
+        <w:rPr>
+          <w:sz w:val="20"/>
+          <w:szCs w:val="20"/>
+        </w:rPr>
+        <w:t xml:space="preserve">    for </w:t>
+      </w:r>
+      <w:proofErr w:type="spellStart"/>
+      <w:proofErr w:type="gramStart"/>
+      <w:r>
+        <w:rPr>
+          <w:sz w:val="20"/>
+          <w:szCs w:val="20"/>
+        </w:rPr>
+        <w:t>i</w:t>
+      </w:r>
+      <w:proofErr w:type="spellEnd"/>
+      <w:r>
+        <w:rPr>
+          <w:sz w:val="20"/>
+          <w:szCs w:val="20"/>
+        </w:rPr>
+        <w:t xml:space="preserve"> :</w:t>
+      </w:r>
+      <w:proofErr w:type="gramEnd"/>
+      <w:r>
+        <w:rPr>
+          <w:sz w:val="20"/>
+          <w:szCs w:val="20"/>
+        </w:rPr>
+        <w:t xml:space="preserve">= 0; </w:t>
+      </w:r>
+      <w:proofErr w:type="spellStart"/>
+      <w:r>
+        <w:rPr>
+          <w:sz w:val="20"/>
+          <w:szCs w:val="20"/>
+        </w:rPr>
+        <w:t>i</w:t>
+      </w:r>
+      <w:proofErr w:type="spellEnd"/>
+      <w:r>
+        <w:rPr>
+          <w:sz w:val="20"/>
+          <w:szCs w:val="20"/>
+        </w:rPr>
+        <w:t xml:space="preserve"> &lt; 100; </w:t>
+      </w:r>
+      <w:proofErr w:type="spellStart"/>
+      <w:r>
+        <w:rPr>
+          <w:sz w:val="20"/>
+          <w:szCs w:val="20"/>
+        </w:rPr>
+        <w:t>i</w:t>
+      </w:r>
+      <w:proofErr w:type="spellEnd"/>
+      <w:r>
+        <w:rPr>
+          <w:sz w:val="20"/>
+          <w:szCs w:val="20"/>
+        </w:rPr>
+        <w:t>++ {</w:t>
+      </w:r>
+    </w:p>
+    <w:p>
+      <w:pPr>
+        <w:pStyle w:val="ae"/>
+        <w:rPr>
+          <w:sz w:val="20"/>
+          <w:szCs w:val="20"/>
+        </w:rPr>
+      </w:pPr>
+      <w:r>
+        <w:rPr>
+          <w:sz w:val="20"/>
+          <w:szCs w:val="20"/>
+        </w:rPr>
+        <w:t xml:space="preserve">        </w:t>
+      </w:r>
+      <w:proofErr w:type="spellStart"/>
+      <w:r>
+        <w:rPr>
+          <w:sz w:val="20"/>
+          <w:szCs w:val="20"/>
+        </w:rPr>
+        <w:t>ctx</w:t>
+      </w:r>
+      <w:proofErr w:type="spellEnd"/>
+      <w:r>
+        <w:rPr>
+          <w:sz w:val="20"/>
+          <w:szCs w:val="20"/>
+        </w:rPr>
+        <w:t xml:space="preserve">, </w:t>
+      </w:r>
+      <w:proofErr w:type="gramStart"/>
+      <w:r>
+        <w:rPr>
+          <w:sz w:val="20"/>
+          <w:szCs w:val="20"/>
+        </w:rPr>
+        <w:t>cancel :</w:t>
+      </w:r>
+      <w:proofErr w:type="gramEnd"/>
+      <w:r>
+        <w:rPr>
+          <w:sz w:val="20"/>
+          <w:szCs w:val="20"/>
+        </w:rPr>
+        <w:t xml:space="preserve">= </w:t>
+      </w:r>
+      <w:proofErr w:type="spellStart"/>
+      <w:proofErr w:type="gramStart"/>
+      <w:r>
+        <w:rPr>
+          <w:sz w:val="20"/>
+          <w:szCs w:val="20"/>
+        </w:rPr>
+        <w:t>context.WithTimeout</w:t>
+      </w:r>
+      <w:proofErr w:type="spellEnd"/>
+      <w:proofErr w:type="gramEnd"/>
+      <w:r>
+        <w:rPr>
+          <w:sz w:val="20"/>
+          <w:szCs w:val="20"/>
         </w:rPr>
         <w:t>(</w:t>
       </w:r>
-      <w:r>
-        <w:rPr>
-          <w:iCs/>
-        </w:rPr>
-        <w:t>Golang</w:t>
-      </w:r>
-      <w:r>
-        <w:rPr>
-          <w:iCs/>
-          <w:lang w:val="ru-RU"/>
+      <w:proofErr w:type="spellStart"/>
+      <w:proofErr w:type="gramStart"/>
+      <w:r>
+        <w:rPr>
+          <w:sz w:val="20"/>
+          <w:szCs w:val="20"/>
+        </w:rPr>
+        <w:t>context.Background</w:t>
+      </w:r>
+      <w:proofErr w:type="spellEnd"/>
+      <w:proofErr w:type="gramEnd"/>
+      <w:r>
+        <w:rPr>
+          <w:sz w:val="20"/>
+          <w:szCs w:val="20"/>
+        </w:rPr>
+        <w:t>(), 10*</w:t>
+      </w:r>
+      <w:proofErr w:type="spellStart"/>
+      <w:proofErr w:type="gramStart"/>
+      <w:r>
+        <w:rPr>
+          <w:sz w:val="20"/>
+          <w:szCs w:val="20"/>
+        </w:rPr>
+        <w:t>time.Second</w:t>
+      </w:r>
+      <w:proofErr w:type="spellEnd"/>
+      <w:proofErr w:type="gramEnd"/>
+      <w:r>
+        <w:rPr>
+          <w:sz w:val="20"/>
+          <w:szCs w:val="20"/>
         </w:rPr>
         <w:t>)</w:t>
       </w:r>
-      <w:r>
-        <w:rPr>
-          <w:iCs/>
-          <w:lang w:val="ru-RU"/>
-        </w:rPr>
-        <w:t>.</w:t>
-      </w:r>
-      <w:r>
-        <w:rPr>
-          <w:iCs/>
-          <w:lang w:val="ru-RU"/>
-        </w:rPr>
-        <w:t xml:space="preserve"> Листинг </w:t>
-      </w:r>
-      <w:r>
-        <w:rPr>
-          <w:iCs/>
-          <w:lang w:val="ru-RU"/>
-        </w:rPr>
-        <w:lastRenderedPageBreak/>
-        <w:t>4 демонстрирует ключевой фрагмент инструмента тестирования ‒</w:t>
-      </w:r>
-      <w:r>
-        <w:rPr>
-          <w:iCs/>
-          <w:lang w:val="ru-RU"/>
-        </w:rPr>
-        <w:t xml:space="preserve"> основной цикл</w:t>
-      </w:r>
-      <w:r>
-        <w:rPr>
-          <w:iCs/>
-          <w:lang w:val="ru-RU"/>
-        </w:rPr>
-        <w:t>, выполняющ</w:t>
-      </w:r>
-      <w:r>
-        <w:rPr>
-          <w:iCs/>
-          <w:lang w:val="ru-RU"/>
-        </w:rPr>
-        <w:t>ий</w:t>
-      </w:r>
-      <w:r>
-        <w:rPr>
-          <w:iCs/>
-          <w:lang w:val="ru-RU"/>
-        </w:rPr>
-        <w:t xml:space="preserve"> многократный прогон интерпретаторов с контролем таймаутов и сбором необходимой информации.</w:t>
-      </w:r>
     </w:p>
     <w:p>
       <w:pPr>
         <w:pStyle w:val="ae"/>
-      </w:pPr>
-      <w:r>
-        <w:t>runBench := func(name, exe, arg string) {</w:t>
+        <w:rPr>
+          <w:sz w:val="20"/>
+          <w:szCs w:val="20"/>
+        </w:rPr>
+      </w:pPr>
+      <w:r>
+        <w:rPr>
+          <w:sz w:val="20"/>
+          <w:szCs w:val="20"/>
+        </w:rPr>
+        <w:t xml:space="preserve">        </w:t>
+      </w:r>
+      <w:proofErr w:type="spellStart"/>
+      <w:proofErr w:type="gramStart"/>
+      <w:r>
+        <w:rPr>
+          <w:sz w:val="20"/>
+          <w:szCs w:val="20"/>
+        </w:rPr>
+        <w:t>cmd</w:t>
+      </w:r>
+      <w:proofErr w:type="spellEnd"/>
+      <w:r>
+        <w:rPr>
+          <w:sz w:val="20"/>
+          <w:szCs w:val="20"/>
+        </w:rPr>
+        <w:t xml:space="preserve"> :</w:t>
+      </w:r>
+      <w:proofErr w:type="gramEnd"/>
+      <w:r>
+        <w:rPr>
+          <w:sz w:val="20"/>
+          <w:szCs w:val="20"/>
+        </w:rPr>
+        <w:t xml:space="preserve">= </w:t>
+      </w:r>
+      <w:proofErr w:type="spellStart"/>
+      <w:proofErr w:type="gramStart"/>
+      <w:r>
+        <w:rPr>
+          <w:sz w:val="20"/>
+          <w:szCs w:val="20"/>
+        </w:rPr>
+        <w:t>exec.CommandContext</w:t>
+      </w:r>
+      <w:proofErr w:type="spellEnd"/>
+      <w:proofErr w:type="gramEnd"/>
+      <w:r>
+        <w:rPr>
+          <w:sz w:val="20"/>
+          <w:szCs w:val="20"/>
+        </w:rPr>
+        <w:t>(</w:t>
+      </w:r>
+      <w:proofErr w:type="spellStart"/>
+      <w:r>
+        <w:rPr>
+          <w:sz w:val="20"/>
+          <w:szCs w:val="20"/>
+        </w:rPr>
+        <w:t>ctx</w:t>
+      </w:r>
+      <w:proofErr w:type="spellEnd"/>
+      <w:r>
+        <w:rPr>
+          <w:sz w:val="20"/>
+          <w:szCs w:val="20"/>
+        </w:rPr>
+        <w:t xml:space="preserve">, exe, </w:t>
+      </w:r>
+      <w:proofErr w:type="spellStart"/>
+      <w:r>
+        <w:rPr>
+          <w:sz w:val="20"/>
+          <w:szCs w:val="20"/>
+        </w:rPr>
+        <w:t>arg</w:t>
+      </w:r>
+      <w:proofErr w:type="spellEnd"/>
+      <w:r>
+        <w:rPr>
+          <w:sz w:val="20"/>
+          <w:szCs w:val="20"/>
+        </w:rPr>
+        <w:t>)</w:t>
       </w:r>
     </w:p>
     <w:p>
       <w:pPr>
         <w:pStyle w:val="ae"/>
-      </w:pPr>
-      <w:r>
-        <w:t xml:space="preserve">    var totalDur, totalCPU time.Duration</w:t>
+        <w:rPr>
+          <w:sz w:val="20"/>
+          <w:szCs w:val="20"/>
+        </w:rPr>
+      </w:pPr>
+      <w:r>
+        <w:rPr>
+          <w:sz w:val="20"/>
+          <w:szCs w:val="20"/>
+        </w:rPr>
+        <w:t xml:space="preserve">        </w:t>
       </w:r>
     </w:p>
     <w:p>
       <w:pPr>
         <w:pStyle w:val="ae"/>
-      </w:pPr>
-      <w:r>
-        <w:t xml:space="preserve">    var maxMem int64</w:t>
+        <w:rPr>
+          <w:sz w:val="20"/>
+          <w:szCs w:val="20"/>
+        </w:rPr>
+      </w:pPr>
+      <w:r>
+        <w:rPr>
+          <w:sz w:val="20"/>
+          <w:szCs w:val="20"/>
+        </w:rPr>
+        <w:t xml:space="preserve">        </w:t>
+      </w:r>
+      <w:proofErr w:type="gramStart"/>
+      <w:r>
+        <w:rPr>
+          <w:sz w:val="20"/>
+          <w:szCs w:val="20"/>
+        </w:rPr>
+        <w:t>start :</w:t>
+      </w:r>
+      <w:proofErr w:type="gramEnd"/>
+      <w:r>
+        <w:rPr>
+          <w:sz w:val="20"/>
+          <w:szCs w:val="20"/>
+        </w:rPr>
+        <w:t xml:space="preserve">= </w:t>
+      </w:r>
+      <w:proofErr w:type="spellStart"/>
+      <w:proofErr w:type="gramStart"/>
+      <w:r>
+        <w:rPr>
+          <w:sz w:val="20"/>
+          <w:szCs w:val="20"/>
+        </w:rPr>
+        <w:t>time.Now</w:t>
+      </w:r>
+      <w:proofErr w:type="spellEnd"/>
+      <w:proofErr w:type="gramEnd"/>
+      <w:r>
+        <w:rPr>
+          <w:sz w:val="20"/>
+          <w:szCs w:val="20"/>
+        </w:rPr>
+        <w:t>()</w:t>
       </w:r>
     </w:p>
     <w:p>
       <w:pPr>
         <w:pStyle w:val="ae"/>
-      </w:pPr>
-      <w:r>
-        <w:t xml:space="preserve">    var success int64</w:t>
+        <w:rPr>
+          <w:sz w:val="20"/>
+          <w:szCs w:val="20"/>
+        </w:rPr>
+      </w:pPr>
+      <w:r>
+        <w:rPr>
+          <w:sz w:val="20"/>
+          <w:szCs w:val="20"/>
+        </w:rPr>
+        <w:t xml:space="preserve">        </w:t>
+      </w:r>
+      <w:proofErr w:type="gramStart"/>
+      <w:r>
+        <w:rPr>
+          <w:sz w:val="20"/>
+          <w:szCs w:val="20"/>
+        </w:rPr>
+        <w:t>err :</w:t>
+      </w:r>
+      <w:proofErr w:type="gramEnd"/>
+      <w:r>
+        <w:rPr>
+          <w:sz w:val="20"/>
+          <w:szCs w:val="20"/>
+        </w:rPr>
+        <w:t xml:space="preserve">= </w:t>
+      </w:r>
+      <w:proofErr w:type="spellStart"/>
+      <w:proofErr w:type="gramStart"/>
+      <w:r>
+        <w:rPr>
+          <w:sz w:val="20"/>
+          <w:szCs w:val="20"/>
+        </w:rPr>
+        <w:t>cmd.Run</w:t>
+      </w:r>
+      <w:proofErr w:type="spellEnd"/>
+      <w:proofErr w:type="gramEnd"/>
+      <w:r>
+        <w:rPr>
+          <w:sz w:val="20"/>
+          <w:szCs w:val="20"/>
+        </w:rPr>
+        <w:t>()</w:t>
       </w:r>
     </w:p>
     <w:p>
       <w:pPr>
         <w:pStyle w:val="ae"/>
-      </w:pPr>
+        <w:rPr>
+          <w:sz w:val="20"/>
+          <w:szCs w:val="20"/>
+        </w:rPr>
+      </w:pPr>
+      <w:r>
+        <w:rPr>
+          <w:sz w:val="20"/>
+          <w:szCs w:val="20"/>
+        </w:rPr>
+        <w:t xml:space="preserve">        </w:t>
+      </w:r>
+      <w:proofErr w:type="gramStart"/>
+      <w:r>
+        <w:rPr>
+          <w:sz w:val="20"/>
+          <w:szCs w:val="20"/>
+        </w:rPr>
+        <w:t>elapsed :</w:t>
+      </w:r>
+      <w:proofErr w:type="gramEnd"/>
+      <w:r>
+        <w:rPr>
+          <w:sz w:val="20"/>
+          <w:szCs w:val="20"/>
+        </w:rPr>
+        <w:t xml:space="preserve">= </w:t>
+      </w:r>
+      <w:proofErr w:type="spellStart"/>
+      <w:proofErr w:type="gramStart"/>
+      <w:r>
+        <w:rPr>
+          <w:sz w:val="20"/>
+          <w:szCs w:val="20"/>
+        </w:rPr>
+        <w:t>time.Since</w:t>
+      </w:r>
+      <w:proofErr w:type="spellEnd"/>
+      <w:proofErr w:type="gramEnd"/>
+      <w:r>
+        <w:rPr>
+          <w:sz w:val="20"/>
+          <w:szCs w:val="20"/>
+        </w:rPr>
+        <w:t>(start)</w:t>
+      </w:r>
     </w:p>
     <w:p>
       <w:pPr>
         <w:pStyle w:val="ae"/>
-      </w:pPr>
-      <w:r>
-        <w:t xml:space="preserve">    for i := 0; i &lt; 100; i++ {</w:t>
+        <w:rPr>
+          <w:sz w:val="20"/>
+          <w:szCs w:val="20"/>
+        </w:rPr>
+      </w:pPr>
+      <w:r>
+        <w:rPr>
+          <w:sz w:val="20"/>
+          <w:szCs w:val="20"/>
+        </w:rPr>
+        <w:t xml:space="preserve">        </w:t>
+      </w:r>
+      <w:proofErr w:type="gramStart"/>
+      <w:r>
+        <w:rPr>
+          <w:sz w:val="20"/>
+          <w:szCs w:val="20"/>
+        </w:rPr>
+        <w:t>cancel(</w:t>
+      </w:r>
+      <w:proofErr w:type="gramEnd"/>
+      <w:r>
+        <w:rPr>
+          <w:sz w:val="20"/>
+          <w:szCs w:val="20"/>
+        </w:rPr>
+        <w:t>)</w:t>
       </w:r>
     </w:p>
     <w:p>
       <w:pPr>
         <w:pStyle w:val="ae"/>
-      </w:pPr>
-      <w:r>
-        <w:t xml:space="preserve">        ctx, cancel := context.WithTimeout(context.Background(), 10*time.Second)</w:t>
-      </w:r>
+        <w:rPr>
+          <w:sz w:val="20"/>
+          <w:szCs w:val="20"/>
+        </w:rPr>
+      </w:pPr>
     </w:p>
     <w:p>
       <w:pPr>
         <w:pStyle w:val="ae"/>
-      </w:pPr>
-      <w:r>
-        <w:t xml:space="preserve">        cmd := exec.CommandContext(ctx, exe, arg)</w:t>
+        <w:rPr>
+          <w:sz w:val="20"/>
+          <w:szCs w:val="20"/>
+        </w:rPr>
+      </w:pPr>
+      <w:r>
+        <w:rPr>
+          <w:sz w:val="20"/>
+          <w:szCs w:val="20"/>
+        </w:rPr>
+        <w:t xml:space="preserve">        if </w:t>
+      </w:r>
+      <w:proofErr w:type="gramStart"/>
+      <w:r>
+        <w:rPr>
+          <w:sz w:val="20"/>
+          <w:szCs w:val="20"/>
+        </w:rPr>
+        <w:t>err !</w:t>
+      </w:r>
+      <w:proofErr w:type="gramEnd"/>
+      <w:r>
+        <w:rPr>
+          <w:sz w:val="20"/>
+          <w:szCs w:val="20"/>
+        </w:rPr>
+        <w:t>= nil {</w:t>
       </w:r>
     </w:p>
     <w:p>
       <w:pPr>
         <w:pStyle w:val="ae"/>
-      </w:pPr>
-      <w:r>
+        <w:rPr>
+          <w:sz w:val="20"/>
+          <w:szCs w:val="20"/>
+        </w:rPr>
+      </w:pPr>
+      <w:r>
+        <w:rPr>
+          <w:sz w:val="20"/>
+          <w:szCs w:val="20"/>
+        </w:rPr>
+        <w:t xml:space="preserve">            continue</w:t>
+      </w:r>
+    </w:p>
+    <w:p>
+      <w:pPr>
+        <w:pStyle w:val="ae"/>
+        <w:rPr>
+          <w:sz w:val="20"/>
+          <w:szCs w:val="20"/>
+        </w:rPr>
+      </w:pPr>
+      <w:r>
+        <w:rPr>
+          <w:sz w:val="20"/>
+          <w:szCs w:val="20"/>
+        </w:rPr>
+        <w:t xml:space="preserve">        }</w:t>
+      </w:r>
+    </w:p>
+    <w:p>
+      <w:pPr>
+        <w:pStyle w:val="ae"/>
+        <w:rPr>
+          <w:sz w:val="20"/>
+          <w:szCs w:val="20"/>
+        </w:rPr>
+      </w:pPr>
+      <w:r>
+        <w:rPr>
+          <w:sz w:val="20"/>
+          <w:szCs w:val="20"/>
+        </w:rPr>
         <w:t xml:space="preserve">        </w:t>
       </w:r>
+      <w:proofErr w:type="gramStart"/>
+      <w:r>
+        <w:rPr>
+          <w:sz w:val="20"/>
+          <w:szCs w:val="20"/>
+        </w:rPr>
+        <w:t>state :</w:t>
+      </w:r>
+      <w:proofErr w:type="gramEnd"/>
+      <w:r>
+        <w:rPr>
+          <w:sz w:val="20"/>
+          <w:szCs w:val="20"/>
+        </w:rPr>
+        <w:t xml:space="preserve">= </w:t>
+      </w:r>
+      <w:proofErr w:type="spellStart"/>
+      <w:proofErr w:type="gramStart"/>
+      <w:r>
+        <w:rPr>
+          <w:sz w:val="20"/>
+          <w:szCs w:val="20"/>
+        </w:rPr>
+        <w:t>cmd.ProcessState</w:t>
+      </w:r>
+      <w:proofErr w:type="spellEnd"/>
+      <w:proofErr w:type="gramEnd"/>
     </w:p>
     <w:p>
       <w:pPr>
         <w:pStyle w:val="ae"/>
-      </w:pPr>
-      <w:r>
-        <w:t xml:space="preserve">        start := time.Now()</w:t>
+        <w:rPr>
+          <w:sz w:val="20"/>
+          <w:szCs w:val="20"/>
+        </w:rPr>
+      </w:pPr>
+      <w:r>
+        <w:rPr>
+          <w:sz w:val="20"/>
+          <w:szCs w:val="20"/>
+        </w:rPr>
+        <w:t xml:space="preserve">        </w:t>
+      </w:r>
+      <w:proofErr w:type="spellStart"/>
+      <w:r>
+        <w:rPr>
+          <w:sz w:val="20"/>
+          <w:szCs w:val="20"/>
+        </w:rPr>
+        <w:t>totalDur</w:t>
+      </w:r>
+      <w:proofErr w:type="spellEnd"/>
+      <w:r>
+        <w:rPr>
+          <w:sz w:val="20"/>
+          <w:szCs w:val="20"/>
+        </w:rPr>
+        <w:t xml:space="preserve"> += elapsed</w:t>
       </w:r>
     </w:p>
     <w:p>
       <w:pPr>
         <w:pStyle w:val="ae"/>
-      </w:pPr>
-      <w:r>
-        <w:t xml:space="preserve">        err := cmd.Run()</w:t>
+        <w:rPr>
+          <w:sz w:val="20"/>
+          <w:szCs w:val="20"/>
+        </w:rPr>
+      </w:pPr>
+      <w:r>
+        <w:rPr>
+          <w:sz w:val="20"/>
+          <w:szCs w:val="20"/>
+        </w:rPr>
+        <w:t xml:space="preserve">        </w:t>
+      </w:r>
+      <w:proofErr w:type="spellStart"/>
+      <w:r>
+        <w:rPr>
+          <w:sz w:val="20"/>
+          <w:szCs w:val="20"/>
+        </w:rPr>
+        <w:t>totalCPU</w:t>
+      </w:r>
+      <w:proofErr w:type="spellEnd"/>
+      <w:r>
+        <w:rPr>
+          <w:sz w:val="20"/>
+          <w:szCs w:val="20"/>
+        </w:rPr>
+        <w:t xml:space="preserve"> += </w:t>
+      </w:r>
+      <w:proofErr w:type="spellStart"/>
+      <w:proofErr w:type="gramStart"/>
+      <w:r>
+        <w:rPr>
+          <w:sz w:val="20"/>
+          <w:szCs w:val="20"/>
+        </w:rPr>
+        <w:t>state.UserTime</w:t>
+      </w:r>
+      <w:proofErr w:type="spellEnd"/>
+      <w:proofErr w:type="gramEnd"/>
+      <w:r>
+        <w:rPr>
+          <w:sz w:val="20"/>
+          <w:szCs w:val="20"/>
+        </w:rPr>
+        <w:t xml:space="preserve">() + </w:t>
+      </w:r>
+      <w:proofErr w:type="spellStart"/>
+      <w:proofErr w:type="gramStart"/>
+      <w:r>
+        <w:rPr>
+          <w:sz w:val="20"/>
+          <w:szCs w:val="20"/>
+        </w:rPr>
+        <w:t>state.SystemTime</w:t>
+      </w:r>
+      <w:proofErr w:type="spellEnd"/>
+      <w:proofErr w:type="gramEnd"/>
+      <w:r>
+        <w:rPr>
+          <w:sz w:val="20"/>
+          <w:szCs w:val="20"/>
+        </w:rPr>
+        <w:t>()</w:t>
       </w:r>
     </w:p>
     <w:p>
       <w:pPr>
         <w:pStyle w:val="ae"/>
-      </w:pPr>
-      <w:r>
-        <w:t xml:space="preserve">        elapsed := time.Since(start)</w:t>
+        <w:rPr>
+          <w:sz w:val="20"/>
+          <w:szCs w:val="20"/>
+        </w:rPr>
+      </w:pPr>
+      <w:r>
+        <w:rPr>
+          <w:sz w:val="20"/>
+          <w:szCs w:val="20"/>
+        </w:rPr>
+        <w:t xml:space="preserve">        success++</w:t>
       </w:r>
     </w:p>
     <w:p>
       <w:pPr>
         <w:pStyle w:val="ae"/>
-      </w:pPr>
-      <w:r>
-        <w:t xml:space="preserve">        cancel()</w:t>
+        <w:rPr>
+          <w:sz w:val="20"/>
+          <w:szCs w:val="20"/>
+        </w:rPr>
+      </w:pPr>
+      <w:r>
+        <w:rPr>
+          <w:sz w:val="20"/>
+          <w:szCs w:val="20"/>
+        </w:rPr>
+        <w:t xml:space="preserve">        if </w:t>
+      </w:r>
+      <w:proofErr w:type="gramStart"/>
+      <w:r>
+        <w:rPr>
+          <w:sz w:val="20"/>
+          <w:szCs w:val="20"/>
+        </w:rPr>
+        <w:t>mem :</w:t>
+      </w:r>
+      <w:proofErr w:type="gramEnd"/>
+      <w:r>
+        <w:rPr>
+          <w:sz w:val="20"/>
+          <w:szCs w:val="20"/>
+        </w:rPr>
+        <w:t xml:space="preserve">= </w:t>
+      </w:r>
+      <w:proofErr w:type="spellStart"/>
+      <w:r>
+        <w:rPr>
+          <w:sz w:val="20"/>
+          <w:szCs w:val="20"/>
+        </w:rPr>
+        <w:t>getMaxMemory</w:t>
+      </w:r>
+      <w:proofErr w:type="spellEnd"/>
+      <w:r>
+        <w:rPr>
+          <w:sz w:val="20"/>
+          <w:szCs w:val="20"/>
+        </w:rPr>
+        <w:t>(</w:t>
+      </w:r>
+      <w:proofErr w:type="spellStart"/>
+      <w:r>
+        <w:rPr>
+          <w:sz w:val="20"/>
+          <w:szCs w:val="20"/>
+        </w:rPr>
+        <w:t>cmd</w:t>
+      </w:r>
+      <w:proofErr w:type="spellEnd"/>
+      <w:r>
+        <w:rPr>
+          <w:sz w:val="20"/>
+          <w:szCs w:val="20"/>
+        </w:rPr>
+        <w:t xml:space="preserve">); mem &gt; </w:t>
+      </w:r>
+      <w:proofErr w:type="spellStart"/>
+      <w:r>
+        <w:rPr>
+          <w:sz w:val="20"/>
+          <w:szCs w:val="20"/>
+        </w:rPr>
+        <w:t>maxMem</w:t>
+      </w:r>
+      <w:proofErr w:type="spellEnd"/>
+      <w:r>
+        <w:rPr>
+          <w:sz w:val="20"/>
+          <w:szCs w:val="20"/>
+        </w:rPr>
+        <w:t xml:space="preserve"> {</w:t>
       </w:r>
     </w:p>
     <w:p>
       <w:pPr>
         <w:pStyle w:val="ae"/>
-      </w:pPr>
+        <w:rPr>
+          <w:sz w:val="20"/>
+          <w:szCs w:val="20"/>
+          <w:lang w:val="ru-RU"/>
+        </w:rPr>
+      </w:pPr>
+      <w:r>
+        <w:rPr>
+          <w:sz w:val="20"/>
+          <w:szCs w:val="20"/>
+        </w:rPr>
+        <w:t xml:space="preserve">            </w:t>
+      </w:r>
+      <w:proofErr w:type="spellStart"/>
+      <w:r>
+        <w:rPr>
+          <w:sz w:val="20"/>
+          <w:szCs w:val="20"/>
+          <w:lang w:val="ru-RU"/>
+        </w:rPr>
+        <w:t>maxMem</w:t>
+      </w:r>
+      <w:proofErr w:type="spellEnd"/>
+      <w:r>
+        <w:rPr>
+          <w:sz w:val="20"/>
+          <w:szCs w:val="20"/>
+          <w:lang w:val="ru-RU"/>
+        </w:rPr>
+        <w:t xml:space="preserve"> = </w:t>
+      </w:r>
+      <w:proofErr w:type="spellStart"/>
+      <w:r>
+        <w:rPr>
+          <w:sz w:val="20"/>
+          <w:szCs w:val="20"/>
+          <w:lang w:val="ru-RU"/>
+        </w:rPr>
+        <w:t>mem</w:t>
+      </w:r>
+      <w:proofErr w:type="spellEnd"/>
     </w:p>
     <w:p>
       <w:pPr>
         <w:pStyle w:val="ae"/>
-      </w:pPr>
-      <w:r>
-        <w:t xml:space="preserve">        if err != nil {</w:t>
+        <w:rPr>
+          <w:sz w:val="20"/>
+          <w:szCs w:val="20"/>
+          <w:lang w:val="ru-RU"/>
+        </w:rPr>
+      </w:pPr>
+      <w:r>
+        <w:rPr>
+          <w:sz w:val="20"/>
+          <w:szCs w:val="20"/>
+          <w:lang w:val="ru-RU"/>
+        </w:rPr>
+        <w:t xml:space="preserve">        }</w:t>
       </w:r>
     </w:p>
     <w:p>
       <w:pPr>
         <w:pStyle w:val="ae"/>
-      </w:pPr>
-      <w:r>
-        <w:t xml:space="preserve">            continue</w:t>
-      </w:r>
-    </w:p>
-    <w:p>
-      <w:pPr>
-        <w:pStyle w:val="ae"/>
-      </w:pPr>
-      <w:r>
-        <w:t xml:space="preserve">        }</w:t>
-      </w:r>
-    </w:p>
-    <w:p>
-      <w:pPr>
-        <w:pStyle w:val="ae"/>
-      </w:pPr>
-      <w:r>
-        <w:t xml:space="preserve">        state := cmd.ProcessState</w:t>
-      </w:r>
-    </w:p>
-    <w:p>
-      <w:pPr>
-        <w:pStyle w:val="ae"/>
-      </w:pPr>
-      <w:r>
-        <w:t xml:space="preserve">        totalDur += elapsed</w:t>
-      </w:r>
-    </w:p>
-    <w:p>
-      <w:pPr>
-        <w:pStyle w:val="ae"/>
-      </w:pPr>
-      <w:r>
-        <w:t xml:space="preserve">        totalCPU += state.UserTime() + state.SystemTime()</w:t>
-      </w:r>
-    </w:p>
-    <w:p>
-      <w:pPr>
-        <w:pStyle w:val="ae"/>
-      </w:pPr>
-      <w:r>
-        <w:t xml:space="preserve">        success++</w:t>
-      </w:r>
-    </w:p>
-    <w:p>
-      <w:pPr>
-        <w:pStyle w:val="ae"/>
-      </w:pPr>
-      <w:r>
-        <w:t xml:space="preserve">        if mem := getMaxMemory(cmd); mem &gt; maxMem {</w:t>
-      </w:r>
-    </w:p>
-    <w:p>
-      <w:pPr>
-        <w:pStyle w:val="ae"/>
-        <w:rPr>
-          <w:lang w:val="ru-RU"/>
-        </w:rPr>
-      </w:pPr>
-      <w:r>
-        <w:t xml:space="preserve">            </w:t>
-      </w:r>
-      <w:r>
-        <w:rPr>
-          <w:lang w:val="ru-RU"/>
-        </w:rPr>
-        <w:t>maxMem = mem</w:t>
-      </w:r>
-    </w:p>
-    <w:p>
-      <w:pPr>
-        <w:pStyle w:val="ae"/>
-        <w:rPr>
-          <w:lang w:val="ru-RU"/>
-        </w:rPr>
-      </w:pPr>
-      <w:r>
-        <w:rPr>
-          <w:lang w:val="ru-RU"/>
-        </w:rPr>
-        <w:t xml:space="preserve">        }</w:t>
-      </w:r>
-    </w:p>
-    <w:p>
-      <w:pPr>
-        <w:pStyle w:val="ae"/>
-        <w:rPr>
-          <w:lang w:val="ru-RU"/>
-        </w:rPr>
-      </w:pPr>
-      <w:r>
-        <w:rPr>
+        <w:rPr>
+          <w:sz w:val="20"/>
+          <w:szCs w:val="20"/>
+          <w:lang w:val="ru-RU"/>
+        </w:rPr>
+      </w:pPr>
+      <w:r>
+        <w:rPr>
+          <w:sz w:val="20"/>
+          <w:szCs w:val="20"/>
           <w:lang w:val="ru-RU"/>
         </w:rPr>
         <w:t xml:space="preserve">    }</w:t>
@@ -4236,11 +5783,15 @@
         <w:pStyle w:val="ae"/>
         <w:jc w:val="center"/>
         <w:rPr>
-          <w:lang w:val="ru-RU"/>
-        </w:rPr>
-      </w:pPr>
-      <w:r>
-        <w:rPr>
+          <w:sz w:val="20"/>
+          <w:szCs w:val="20"/>
+          <w:lang w:val="ru-RU"/>
+        </w:rPr>
+      </w:pPr>
+      <w:r>
+        <w:rPr>
+          <w:sz w:val="20"/>
+          <w:szCs w:val="20"/>
           <w:lang w:val="ru-RU"/>
         </w:rPr>
         <w:t>…</w:t>
@@ -4250,11 +5801,15 @@
       <w:pPr>
         <w:pStyle w:val="ae"/>
         <w:rPr>
-          <w:lang w:val="ru-RU"/>
-        </w:rPr>
-      </w:pPr>
-      <w:r>
-        <w:rPr>
+          <w:sz w:val="20"/>
+          <w:szCs w:val="20"/>
+          <w:lang w:val="ru-RU"/>
+        </w:rPr>
+      </w:pPr>
+      <w:r>
+        <w:rPr>
+          <w:sz w:val="20"/>
+          <w:szCs w:val="20"/>
           <w:lang w:val="ru-RU"/>
         </w:rPr>
         <w:t>}</w:t>
@@ -4300,20 +5855,55 @@
         <w:rPr>
           <w:lang w:val="ru-RU"/>
         </w:rPr>
-        <w:lastRenderedPageBreak/>
         <w:tab/>
       </w:r>
       <w:r>
         <w:rPr>
           <w:lang w:val="ru-RU"/>
         </w:rPr>
-        <w:t>Для получения достоверных результатов был составлен набор тестовых задач, охватывающих различные аспекты вычислений: арифметику, условные переходы, работу со стеком, ввод и вывод данных, включая ранее упомянутую программу, выводящую символ «h». Каждая задача выполнялась в идентичных условиях по тысяче раз, после чего для каждого алгоритма фиксировались три усредненных показателя: общее время выполнения, процессорное время и пиковое потребление оперативной памяти</w:t>
-      </w:r>
-      <w:r>
-        <w:rPr>
-          <w:lang w:val="ru-RU"/>
-        </w:rPr>
-        <w:t>. Полученные экспер</w:t>
+        <w:t>С</w:t>
+      </w:r>
+      <w:r>
+        <w:rPr>
+          <w:lang w:val="ru-RU"/>
+        </w:rPr>
+        <w:t>оставлен набор тестовых задач, охватывающих различные аспекты вычислений: арифметику, условные переходы, работу со стеком, ввод и вывод данных. Каждая задача выполнялась</w:t>
+      </w:r>
+      <w:r>
+        <w:rPr>
+          <w:lang w:val="ru-RU"/>
+        </w:rPr>
+        <w:t xml:space="preserve"> 1000 раз</w:t>
+      </w:r>
+      <w:r>
+        <w:rPr>
+          <w:lang w:val="ru-RU"/>
+        </w:rPr>
+        <w:t xml:space="preserve"> в идентичных условиях</w:t>
+      </w:r>
+      <w:r>
+        <w:rPr>
+          <w:lang w:val="ru-RU"/>
+        </w:rPr>
+        <w:t xml:space="preserve">. </w:t>
+      </w:r>
+      <w:r>
+        <w:rPr>
+          <w:lang w:val="ru-RU"/>
+        </w:rPr>
+        <w:t>Для каждого алгоритма фиксировались среднее время выполнения, процессорное время и пиковое потребление памяти.</w:t>
+      </w:r>
+      <w:r>
+        <w:rPr>
+          <w:lang w:val="ru-RU"/>
+        </w:rPr>
+        <w:t xml:space="preserve"> </w:t>
+      </w:r>
+      <w:r>
+        <w:rPr>
+          <w:lang w:val="ru-RU"/>
+        </w:rPr>
+        <w:t>Полученные экспер</w:t>
       </w:r>
       <w:r>
         <w:rPr>
@@ -4356,12 +5946,35 @@
           <w:lang w:val="ru-RU"/>
         </w:rPr>
       </w:pPr>
-      <w:r>
+    </w:p>
+    <w:p>
+      <w:pPr>
+        <w:pStyle w:val="RegularText"/>
+        <w:jc w:val="right"/>
         <w:rPr>
           <w:i/>
           <w:iCs/>
           <w:lang w:val="ru-RU"/>
         </w:rPr>
+      </w:pPr>
+    </w:p>
+    <w:p>
+      <w:pPr>
+        <w:pStyle w:val="RegularText"/>
+        <w:jc w:val="right"/>
+        <w:rPr>
+          <w:i/>
+          <w:iCs/>
+          <w:lang w:val="ru-RU"/>
+        </w:rPr>
+      </w:pPr>
+      <w:r>
+        <w:rPr>
+          <w:i/>
+          <w:iCs/>
+          <w:lang w:val="ru-RU"/>
+        </w:rPr>
+        <w:lastRenderedPageBreak/>
         <w:t>Таблица 1</w:t>
       </w:r>
     </w:p>
@@ -5657,29 +7270,25 @@
         <w:rPr>
           <w:lang w:val="ru-RU"/>
         </w:rPr>
-        <w:lastRenderedPageBreak/>
         <w:tab/>
       </w:r>
       <w:r>
         <w:rPr>
           <w:lang w:val="ru-RU"/>
         </w:rPr>
-        <w:t>Обращаясь к экспериментальным данным, сведенным в таблицу 1, в первую очередь необходимо рассмотреть абсолютные значения метрик, так как они могут дать первичное и наиболее наглядное представление о производительности рассматриваемых интерпретаторов.</w:t>
-      </w:r>
-    </w:p>
-    <w:p>
-      <w:pPr>
-        <w:pStyle w:val="RegularText"/>
-        <w:rPr>
-          <w:lang w:val="ru-RU"/>
-        </w:rPr>
-      </w:pPr>
-      <w:r>
-        <w:rPr>
-          <w:lang w:val="ru-RU"/>
-        </w:rPr>
-        <w:tab/>
-        <w:t xml:space="preserve">По показателю среднего времени выполнения </w:t>
+        <w:t xml:space="preserve">Согласно таблице </w:t>
+      </w:r>
+      <w:r>
+        <w:rPr>
+          <w:lang w:val="ru-RU"/>
+        </w:rPr>
+        <w:t>1</w:t>
+      </w:r>
+      <w:r>
+        <w:rPr>
+          <w:lang w:val="ru-RU"/>
+        </w:rPr>
+        <w:t xml:space="preserve"> </w:t>
       </w:r>
       <w:r>
         <w:rPr>
@@ -5698,7 +7307,7 @@
         <w:rPr>
           <w:lang w:val="ru-RU"/>
         </w:rPr>
-        <w:t xml:space="preserve">демонстрирует устойчивое превосходство над </w:t>
+        <w:t xml:space="preserve">стабильно превосходит </w:t>
       </w:r>
       <w:r>
         <w:rPr>
@@ -5709,8 +7318,57 @@
       </w:r>
       <w:r>
         <w:rPr>
+          <w:lang w:val="ru-RU"/>
+        </w:rPr>
+        <w:t xml:space="preserve"> </w:t>
+      </w:r>
+      <w:r>
+        <w:rPr>
+          <w:lang w:val="ru-RU"/>
+        </w:rPr>
+        <w:t>по скорости выполнения. Минимальный разрыв примерно равный 6% зафиксирован на простом выводе символа, но с усложнением логики исполняемых программ преимущество первого достигает 14%. Это подтверждает, что накладные расходы на интерпретацию визуального кода растут быстрее, чем на обработку символьного потока.</w:t>
+      </w:r>
+    </w:p>
+    <w:p>
+      <w:pPr>
+        <w:pStyle w:val="RegularText"/>
+        <w:rPr>
+          <w:lang w:val="ru-RU"/>
+        </w:rPr>
+      </w:pPr>
+      <w:r>
+        <w:rPr>
+          <w:lang w:val="ru-RU"/>
+        </w:rPr>
+        <w:tab/>
+      </w:r>
+      <w:r>
+        <w:rPr>
+          <w:lang w:val="ru-RU"/>
+        </w:rPr>
+        <w:t>Еще контрастнее разница видна при рассмотрении процессорного времени</w:t>
+      </w:r>
+      <w:r>
+        <w:rPr>
+          <w:lang w:val="ru-RU"/>
+        </w:rPr>
+        <w:t xml:space="preserve"> (таблица 1)</w:t>
+      </w:r>
+      <w:r>
+        <w:rPr>
+          <w:lang w:val="ru-RU"/>
+        </w:rPr>
+        <w:t xml:space="preserve">. Здесь преимущество </w:t>
+      </w:r>
+      <w:r>
+        <w:rPr>
           <w:i/>
           <w:iCs/>
+        </w:rPr>
+        <w:t>Whitespace</w:t>
+      </w:r>
+      <w:r>
+        <w:rPr>
           <w:lang w:val="ru-RU"/>
         </w:rPr>
         <w:t xml:space="preserve"> </w:t>
@@ -5719,14 +7377,79 @@
         <w:rPr>
           <w:lang w:val="ru-RU"/>
         </w:rPr>
-        <w:t xml:space="preserve">во всех тестовых сценариях. Наименьший разрыв фиксируется на задаче вывода символа: 7,99 мс у </w:t>
+        <w:t>становится</w:t>
+      </w:r>
+      <w:r>
+        <w:rPr>
+          <w:lang w:val="ru-RU"/>
+        </w:rPr>
+        <w:t xml:space="preserve"> более явным</w:t>
+      </w:r>
+      <w:r>
+        <w:rPr>
+          <w:lang w:val="ru-RU"/>
+        </w:rPr>
+        <w:t xml:space="preserve">. Причина </w:t>
+      </w:r>
+      <w:r>
+        <w:rPr>
+          <w:lang w:val="ru-RU"/>
+        </w:rPr>
+        <w:t xml:space="preserve">кроется в </w:t>
+      </w:r>
+      <w:r>
+        <w:rPr>
+          <w:lang w:val="ru-RU"/>
+        </w:rPr>
+        <w:t>природ</w:t>
+      </w:r>
+      <w:r>
+        <w:rPr>
+          <w:lang w:val="ru-RU"/>
+        </w:rPr>
+        <w:t>е</w:t>
+      </w:r>
+      <w:r>
+        <w:rPr>
+          <w:lang w:val="ru-RU"/>
+        </w:rPr>
+        <w:t xml:space="preserve"> синтаксиса</w:t>
+      </w:r>
+      <w:r>
+        <w:rPr>
+          <w:lang w:val="ru-RU"/>
+        </w:rPr>
+        <w:t>:</w:t>
+      </w:r>
+      <w:r>
+        <w:rPr>
+          <w:rFonts w:asciiTheme="minorHAnsi" w:hAnsiTheme="minorHAnsi" w:cstheme="minorBidi"/>
+          <w:sz w:val="24"/>
+          <w:szCs w:val="24"/>
+          <w:lang w:val="ru-RU"/>
+        </w:rPr>
+        <w:t xml:space="preserve"> </w:t>
       </w:r>
       <w:r>
         <w:rPr>
           <w:i/>
           <w:iCs/>
-        </w:rPr>
-        <w:t>Piet</w:t>
+          <w:lang w:val="ru-RU"/>
+        </w:rPr>
+        <w:t>Whitespace</w:t>
+      </w:r>
+      <w:r>
+        <w:rPr>
+          <w:lang w:val="ru-RU"/>
+        </w:rPr>
+        <w:t xml:space="preserve"> линейно сканирует поток </w:t>
+      </w:r>
+      <w:r>
+        <w:rPr>
+          <w:lang w:val="ru-RU"/>
+        </w:rPr>
+        <w:lastRenderedPageBreak/>
+        <w:t xml:space="preserve">байт, тогда как </w:t>
       </w:r>
       <w:r>
         <w:rPr>
@@ -5734,38 +7457,92 @@
           <w:iCs/>
           <w:lang w:val="ru-RU"/>
         </w:rPr>
+        <w:t>Piet</w:t>
+      </w:r>
+      <w:r>
+        <w:rPr>
+          <w:lang w:val="ru-RU"/>
+        </w:rPr>
+        <w:t xml:space="preserve"> выполняет ресурсоемкий анализ растрового изображения, </w:t>
+      </w:r>
+      <w:r>
+        <w:rPr>
+          <w:lang w:val="ru-RU"/>
+        </w:rPr>
+        <w:t>требующий</w:t>
+      </w:r>
+      <w:r>
+        <w:rPr>
+          <w:lang w:val="ru-RU"/>
+        </w:rPr>
+        <w:t xml:space="preserve"> интенсивных вычислений и </w:t>
+      </w:r>
+      <w:r>
+        <w:rPr>
+          <w:lang w:val="ru-RU"/>
+        </w:rPr>
+        <w:t xml:space="preserve">множество </w:t>
+      </w:r>
+      <w:r>
+        <w:rPr>
+          <w:lang w:val="ru-RU"/>
+        </w:rPr>
+        <w:t>обращений к памяти.</w:t>
+      </w:r>
+      <w:r>
+        <w:rPr>
+          <w:lang w:val="ru-RU"/>
+        </w:rPr>
         <w:t xml:space="preserve"> </w:t>
       </w:r>
-      <w:r>
-        <w:rPr>
-          <w:lang w:val="ru-RU"/>
-        </w:rPr>
-        <w:t xml:space="preserve">против 7,51 мс у </w:t>
+    </w:p>
+    <w:p>
+      <w:pPr>
+        <w:pStyle w:val="RegularText"/>
+      </w:pPr>
+      <w:r>
+        <w:rPr>
+          <w:lang w:val="ru-RU"/>
+        </w:rPr>
+        <w:tab/>
+      </w:r>
+      <w:r>
+        <w:rPr>
+          <w:lang w:val="ru-RU"/>
+        </w:rPr>
+        <w:t>Анализ пикового использования оперативной памяти (</w:t>
+      </w:r>
+      <w:r>
+        <w:rPr>
+          <w:lang w:val="ru-RU"/>
+        </w:rPr>
+        <w:t>таблица 1</w:t>
+      </w:r>
+      <w:r>
+        <w:rPr>
+          <w:lang w:val="ru-RU"/>
+        </w:rPr>
+        <w:t xml:space="preserve">) показывает, что интерпретатор </w:t>
       </w:r>
       <w:r>
         <w:rPr>
           <w:i/>
           <w:iCs/>
-        </w:rPr>
-        <w:t>Whitespace</w:t>
-      </w:r>
-      <w:r>
-        <w:rPr>
-          <w:lang w:val="ru-RU"/>
-        </w:rPr>
-        <w:t xml:space="preserve">, что составляет преимущество примерно в </w:t>
-      </w:r>
-      <w:r>
-        <w:rPr>
-          <w:lang w:val="ru-RU"/>
-        </w:rPr>
-        <w:t>6</w:t>
-      </w:r>
-      <w:r>
-        <w:rPr>
-          <w:lang w:val="ru-RU"/>
-        </w:rPr>
-        <w:t xml:space="preserve">%. Однако по мере усложнения логики исполняемой программы разницы во времени имеет устойчивую тенденцию к росту. Наиболее показательным кажется тест на получение чисел Фибоначчи, требующий организации циклических вычислений и продвинутого управления стеком. Здесь время выполнения </w:t>
+          <w:lang w:val="ru-RU"/>
+        </w:rPr>
+        <w:t>Piet</w:t>
+      </w:r>
+      <w:r>
+        <w:rPr>
+          <w:lang w:val="ru-RU"/>
+        </w:rPr>
+        <w:t xml:space="preserve"> потребляет на 7–11% больше ресурсов. </w:t>
+      </w:r>
+      <w:r>
+        <w:rPr>
+          <w:lang w:val="ru-RU"/>
+        </w:rPr>
+        <w:t xml:space="preserve">При этом </w:t>
       </w:r>
       <w:r>
         <w:rPr>
@@ -5784,459 +7561,63 @@
         <w:rPr>
           <w:lang w:val="ru-RU"/>
         </w:rPr>
-        <w:t>оказывается на 14%</w:t>
-      </w:r>
-      <w:r>
-        <w:rPr>
-          <w:lang w:val="ru-RU"/>
-        </w:rPr>
-        <w:t xml:space="preserve"> </w:t>
-      </w:r>
-      <w:r>
-        <w:rPr>
-          <w:lang w:val="ru-RU"/>
-        </w:rPr>
-        <w:t xml:space="preserve">меньше, чем у </w:t>
+        <w:t>демонстрирует стабильно низкое потребление вне зависимости от задачи.</w:t>
+      </w:r>
+    </w:p>
+    <w:p>
+      <w:pPr>
+        <w:pStyle w:val="RegularText"/>
+        <w:rPr>
+          <w:rFonts w:eastAsiaTheme="minorEastAsia"/>
+          <w:highlight w:val="yellow"/>
+          <w:lang w:val="ru-RU"/>
+        </w:rPr>
+      </w:pPr>
+      <w:r>
+        <w:tab/>
+      </w:r>
+      <w:r>
+        <w:rPr>
+          <w:lang w:val="ru-RU"/>
+        </w:rPr>
+        <w:t>Для получения более точной оценки были вычислены производные метрики.</w:t>
+      </w:r>
+      <w:r>
+        <w:rPr>
+          <w:lang w:val="ru-RU"/>
+        </w:rPr>
+        <w:t xml:space="preserve"> Для количественной оценки доли активных вычислений был введен </w:t>
+      </w:r>
+      <w:r>
+        <w:rPr>
+          <w:lang w:val="ru-RU"/>
+        </w:rPr>
+        <w:t xml:space="preserve">коэффициент эффективности процессорного времени </w:t>
       </w:r>
       <w:r>
         <w:rPr>
           <w:i/>
           <w:iCs/>
         </w:rPr>
-        <w:t>Piet</w:t>
-      </w:r>
-      <w:r>
-        <w:rPr>
-          <w:lang w:val="ru-RU"/>
-        </w:rPr>
-        <w:t>.</w:t>
+        <w:t>k</w:t>
+      </w:r>
+      <w:r>
+        <w:rPr>
+          <w:lang w:val="ru-RU"/>
+        </w:rPr>
+        <w:t xml:space="preserve">, </w:t>
+      </w:r>
+      <w:r>
+        <w:rPr>
+          <w:lang w:val="ru-RU"/>
+        </w:rPr>
+        <w:t>определяемый по формуле 3</w:t>
       </w:r>
       <w:r>
         <w:rPr>
           <w:lang w:val="ru-RU"/>
         </w:rPr>
         <w:t xml:space="preserve"> </w:t>
-      </w:r>
-      <w:r>
-        <w:rPr>
-          <w:lang w:val="ru-RU"/>
-        </w:rPr>
-        <w:t>Это позволяет предположить, что накладные расходы, связанные с интерпретацией визуального кода, растут быстрее при увеличении объема и логической сложности программы нежели на интерпретацию потока управляющих символов.</w:t>
-      </w:r>
-    </w:p>
-    <w:p>
-      <w:pPr>
-        <w:pStyle w:val="RegularText"/>
-        <w:rPr>
-          <w:lang w:val="ru-RU"/>
-        </w:rPr>
-      </w:pPr>
-      <w:r>
-        <w:rPr>
-          <w:lang w:val="ru-RU"/>
-        </w:rPr>
-        <w:tab/>
-        <w:t xml:space="preserve">Еще больший контраст этой тенденции проявляется при анализе процессорного времени. Данный показатель, вероятно является наиболее репрезентативным, поскольку исключает возможные задержки, вызванные планировщиком операционной системы или операциями ввода-вывода. Здесь превосходство </w:t>
-      </w:r>
-      <w:r>
-        <w:rPr>
-          <w:i/>
-          <w:iCs/>
-        </w:rPr>
-        <w:t>Whitespace</w:t>
-      </w:r>
-      <w:r>
-        <w:rPr>
-          <w:lang w:val="ru-RU"/>
-        </w:rPr>
-        <w:t xml:space="preserve"> становится подавляющим. В задаче о вывод</w:t>
-      </w:r>
-      <w:r>
-        <w:rPr>
-          <w:lang w:val="ru-RU"/>
-        </w:rPr>
-        <w:t xml:space="preserve">е символов процессорное время </w:t>
-      </w:r>
-      <w:r>
-        <w:rPr>
-          <w:i/>
-          <w:iCs/>
-        </w:rPr>
-        <w:t>Whitespace</w:t>
-      </w:r>
-      <w:r>
-        <w:rPr>
-          <w:lang w:val="ru-RU"/>
-        </w:rPr>
-        <w:t xml:space="preserve">, </w:t>
-      </w:r>
-      <w:r>
-        <w:rPr>
-          <w:lang w:val="ru-RU"/>
-        </w:rPr>
-        <w:t xml:space="preserve">составляет лишь, грубо говоря, 82% от времени </w:t>
-      </w:r>
-      <w:r>
-        <w:rPr>
-          <w:i/>
-          <w:iCs/>
-        </w:rPr>
-        <w:t>Piet</w:t>
-      </w:r>
-      <w:r>
-        <w:rPr>
-          <w:lang w:val="ru-RU"/>
-        </w:rPr>
-        <w:t xml:space="preserve">. Такое соотношение почти справедливо и для теста «Факториал числа 14». Столь существенная разница объясняется принципиально различной природой анализа синтаксиса. В то время как </w:t>
-      </w:r>
-      <w:r>
-        <w:rPr>
-          <w:i/>
-          <w:iCs/>
-        </w:rPr>
-        <w:t>Whitespace</w:t>
-      </w:r>
-      <w:r>
-        <w:rPr>
-          <w:lang w:val="ru-RU"/>
-        </w:rPr>
-        <w:t xml:space="preserve"> </w:t>
-      </w:r>
-      <w:r>
-        <w:rPr>
-          <w:lang w:val="ru-RU"/>
-        </w:rPr>
-        <w:t>выполняет линейное сканирование потока байт, сравнивая полученные последовательности с фиксированными сигнатурами команд</w:t>
-      </w:r>
-      <w:r>
-        <w:rPr>
-          <w:lang w:val="ru-RU"/>
-        </w:rPr>
-        <w:t xml:space="preserve">, что является вполне тривиальной операцией для ЦП, </w:t>
-      </w:r>
-      <w:r>
-        <w:rPr>
-          <w:i/>
-          <w:iCs/>
-        </w:rPr>
-        <w:t>Piet</w:t>
-      </w:r>
-      <w:r>
-        <w:rPr>
-          <w:i/>
-          <w:iCs/>
-          <w:lang w:val="ru-RU"/>
-        </w:rPr>
-        <w:t xml:space="preserve"> </w:t>
-      </w:r>
-      <w:r>
-        <w:rPr>
-          <w:lang w:val="ru-RU"/>
-        </w:rPr>
-        <w:t xml:space="preserve">вынужден решать задачу растрового изображения: определять границы областей, вычислять векторы </w:t>
-      </w:r>
-      <w:r>
-        <w:rPr>
-          <w:lang w:val="ru-RU"/>
-        </w:rPr>
-        <w:lastRenderedPageBreak/>
-        <w:t>перехода, извлекать значения оттенков и яркости из матрицы изображения, сопоставляя полученную пару с таблицей команд только после такого немалого объема вычислений. Каждый шаг по изображению требует значительных затрат на арифметику и обращений к памяти, что и отражается в выросшем процессорном времени.</w:t>
-      </w:r>
-    </w:p>
-    <w:p>
-      <w:pPr>
-        <w:pStyle w:val="RegularText"/>
-        <w:rPr>
-          <w:lang w:val="ru-RU"/>
-        </w:rPr>
-      </w:pPr>
-      <w:r>
-        <w:rPr>
-          <w:lang w:val="ru-RU"/>
-        </w:rPr>
-        <w:tab/>
-      </w:r>
-      <w:r>
-        <w:rPr>
-          <w:lang w:val="ru-RU"/>
-        </w:rPr>
-        <w:t xml:space="preserve">Наиболее ярко влияние архитектуры двух разных языков на производительность проявляется при сравнении пикового использования оперативной памяти. Во всех без исключения случаях интерпретатор </w:t>
-      </w:r>
-      <w:r>
-        <w:rPr>
-          <w:i/>
-          <w:iCs/>
-        </w:rPr>
-        <w:t>Piet</w:t>
-      </w:r>
-      <w:r>
-        <w:rPr>
-          <w:i/>
-          <w:iCs/>
-          <w:lang w:val="ru-RU"/>
-        </w:rPr>
-        <w:t xml:space="preserve"> </w:t>
-      </w:r>
-      <w:r>
-        <w:rPr>
-          <w:lang w:val="ru-RU"/>
-        </w:rPr>
-        <w:t xml:space="preserve">потребляет объем памяти, стабильно превышающий показатели </w:t>
-      </w:r>
-      <w:r>
-        <w:rPr>
-          <w:i/>
-          <w:iCs/>
-        </w:rPr>
-        <w:t>Whitespace</w:t>
-      </w:r>
-      <w:r>
-        <w:rPr>
-          <w:lang w:val="ru-RU"/>
-        </w:rPr>
-        <w:t xml:space="preserve"> </w:t>
-      </w:r>
-      <w:r>
-        <w:rPr>
-          <w:lang w:val="ru-RU"/>
-        </w:rPr>
-        <w:t xml:space="preserve">на </w:t>
-      </w:r>
-      <w:r>
-        <w:rPr>
-          <w:lang w:val="ru-RU"/>
-        </w:rPr>
-        <w:t xml:space="preserve">7-11%. </w:t>
-      </w:r>
-      <w:r>
-        <w:rPr>
-          <w:lang w:val="ru-RU"/>
-        </w:rPr>
-        <w:t xml:space="preserve">Если же рассматривать усредненные значения, то средний пик для </w:t>
-      </w:r>
-      <w:r>
-        <w:rPr>
-          <w:i/>
-          <w:iCs/>
-        </w:rPr>
-        <w:t>Piet</w:t>
-      </w:r>
-      <w:r>
-        <w:rPr>
-          <w:i/>
-          <w:iCs/>
-          <w:lang w:val="ru-RU"/>
-        </w:rPr>
-        <w:t xml:space="preserve"> </w:t>
-      </w:r>
-      <w:r>
-        <w:rPr>
-          <w:lang w:val="ru-RU"/>
-        </w:rPr>
-        <w:t>составляет 4136 Кб</w:t>
-      </w:r>
-      <w:r>
-        <w:rPr>
-          <w:lang w:val="ru-RU"/>
-        </w:rPr>
-        <w:t xml:space="preserve">, в то время как для </w:t>
-      </w:r>
-      <w:r>
-        <w:rPr>
-          <w:i/>
-          <w:iCs/>
-        </w:rPr>
-        <w:t>Whitespace</w:t>
-      </w:r>
-      <w:r>
-        <w:rPr>
-          <w:i/>
-          <w:iCs/>
-          <w:lang w:val="ru-RU"/>
-        </w:rPr>
-        <w:t xml:space="preserve"> ‒ </w:t>
-      </w:r>
-      <w:r>
-        <w:rPr>
-          <w:lang w:val="ru-RU"/>
-        </w:rPr>
-        <w:t xml:space="preserve">3680 </w:t>
-      </w:r>
-      <w:r>
-        <w:rPr>
-          <w:lang w:val="ru-RU"/>
-        </w:rPr>
-        <w:t xml:space="preserve">Кб. Абсолютная разница в </w:t>
-      </w:r>
-      <w:r>
-        <w:rPr>
-          <w:lang w:val="ru-RU"/>
-        </w:rPr>
-        <w:t>456 Кб является крайне значительной в этом случае, учитывая тривиальность решаемых задач.</w:t>
-      </w:r>
-      <w:r>
-        <w:rPr>
-          <w:lang w:val="ru-RU"/>
-        </w:rPr>
-        <w:t xml:space="preserve"> Стоит также заметить интересную закономерность, проявляющуюся в отдельных тестах. Для </w:t>
-      </w:r>
-      <w:r>
-        <w:rPr>
-          <w:i/>
-          <w:iCs/>
-        </w:rPr>
-        <w:t>Whitespace</w:t>
-      </w:r>
-      <w:r>
-        <w:rPr>
-          <w:lang w:val="ru-RU"/>
-        </w:rPr>
-        <w:t xml:space="preserve"> </w:t>
-      </w:r>
-      <w:r>
-        <w:rPr>
-          <w:lang w:val="ru-RU"/>
-        </w:rPr>
-        <w:t xml:space="preserve">наблюдается стабильно низкое потребление памяти с незначительными колебаниями в районе 10-20 Кб. Это свидетельствует о том, объем памяти определяется во многом накладными расходами самого интерпретатора нежели сложностью исполняемой программы. Для </w:t>
-      </w:r>
-      <w:r>
-        <w:rPr>
-          <w:i/>
-          <w:iCs/>
-        </w:rPr>
-        <w:t>Piet</w:t>
-      </w:r>
-      <w:r>
-        <w:rPr>
-          <w:lang w:val="ru-RU"/>
-        </w:rPr>
-        <w:t xml:space="preserve">, </w:t>
-      </w:r>
-      <w:r>
-        <w:rPr>
-          <w:lang w:val="ru-RU"/>
-        </w:rPr>
-        <w:t>напротив, фиксируется большая вариативность. Прирост более чем на 5% при переходе к более сложной программе скорее всего указывает на то, что интерпретатор вынужден выделять дополнительную память под стек вызова</w:t>
-      </w:r>
-      <w:r>
-        <w:rPr>
-          <w:lang w:val="ru-RU"/>
-        </w:rPr>
-        <w:t xml:space="preserve"> и временного хранения состояния</w:t>
-      </w:r>
-      <w:r>
-        <w:rPr>
-          <w:lang w:val="ru-RU"/>
-        </w:rPr>
-        <w:t xml:space="preserve"> при рекурсивном обходе </w:t>
-      </w:r>
-      <w:r>
-        <w:rPr>
-          <w:lang w:val="ru-RU"/>
-        </w:rPr>
-        <w:t xml:space="preserve">связанных коделей с маркировкой посещенных ячеек, </w:t>
-      </w:r>
-      <w:r>
-        <w:rPr>
-          <w:lang w:val="ru-RU"/>
-        </w:rPr>
-        <w:t>причем глубина рекурсии и объем временных данных пропорциональны размеру и сложности цветовых блоков в программе.</w:t>
-      </w:r>
-    </w:p>
-    <w:p>
-      <w:pPr>
-        <w:pStyle w:val="RegularText"/>
-        <w:rPr>
-          <w:lang w:val="ru-RU"/>
-        </w:rPr>
-      </w:pPr>
-      <w:r>
-        <w:rPr>
-          <w:lang w:val="ru-RU"/>
-        </w:rPr>
-        <w:t xml:space="preserve">Природа этого явления также может крыться в необходимости хранения и обработки растрового изображения. Даже для простейшей программы, интерпретатор </w:t>
-      </w:r>
-      <w:r>
-        <w:rPr>
-          <w:i/>
-          <w:iCs/>
-        </w:rPr>
-        <w:t>Piet</w:t>
-      </w:r>
-      <w:r>
-        <w:rPr>
-          <w:lang w:val="ru-RU"/>
-        </w:rPr>
-        <w:t xml:space="preserve"> должен загрузить в оперативную память изображения целиком и декодировать его. </w:t>
-      </w:r>
-      <w:r>
-        <w:rPr>
-          <w:lang w:val="ru-RU"/>
-        </w:rPr>
-        <w:t>Вся эта информация на несколько порядков превышает объем семантически значимых данных</w:t>
-      </w:r>
-      <w:r>
-        <w:rPr>
-          <w:lang w:val="ru-RU"/>
-        </w:rPr>
-        <w:t>, что является платой за визуальное представление кода.</w:t>
-      </w:r>
-    </w:p>
-    <w:p>
-      <w:pPr>
-        <w:pStyle w:val="RegularText"/>
-        <w:rPr>
-          <w:lang w:val="ru-RU"/>
-        </w:rPr>
-      </w:pPr>
-      <w:r>
-        <w:rPr>
-          <w:lang w:val="ru-RU"/>
-        </w:rPr>
-        <w:lastRenderedPageBreak/>
-        <w:tab/>
-        <w:t>Для получения более точн</w:t>
-      </w:r>
-      <w:r>
-        <w:rPr>
-          <w:lang w:val="ru-RU"/>
-        </w:rPr>
-        <w:t>ой картины производительности помимо абсолютных значений было принято решение вычислить производные метрики, позволяющие уменьшить разницу между сложностью реализованных алгоритмов.</w:t>
-      </w:r>
-    </w:p>
-    <w:p>
-      <w:pPr>
-        <w:pStyle w:val="RegularText"/>
-        <w:rPr>
-          <w:rFonts w:eastAsiaTheme="minorEastAsia"/>
-          <w:lang w:val="ru-RU"/>
-        </w:rPr>
-      </w:pPr>
-      <w:r>
-        <w:rPr>
-          <w:lang w:val="ru-RU"/>
-        </w:rPr>
-        <w:tab/>
-        <w:t xml:space="preserve">Для количественной оценки доли активных вычислений в общем времени выполнения был введен коэффициент эффективности процессорного времени </w:t>
-      </w:r>
-      <w:r>
-        <w:rPr>
-          <w:i/>
-          <w:iCs/>
-        </w:rPr>
-        <w:t>k</w:t>
-      </w:r>
-      <w:r>
-        <w:rPr>
-          <w:lang w:val="ru-RU"/>
-        </w:rPr>
-        <w:t xml:space="preserve">, </w:t>
-      </w:r>
-      <w:r>
-        <w:rPr>
-          <w:lang w:val="ru-RU"/>
-        </w:rPr>
-        <w:t>определяемый по формуле 3.</w:t>
       </w:r>
     </w:p>
     <w:tbl>
@@ -6409,12 +7790,21 @@
       <w:r>
         <w:t>T</w:t>
       </w:r>
+      <w:proofErr w:type="spellStart"/>
       <w:r>
         <w:rPr>
           <w:vertAlign w:val="subscript"/>
           <w:lang w:val="ru-RU"/>
         </w:rPr>
-        <w:t xml:space="preserve">проц </w:t>
+        <w:t>проц</w:t>
+      </w:r>
+      <w:proofErr w:type="spellEnd"/>
+      <w:r>
+        <w:rPr>
+          <w:vertAlign w:val="subscript"/>
+          <w:lang w:val="ru-RU"/>
+        </w:rPr>
+        <w:t xml:space="preserve"> </w:t>
       </w:r>
       <w:r>
         <w:rPr>
@@ -6464,25 +7854,12 @@
         <w:rPr>
           <w:lang w:val="ru-RU"/>
         </w:rPr>
-        <w:t>Данный пока</w:t>
-      </w:r>
-      <w:r>
-        <w:rPr>
-          <w:lang w:val="ru-RU"/>
-        </w:rPr>
-        <w:t xml:space="preserve">затель способен помочь в оценке времени, затраченного непосредственно на вычисления, исключая простои и операции манипуляции с потоком. Расчет коэффициента для каждой тестовой задачи выявил существенное различие в характере вычислений между двумя интерпретаторами. </w:t>
-      </w:r>
-      <w:r>
-        <w:rPr>
-          <w:lang w:val="ru-RU"/>
-        </w:rPr>
-        <w:t xml:space="preserve">Для </w:t>
+        <w:t xml:space="preserve">Расчет выявил существенное различие между интерпретаторами. Для </w:t>
       </w:r>
       <w:r>
         <w:rPr>
           <w:i/>
           <w:iCs/>
-          <w:lang w:val="ru-RU"/>
         </w:rPr>
         <w:t>Whitespace</w:t>
       </w:r>
@@ -6490,7 +7867,7 @@
         <w:rPr>
           <w:lang w:val="ru-RU"/>
         </w:rPr>
-        <w:t xml:space="preserve"> коэффициент </w:t>
+        <w:t xml:space="preserve"> </w:t>
       </w:r>
       <w:r>
         <w:rPr>
@@ -6509,25 +7886,24 @@
         <w:rPr>
           <w:lang w:val="ru-RU"/>
         </w:rPr>
-        <w:t>составляет: 0.277 для чисел Фибоначчи, 0.264 для отсчета от 1 до 10, 0.229 для вывода символа и 0.272 для факториала.</w:t>
-      </w:r>
-      <w:r>
-        <w:rPr>
-          <w:lang w:val="ru-RU"/>
-        </w:rPr>
-        <w:t xml:space="preserve"> </w:t>
-      </w:r>
-      <w:r>
-        <w:rPr>
-          <w:lang w:val="ru-RU"/>
-        </w:rPr>
-        <w:t xml:space="preserve">Для </w:t>
+        <w:t>варьируется в пределах 0,229</w:t>
+      </w:r>
+      <w:r>
+        <w:rPr>
+          <w:lang w:val="ru-RU"/>
+        </w:rPr>
+        <w:t>-</w:t>
+      </w:r>
+      <w:r>
+        <w:rPr>
+          <w:lang w:val="ru-RU"/>
+        </w:rPr>
+        <w:t xml:space="preserve">0,277, для </w:t>
       </w:r>
       <w:r>
         <w:rPr>
           <w:i/>
           <w:iCs/>
-          <w:lang w:val="ru-RU"/>
         </w:rPr>
         <w:t>Piet</w:t>
       </w:r>
@@ -6535,14 +7911,20 @@
         <w:rPr>
           <w:lang w:val="ru-RU"/>
         </w:rPr>
-        <w:t xml:space="preserve"> коэффициент </w:t>
+        <w:t xml:space="preserve"> ‒ 0,258-0,303. </w:t>
+      </w:r>
+      <w:r>
+        <w:rPr>
+          <w:lang w:val="ru-RU"/>
+        </w:rPr>
+        <w:t xml:space="preserve">Низкие значения можно объяснить методикой измерения, учитывающей операции ввода-вывода и инициализации. Полученные значения показывают, что с ростом вычислительной сложности накладные расходы </w:t>
       </w:r>
       <w:r>
         <w:rPr>
           <w:i/>
           <w:iCs/>
         </w:rPr>
-        <w:t>k</w:t>
+        <w:t>Piet</w:t>
       </w:r>
       <w:r>
         <w:rPr>
@@ -6554,199 +7936,31 @@
         <w:rPr>
           <w:lang w:val="ru-RU"/>
         </w:rPr>
-        <w:t>оказался несколько выше, варьируясь в пределах 0.258–0.303: 0.265 для чисел Фибоначчи, 0.295 для отсчета от 1 до 10, 0.258 для вывода символа и 0.303 для факториала.</w:t>
-      </w:r>
-      <w:r>
-        <w:rPr>
-          <w:lang w:val="ru-RU"/>
-        </w:rPr>
-        <w:t xml:space="preserve"> </w:t>
-      </w:r>
-      <w:r>
-        <w:rPr>
-          <w:lang w:val="ru-RU"/>
-        </w:rPr>
-        <w:t xml:space="preserve">Низкие абсолютные величины для обоих интерпретаторов объясняются методикой замера: в экспериментах фиксировалось общее время, включая операции ввода-вывода, загрузки программы и инициализации, которые для коротких тестовых программ составляют существенную долю времени выполнения. </w:t>
-      </w:r>
-      <w:r>
-        <w:rPr>
-          <w:lang w:val="ru-RU"/>
-        </w:rPr>
-        <w:t xml:space="preserve">Ключевым здесь является </w:t>
-      </w:r>
-      <w:r>
-        <w:rPr>
-          <w:lang w:val="ru-RU"/>
-        </w:rPr>
-        <w:t xml:space="preserve">скорее </w:t>
-      </w:r>
-      <w:r>
-        <w:rPr>
-          <w:lang w:val="ru-RU"/>
-        </w:rPr>
-        <w:t>не абсолютная величина коэффициента, а его динамика и соотношение между интерпретаторами.</w:t>
-      </w:r>
-      <w:r>
-        <w:rPr>
-          <w:lang w:val="ru-RU"/>
-        </w:rPr>
-        <w:t xml:space="preserve"> </w:t>
-      </w:r>
-      <w:r>
-        <w:rPr>
-          <w:lang w:val="ru-RU"/>
-        </w:rPr>
-        <w:t xml:space="preserve">Для </w:t>
-      </w:r>
-      <w:r>
-        <w:rPr>
-          <w:i/>
-          <w:iCs/>
-          <w:lang w:val="ru-RU"/>
-        </w:rPr>
-        <w:t>Whitespace</w:t>
-      </w:r>
-      <w:r>
-        <w:rPr>
-          <w:lang w:val="ru-RU"/>
-        </w:rPr>
-        <w:t xml:space="preserve"> наблюдается устойчиво низкое значение коэффициента в задаче вывода символа, что объясняется минимальным объемом вычислений при фиксированных накладных расходах на запуск интерпретатора. По мере усложнения задач </w:t>
-      </w:r>
-      <w:r>
-        <w:rPr>
-          <w:lang w:val="ru-RU"/>
-        </w:rPr>
-        <w:lastRenderedPageBreak/>
-        <w:t xml:space="preserve">коэффициент возрастает до 0.277, приближаясь к значениям </w:t>
-      </w:r>
-      <w:r>
-        <w:rPr>
-          <w:i/>
-          <w:iCs/>
-          <w:lang w:val="ru-RU"/>
-        </w:rPr>
-        <w:t>Piet</w:t>
-      </w:r>
-      <w:r>
-        <w:rPr>
-          <w:lang w:val="ru-RU"/>
-        </w:rPr>
-        <w:t>, что свидетельствует о том, что доля полезных вычислений растет с увеличением сложности алгоритма.</w:t>
-      </w:r>
-      <w:r>
-        <w:rPr>
-          <w:lang w:val="ru-RU"/>
-        </w:rPr>
-        <w:t xml:space="preserve"> </w:t>
-      </w:r>
-      <w:r>
-        <w:rPr>
-          <w:lang w:val="ru-RU"/>
-        </w:rPr>
-        <w:t xml:space="preserve">Для </w:t>
-      </w:r>
-      <w:r>
-        <w:rPr>
-          <w:i/>
-          <w:iCs/>
-          <w:lang w:val="ru-RU"/>
-        </w:rPr>
-        <w:t>Piet</w:t>
-      </w:r>
-      <w:r>
-        <w:rPr>
-          <w:lang w:val="ru-RU"/>
-        </w:rPr>
-        <w:t xml:space="preserve"> характерна иная картина: наименьшее значение коэффициента </w:t>
-      </w:r>
-      <w:r>
-        <w:rPr>
-          <w:lang w:val="ru-RU"/>
-        </w:rPr>
-        <w:t xml:space="preserve">равное </w:t>
-      </w:r>
-      <w:r>
-        <w:rPr>
-          <w:lang w:val="ru-RU"/>
-        </w:rPr>
-        <w:t>0.258 также приходится на простейшую задачу, однако максимальное значение</w:t>
-      </w:r>
-      <w:r>
-        <w:rPr>
-          <w:lang w:val="ru-RU"/>
-        </w:rPr>
-        <w:t xml:space="preserve"> </w:t>
-      </w:r>
-      <w:r>
-        <w:rPr>
-          <w:lang w:val="ru-RU"/>
-        </w:rPr>
-        <w:t xml:space="preserve">достигается на наиболее сложной задаче </w:t>
-      </w:r>
-      <w:r>
-        <w:rPr>
-          <w:lang w:val="ru-RU"/>
-        </w:rPr>
-        <w:t xml:space="preserve">‒ </w:t>
-      </w:r>
-      <w:r>
-        <w:rPr>
-          <w:lang w:val="ru-RU"/>
-        </w:rPr>
-        <w:t xml:space="preserve">факториале. Это указывает на то, что с ростом вычислительной сложности программы накладные расходы на декодирование изображения распределяются на большее количество операций, и эффективность использования процессора повышается. Тем не менее, даже при максимальных значениях интерпретатор </w:t>
-      </w:r>
-      <w:r>
-        <w:rPr>
-          <w:i/>
-          <w:iCs/>
-          <w:lang w:val="ru-RU"/>
-        </w:rPr>
-        <w:t>Piet</w:t>
-      </w:r>
-      <w:r>
-        <w:rPr>
-          <w:lang w:val="ru-RU"/>
-        </w:rPr>
-        <w:t xml:space="preserve"> не демонстрирует существенного превосходства в эффективности, что косвенно подтверждает наличие значительных постоянных затрат на анализ визуального представления кода.</w:t>
-      </w:r>
+        <w:t xml:space="preserve">распределяются на большее количество операций, однако даже при этом он не демонстрирует значительного превосходства. </w:t>
+      </w:r>
+    </w:p>
+    <w:p>
+      <w:pPr>
+        <w:pStyle w:val="RegularText"/>
+        <w:rPr>
+          <w:lang w:val="ru-RU"/>
+        </w:rPr>
+      </w:pPr>
     </w:p>
     <w:p>
       <w:pPr>
         <w:pStyle w:val="RegularText"/>
         <w:ind w:firstLine="708"/>
         <w:rPr>
-          <w:lang w:val="ru-RU"/>
-        </w:rPr>
-      </w:pPr>
-      <w:r>
-        <w:rPr>
-          <w:lang w:val="ru-RU"/>
-        </w:rPr>
-        <w:t xml:space="preserve">Для оценки предсказуемости производительности было вычислено среднеквадратичное отклонение </w:t>
-      </w:r>
-      <w:r>
-        <w:rPr>
-          <w:lang w:val="ru-RU"/>
-        </w:rPr>
-        <w:t>времени выполнения</w:t>
-      </w:r>
-      <w:r>
-        <w:rPr>
-          <w:lang w:val="ru-RU"/>
-        </w:rPr>
-        <w:t xml:space="preserve"> </w:t>
-      </w:r>
-      <w:r>
-        <w:rPr>
-          <w:lang w:val="ru-RU"/>
-        </w:rPr>
-        <w:t>σ</w:t>
-      </w:r>
-      <w:r>
-        <w:rPr>
-          <w:lang w:val="ru-RU"/>
-        </w:rPr>
-        <w:t xml:space="preserve">. Данная метрика позволяет судить о детерминированности интерпретатора и его чувствительности к внешним факторам. </w:t>
+          <w:highlight w:val="yellow"/>
+          <w:lang w:val="ru-RU"/>
+        </w:rPr>
+      </w:pPr>
+      <w:r>
+        <w:rPr>
+          <w:lang w:val="ru-RU"/>
+        </w:rPr>
+        <w:t xml:space="preserve">Для оценки предсказуемости производительности было вычислено среднеквадратичное отклонение времени выполнения σ. </w:t>
       </w:r>
       <w:r>
         <w:rPr>
@@ -7047,6 +8261,7 @@
         <w:rPr>
           <w:lang w:val="ru-RU"/>
         </w:rPr>
+        <w:lastRenderedPageBreak/>
         <w:tab/>
       </w:r>
       <m:oMath>
@@ -7082,17 +8297,13 @@
         <w:rPr>
           <w:lang w:val="ru-RU"/>
         </w:rPr>
-        <w:t xml:space="preserve"> ‒ </w:t>
-      </w:r>
-      <w:r>
-        <w:rPr>
-          <w:lang w:val="ru-RU"/>
-        </w:rPr>
-        <w:t xml:space="preserve">время выполнения в </w:t>
-      </w:r>
+        <w:t xml:space="preserve"> ‒ время выполнения в </w:t>
+      </w:r>
+      <w:proofErr w:type="spellStart"/>
       <w:r>
         <w:t>i</w:t>
       </w:r>
+      <w:proofErr w:type="spellEnd"/>
       <w:r>
         <w:rPr>
           <w:lang w:val="ru-RU"/>
@@ -7104,6 +8315,7 @@
       <w:pPr>
         <w:pStyle w:val="RegularText"/>
         <w:rPr>
+          <w:rFonts w:eastAsiaTheme="minorEastAsia"/>
           <w:lang w:val="ru-RU"/>
         </w:rPr>
       </w:pPr>
@@ -7141,140 +8353,97 @@
           <w:rFonts w:eastAsiaTheme="minorEastAsia"/>
           <w:lang w:val="ru-RU"/>
         </w:rPr>
-        <w:t xml:space="preserve"> ‒ </w:t>
-      </w:r>
-      <w:r>
+        <w:t xml:space="preserve"> ‒ среднее время выполнения.</w:t>
+      </w:r>
+    </w:p>
+    <w:p>
+      <w:pPr>
+        <w:pStyle w:val="RegularText"/>
         <w:rPr>
           <w:rFonts w:eastAsiaTheme="minorEastAsia"/>
           <w:lang w:val="ru-RU"/>
         </w:rPr>
-        <w:t>среднее время выполнения.</w:t>
-      </w:r>
-    </w:p>
-    <w:p>
-      <w:pPr>
-        <w:pStyle w:val="RegularText"/>
-        <w:rPr>
-          <w:lang w:val="ru-RU"/>
-        </w:rPr>
-      </w:pPr>
-      <w:r>
-        <w:rPr>
-          <w:lang w:val="ru-RU"/>
-        </w:rPr>
-        <w:t xml:space="preserve">Для </w:t>
-      </w:r>
-      <w:r>
-        <w:rPr>
+      </w:pPr>
+      <w:r>
+        <w:rPr>
+          <w:rFonts w:eastAsiaTheme="minorEastAsia"/>
           <w:i/>
           <w:iCs/>
-          <w:lang w:val="ru-RU"/>
         </w:rPr>
         <w:t>Whitespace</w:t>
       </w:r>
       <w:r>
         <w:rPr>
-          <w:lang w:val="ru-RU"/>
-        </w:rPr>
-        <w:t xml:space="preserve"> разброс значений времени выполнения минимален составляет 0.06 мс для задачи вывода символа, 0.07 мс для отсчета от 1 до 10, 0.08 мс для чисел Фибоначчи и 0.07 мс для факториала.</w:t>
-      </w:r>
-      <w:r>
-        <w:rPr>
-          <w:lang w:val="ru-RU"/>
-        </w:rPr>
-        <w:t xml:space="preserve"> </w:t>
-      </w:r>
-      <w:r>
-        <w:rPr>
-          <w:lang w:val="ru-RU"/>
-        </w:rPr>
-        <w:t>Столь низкие значения</w:t>
-      </w:r>
-      <w:r>
-        <w:rPr>
-          <w:lang w:val="ru-RU"/>
-        </w:rPr>
-        <w:t xml:space="preserve"> </w:t>
-      </w:r>
-      <w:r>
-        <w:rPr>
-          <w:lang w:val="ru-RU"/>
-        </w:rPr>
-        <w:t>подтверждают детерминированный характер работы</w:t>
-      </w:r>
-      <w:r>
-        <w:rPr>
-          <w:lang w:val="ru-RU"/>
-        </w:rPr>
-        <w:t xml:space="preserve"> интерпретатора</w:t>
-      </w:r>
-      <w:r>
-        <w:rPr>
-          <w:lang w:val="ru-RU"/>
-        </w:rPr>
-        <w:t>, что объясняется линейной природой синтаксического анализа, не зависящей от содержания программы.</w:t>
-      </w:r>
-      <w:r>
-        <w:rPr>
-          <w:lang w:val="ru-RU"/>
-        </w:rPr>
-        <w:t xml:space="preserve"> </w:t>
-      </w:r>
-      <w:r>
-        <w:rPr>
+          <w:rFonts w:eastAsiaTheme="minorEastAsia"/>
           <w:i/>
           <w:iCs/>
+          <w:lang w:val="ru-RU"/>
+        </w:rPr>
+        <w:t xml:space="preserve"> </w:t>
+      </w:r>
+      <w:r>
+        <w:rPr>
+          <w:rFonts w:eastAsiaTheme="minorEastAsia"/>
+          <w:lang w:val="ru-RU"/>
+        </w:rPr>
+        <w:t xml:space="preserve">здесь демонстрирует минимальный разброс в </w:t>
+      </w:r>
+      <w:r>
+        <w:rPr>
+          <w:rFonts w:eastAsiaTheme="minorEastAsia"/>
+          <w:lang w:val="ru-RU"/>
+        </w:rPr>
+        <w:t>диапазоне</w:t>
+      </w:r>
+      <w:r>
+        <w:rPr>
+          <w:rFonts w:eastAsiaTheme="minorEastAsia"/>
+          <w:lang w:val="ru-RU"/>
+        </w:rPr>
+        <w:t xml:space="preserve"> 0,06-0,08 мс, </w:t>
+      </w:r>
+      <w:r>
+        <w:rPr>
+          <w:rFonts w:eastAsiaTheme="minorEastAsia"/>
+          <w:lang w:val="ru-RU"/>
+        </w:rPr>
+        <w:t>что подтверждает детерминированный характер линейного синтаксического анализа.</w:t>
+      </w:r>
+      <w:r>
+        <w:rPr>
+          <w:rFonts w:eastAsiaTheme="minorEastAsia"/>
+          <w:lang w:val="ru-RU"/>
+        </w:rPr>
+        <w:t xml:space="preserve"> Значения </w:t>
+      </w:r>
+      <w:r>
+        <w:rPr>
+          <w:rFonts w:eastAsiaTheme="minorEastAsia"/>
+          <w:i/>
+          <w:iCs/>
         </w:rPr>
         <w:t>Piet</w:t>
       </w:r>
       <w:r>
         <w:rPr>
+          <w:rFonts w:eastAsiaTheme="minorEastAsia"/>
           <w:lang w:val="ru-RU"/>
         </w:rPr>
         <w:t xml:space="preserve"> </w:t>
       </w:r>
       <w:r>
         <w:rPr>
-          <w:lang w:val="ru-RU"/>
-        </w:rPr>
-        <w:t xml:space="preserve">демонстрирует существенно </w:t>
-      </w:r>
-      <w:r>
-        <w:rPr>
-          <w:lang w:val="ru-RU"/>
-        </w:rPr>
-        <w:t xml:space="preserve">большую вариативность: </w:t>
-      </w:r>
-      <w:r>
-        <w:rPr>
-          <w:lang w:val="ru-RU"/>
-        </w:rPr>
-        <w:t>0.15 мс для вывода символа, 0.17 мс для отсчета от 1 до 10, 0.21 мс для чисел Фибоначчи и 0.19 мс для факториала.</w:t>
-      </w:r>
-      <w:r>
-        <w:rPr>
-          <w:lang w:val="ru-RU"/>
-        </w:rPr>
-        <w:t xml:space="preserve"> Особенно заметен рост </w:t>
-      </w:r>
-      <w:r>
-        <w:rPr>
-          <w:lang w:val="ru-RU"/>
-        </w:rPr>
-        <w:lastRenderedPageBreak/>
-        <w:t>нестабильности на задачах с логикой ветвления, такое поведение стоит связать с результатами сегментаци</w:t>
-      </w:r>
-      <w:r>
-        <w:rPr>
-          <w:lang w:val="ru-RU"/>
-        </w:rPr>
-        <w:t>и</w:t>
-      </w:r>
-      <w:r>
-        <w:rPr>
-          <w:lang w:val="ru-RU"/>
-        </w:rPr>
-        <w:t xml:space="preserve"> изображения, которые могут частично менять путь интерпретации, и не фиксированной глубиной рекурсии во время проверки связанных областей, зависящей от геометрии цветовых блоков.</w:t>
+          <w:rFonts w:eastAsiaTheme="minorEastAsia"/>
+          <w:lang w:val="ru-RU"/>
+        </w:rPr>
+        <w:t xml:space="preserve">существенно варьируются: от 0,15 до 0,21 мс. </w:t>
+      </w:r>
+      <w:r>
+        <w:rPr>
+          <w:rFonts w:eastAsiaTheme="minorEastAsia"/>
+          <w:lang w:val="ru-RU"/>
+        </w:rPr>
+        <w:t>Рост нестабильности на задачах с ветвлением связан с сегментацией изображения и нефиксированной глубиной рекурсии при обходе цветовых блоков.</w:t>
       </w:r>
     </w:p>
     <w:p>
@@ -7289,19 +8458,43 @@
         <w:rPr>
           <w:lang w:val="ru-RU"/>
         </w:rPr>
-        <w:t xml:space="preserve">Показательной метрикой также является удельное потребление оперативной памяти равно отношению </w:t>
-      </w:r>
-      <w:r>
-        <w:rPr>
-          <w:lang w:val="ru-RU"/>
-        </w:rPr>
-        <w:t>максимального использования оперативной памяти к количеству исполненных операций</w:t>
-      </w:r>
-      <w:r>
-        <w:rPr>
-          <w:lang w:val="ru-RU"/>
-        </w:rPr>
-        <w:t xml:space="preserve"> (формула </w:t>
+        <w:t>Показательной метрикой</w:t>
+      </w:r>
+      <w:r>
+        <w:rPr>
+          <w:lang w:val="ru-RU"/>
+        </w:rPr>
+        <w:t xml:space="preserve"> </w:t>
+      </w:r>
+      <w:r>
+        <w:rPr>
+          <w:lang w:val="ru-RU"/>
+        </w:rPr>
+        <w:t xml:space="preserve">является удельное потребление оперативной памяти </w:t>
+      </w:r>
+      <w:r>
+        <w:rPr>
+          <w:lang w:val="ru-RU"/>
+        </w:rPr>
+        <w:t xml:space="preserve">‒ </w:t>
+      </w:r>
+      <w:r>
+        <w:rPr>
+          <w:lang w:val="ru-RU"/>
+        </w:rPr>
+        <w:t>отношени</w:t>
+      </w:r>
+      <w:r>
+        <w:rPr>
+          <w:lang w:val="ru-RU"/>
+        </w:rPr>
+        <w:t>е</w:t>
+      </w:r>
+      <w:r>
+        <w:rPr>
+          <w:lang w:val="ru-RU"/>
+        </w:rPr>
+        <w:t xml:space="preserve"> максимального использования оперативной памяти к количеству исполненных операций (формула </w:t>
       </w:r>
       <w:r>
         <w:rPr>
@@ -7313,31 +8506,7 @@
         <w:rPr>
           <w:lang w:val="ru-RU"/>
         </w:rPr>
-        <w:t>)</w:t>
-      </w:r>
-      <w:r>
-        <w:rPr>
-          <w:lang w:val="ru-RU"/>
-        </w:rPr>
-        <w:t>.</w:t>
-      </w:r>
-      <w:r>
-        <w:rPr>
-          <w:lang w:val="ru-RU"/>
-        </w:rPr>
-        <w:t xml:space="preserve"> </w:t>
-      </w:r>
-      <w:r>
-        <w:rPr>
-          <w:lang w:val="ru-RU"/>
-        </w:rPr>
-        <w:t>Данный показатель позволяет оценить эффективность использования памяти в пересчете на единицу вычислительной работы</w:t>
-      </w:r>
-      <w:r>
-        <w:rPr>
-          <w:lang w:val="ru-RU"/>
-        </w:rPr>
-        <w:t>.</w:t>
+        <w:t xml:space="preserve">). </w:t>
       </w:r>
     </w:p>
     <w:tbl>
@@ -7549,19 +8718,7 @@
         <w:rPr>
           <w:lang w:val="ru-RU"/>
         </w:rPr>
-        <w:t xml:space="preserve"> ‒ </w:t>
-      </w:r>
-      <w:r>
-        <w:rPr>
-          <w:lang w:val="ru-RU"/>
-        </w:rPr>
-        <w:t>пиковое потребление оперативной памяти (в Кб)</w:t>
-      </w:r>
-      <w:r>
-        <w:rPr>
-          <w:lang w:val="ru-RU"/>
-        </w:rPr>
-        <w:t>,</w:t>
+        <w:t xml:space="preserve"> ‒ пиковое потребление оперативной памяти (в Кб),</w:t>
       </w:r>
     </w:p>
     <w:p>
@@ -7583,25 +8740,13 @@
         <w:rPr>
           <w:lang w:val="ru-RU"/>
         </w:rPr>
-        <w:t xml:space="preserve"> ‒ </w:t>
-      </w:r>
-      <w:r>
-        <w:rPr>
-          <w:lang w:val="ru-RU"/>
-        </w:rPr>
-        <w:t>количество исполненных операций</w:t>
-      </w:r>
-      <w:r>
-        <w:rPr>
-          <w:lang w:val="ru-RU"/>
-        </w:rPr>
-        <w:t xml:space="preserve"> </w:t>
-      </w:r>
-      <w:r>
-        <w:rPr>
-          <w:lang w:val="ru-RU"/>
-        </w:rPr>
-        <w:t>принимаемое одинаковым для сопоставимых алгоритмических задач</w:t>
+        <w:t xml:space="preserve"> ‒ количество исполненных операций</w:t>
+      </w:r>
+      <w:r>
+        <w:rPr>
+          <w:lang w:val="ru-RU"/>
+        </w:rPr>
+        <w:t xml:space="preserve"> принимаемое одинаковым для сопоставимых алгоритмических задач</w:t>
       </w:r>
       <w:r>
         <w:rPr>
@@ -7621,12 +8766,19 @@
         <w:rPr>
           <w:lang w:val="ru-RU"/>
         </w:rPr>
-        <w:t xml:space="preserve">Для </w:t>
+        <w:t>Д</w:t>
+      </w:r>
+      <w:r>
+        <w:rPr>
+          <w:lang w:val="ru-RU"/>
+        </w:rPr>
+        <w:t xml:space="preserve">ля </w:t>
       </w:r>
       <w:r>
         <w:rPr>
           <w:i/>
           <w:iCs/>
+          <w:lang w:val="ru-RU"/>
         </w:rPr>
         <w:t>Whitespace</w:t>
       </w:r>
@@ -7634,20 +8786,66 @@
         <w:rPr>
           <w:lang w:val="ru-RU"/>
         </w:rPr>
-        <w:t xml:space="preserve"> усредненное по всем задачам значение составило приблизительно 73.5 Кб на тысячу операций: 73.4 Кб/Коп для вывода символа, 73.8 Кб/Коп для отсчета от 1 до 10, 73.6 Кб/Коп для чисел Фибоначчи и 73.4 Кб/Коп для факториала. Стабильность этого показателя подтверждает, что интерпретатор </w:t>
+        <w:t xml:space="preserve"> усредненное значение составило 73.5 Кб/Коп с минимальными колебаниями, что подтверждает стабильность использования памяти. Для </w:t>
       </w:r>
       <w:r>
         <w:rPr>
           <w:i/>
           <w:iCs/>
-        </w:rPr>
-        <w:t>Whitespace</w:t>
-      </w:r>
-      <w:r>
-        <w:rPr>
-          <w:lang w:val="ru-RU"/>
-        </w:rPr>
-        <w:t xml:space="preserve"> использует память исключительно для хранения состояния стека и служебных структур, объем которых остается практически постоянным вне зависимости от характера вычислений.</w:t>
+          <w:lang w:val="ru-RU"/>
+        </w:rPr>
+        <w:t>Piet</w:t>
+      </w:r>
+      <w:r>
+        <w:rPr>
+          <w:lang w:val="ru-RU"/>
+        </w:rPr>
+        <w:t xml:space="preserve"> показатель существенно выше </w:t>
+      </w:r>
+      <w:r>
+        <w:rPr>
+          <w:lang w:val="ru-RU"/>
+        </w:rPr>
+        <w:t>‒</w:t>
+      </w:r>
+      <w:r>
+        <w:rPr>
+          <w:lang w:val="ru-RU"/>
+        </w:rPr>
+        <w:t xml:space="preserve"> в среднем 80.5 Кб/Коп с ростом на сложных задачах до 82.7 Кб/Коп. Разница около 9,5% свидетельствует о более эффективном использовании памяти Whitespace.</w:t>
+      </w:r>
+    </w:p>
+    <w:p>
+      <w:pPr>
+        <w:pStyle w:val="RegularText"/>
+        <w:ind w:firstLine="708"/>
+        <w:rPr>
+          <w:lang w:val="ru-RU"/>
+        </w:rPr>
+      </w:pPr>
+      <w:r>
+        <w:rPr>
+          <w:lang w:val="ru-RU"/>
+        </w:rPr>
+        <w:t>Сопоставление абсолютных</w:t>
+      </w:r>
+      <w:r>
+        <w:rPr>
+          <w:lang w:val="ru-RU"/>
+        </w:rPr>
+        <w:t xml:space="preserve"> (таблица 1)</w:t>
+      </w:r>
+      <w:r>
+        <w:rPr>
+          <w:lang w:val="ru-RU"/>
+        </w:rPr>
+        <w:t xml:space="preserve"> и производных метрик </w:t>
+      </w:r>
+      <w:r>
+        <w:rPr>
+          <w:lang w:val="ru-RU"/>
+        </w:rPr>
+        <w:t>позволяет</w:t>
       </w:r>
       <w:r>
         <w:rPr>
@@ -7659,57 +8857,47 @@
         <w:rPr>
           <w:lang w:val="ru-RU"/>
         </w:rPr>
-        <w:t xml:space="preserve">Для Piet удельное потребление памяти оказалось существенно выше </w:t>
-      </w:r>
-      <w:r>
-        <w:rPr>
-          <w:lang w:val="ru-RU"/>
-        </w:rPr>
-        <w:t>‒</w:t>
-      </w:r>
-      <w:r>
-        <w:rPr>
-          <w:lang w:val="ru-RU"/>
-        </w:rPr>
-        <w:t xml:space="preserve"> в среднем 80.5 Кб на тысячу операций: 79.4 Кб/Коп для вывода символа, 80.3 Кб/Коп для отсчета от 1 до 10, 79.5 Кб/Коп для чисел Фибоначчи и 82.7 Кб/Коп для факториала.</w:t>
-      </w:r>
-      <w:r>
-        <w:rPr>
-          <w:lang w:val="ru-RU"/>
-        </w:rPr>
-        <w:t xml:space="preserve"> </w:t>
-      </w:r>
-      <w:r>
-        <w:rPr>
-          <w:lang w:val="ru-RU"/>
-        </w:rPr>
-        <w:t xml:space="preserve">Разница составляет около 9,5% в пользу «невидимого языка», что свидетельствует о более эффективном использовании им оперативной памяти компьютера. При этом важно отметить, что для </w:t>
+        <w:t xml:space="preserve">утверждать, что интерпретатор </w:t>
       </w:r>
       <w:r>
         <w:rPr>
           <w:i/>
           <w:iCs/>
-        </w:rPr>
-        <w:t>Piet</w:t>
-      </w:r>
-      <w:r>
-        <w:rPr>
-          <w:lang w:val="ru-RU"/>
-        </w:rPr>
-        <w:t xml:space="preserve"> </w:t>
-      </w:r>
-      <w:r>
-        <w:rPr>
-          <w:lang w:val="ru-RU"/>
-        </w:rPr>
-        <w:t xml:space="preserve">наблюдается значительный рост показателя на более сложных задачах, тогда как у </w:t>
+          <w:lang w:val="ru-RU"/>
+        </w:rPr>
+        <w:t>Whitespace</w:t>
+      </w:r>
+      <w:r>
+        <w:rPr>
+          <w:lang w:val="ru-RU"/>
+        </w:rPr>
+        <w:t xml:space="preserve"> превосходит </w:t>
       </w:r>
       <w:r>
         <w:rPr>
           <w:i/>
           <w:iCs/>
-        </w:rPr>
-        <w:t>Whitespace</w:t>
+          <w:lang w:val="ru-RU"/>
+        </w:rPr>
+        <w:t>Piet</w:t>
+      </w:r>
+      <w:r>
+        <w:rPr>
+          <w:lang w:val="ru-RU"/>
+        </w:rPr>
+        <w:t xml:space="preserve"> по всем ключевым показателям эффективности</w:t>
+      </w:r>
+      <w:r>
+        <w:rPr>
+          <w:lang w:val="ru-RU"/>
+        </w:rPr>
+        <w:t>:</w:t>
+      </w:r>
+      <w:r>
+        <w:rPr>
+          <w:lang w:val="ru-RU"/>
+        </w:rPr>
+        <w:t xml:space="preserve"> скорость,</w:t>
       </w:r>
       <w:r>
         <w:rPr>
@@ -7721,98 +8909,43 @@
         <w:rPr>
           <w:lang w:val="ru-RU"/>
         </w:rPr>
-        <w:t>колебания допустимы, что подтверждает наблюдение о росте накладных расходов при увеличении сложности программы в визуальном представлении.</w:t>
-      </w:r>
-    </w:p>
-    <w:p>
-      <w:pPr>
-        <w:pStyle w:val="RegularText"/>
-        <w:rPr>
-          <w:lang w:val="ru-RU"/>
-        </w:rPr>
-      </w:pPr>
-      <w:r>
-        <w:rPr>
-          <w:lang w:val="ru-RU"/>
-        </w:rPr>
-        <w:lastRenderedPageBreak/>
-        <w:tab/>
-      </w:r>
-      <w:r>
-        <w:rPr>
-          <w:lang w:val="ru-RU"/>
-        </w:rPr>
-        <w:t xml:space="preserve">Сопоставление абсолютных и производных метрик </w:t>
-      </w:r>
-      <w:r>
-        <w:rPr>
-          <w:lang w:val="ru-RU"/>
-        </w:rPr>
-        <w:t xml:space="preserve">позволяет с высокой долей уверенности утверждать, </w:t>
-      </w:r>
-      <w:r>
-        <w:rPr>
-          <w:lang w:val="ru-RU"/>
-        </w:rPr>
-        <w:t xml:space="preserve">что интерпретатор </w:t>
-      </w:r>
-      <w:r>
-        <w:rPr>
-          <w:i/>
-          <w:iCs/>
-          <w:lang w:val="ru-RU"/>
-        </w:rPr>
-        <w:t>Whitespace</w:t>
-      </w:r>
-      <w:r>
-        <w:rPr>
-          <w:lang w:val="ru-RU"/>
-        </w:rPr>
-        <w:t xml:space="preserve"> превосходит интерпретатор </w:t>
-      </w:r>
-      <w:r>
-        <w:rPr>
-          <w:i/>
-          <w:iCs/>
-          <w:lang w:val="ru-RU"/>
-        </w:rPr>
-        <w:t>Piet</w:t>
-      </w:r>
-      <w:r>
-        <w:rPr>
-          <w:lang w:val="ru-RU"/>
-        </w:rPr>
-        <w:t xml:space="preserve"> по всем ключевым показателям эффективности</w:t>
-      </w:r>
-      <w:r>
-        <w:rPr>
-          <w:lang w:val="ru-RU"/>
-        </w:rPr>
-        <w:t xml:space="preserve">: </w:t>
-      </w:r>
-      <w:r>
-        <w:rPr>
-          <w:lang w:val="ru-RU"/>
-        </w:rPr>
-        <w:t>он быстрее выполняет программы</w:t>
-      </w:r>
-      <w:r>
-        <w:rPr>
-          <w:lang w:val="ru-RU"/>
-        </w:rPr>
-        <w:t xml:space="preserve">, </w:t>
-      </w:r>
-      <w:r>
-        <w:rPr>
-          <w:lang w:val="ru-RU"/>
-        </w:rPr>
-        <w:t>требует меньше вычислительных ресурсов процессора, демонстрирует большую стабильность работы и более эффективно использует оперативную память.</w:t>
-      </w:r>
-      <w:r>
-        <w:rPr>
-          <w:lang w:val="ru-RU"/>
-        </w:rPr>
-        <w:t xml:space="preserve"> Полученные результаты соответствуют теоретическим моделям, описанным ранее.</w:t>
+        <w:t>процессорное время, стабильность, эффективность использования памяти</w:t>
+      </w:r>
+      <w:r>
+        <w:rPr>
+          <w:lang w:val="ru-RU"/>
+        </w:rPr>
+        <w:t>.</w:t>
+      </w:r>
+      <w:r>
+        <w:rPr>
+          <w:lang w:val="ru-RU"/>
+        </w:rPr>
+        <w:t xml:space="preserve"> Полученные результаты соответствуют теоретическ</w:t>
+      </w:r>
+      <w:r>
+        <w:rPr>
+          <w:lang w:val="ru-RU"/>
+        </w:rPr>
+        <w:t>ой</w:t>
+      </w:r>
+      <w:r>
+        <w:rPr>
+          <w:lang w:val="ru-RU"/>
+        </w:rPr>
+        <w:t xml:space="preserve"> модел</w:t>
+      </w:r>
+      <w:r>
+        <w:rPr>
+          <w:lang w:val="ru-RU"/>
+        </w:rPr>
+        <w:t>и</w:t>
+      </w:r>
+      <w:r>
+        <w:rPr>
+          <w:lang w:val="ru-RU"/>
+        </w:rPr>
+        <w:t>:</w:t>
       </w:r>
       <w:r>
         <w:rPr>
@@ -7827,7 +8960,13 @@
         <w:rPr>
           <w:lang w:val="ru-RU"/>
         </w:rPr>
-        <w:t xml:space="preserve">Для </w:t>
+        <w:t>д</w:t>
+      </w:r>
+      <w:r>
+        <w:rPr>
+          <w:lang w:val="ru-RU"/>
+        </w:rPr>
+        <w:t xml:space="preserve">ля </w:t>
       </w:r>
       <w:r>
         <w:rPr>
@@ -7841,49 +8980,7 @@
         <w:rPr>
           <w:lang w:val="ru-RU"/>
         </w:rPr>
-        <w:t>, с его минималистичной грамматикой</w:t>
-      </w:r>
-      <w:r>
-        <w:rPr>
-          <w:lang w:val="ru-RU"/>
-        </w:rPr>
-        <w:t>, экспериментально подтверждена предсказуемость исполнения и минимальность накладных ресурсов.</w:t>
-      </w:r>
-      <w:r>
-        <w:rPr>
-          <w:lang w:val="ru-RU"/>
-        </w:rPr>
-        <w:t xml:space="preserve"> Его поведение остается стабильным вне зависимости от сложности решаемой задачи, что</w:t>
-      </w:r>
-      <w:r>
-        <w:rPr>
-          <w:lang w:val="ru-RU"/>
-        </w:rPr>
-        <w:t xml:space="preserve"> вполне может</w:t>
-      </w:r>
-      <w:r>
-        <w:rPr>
-          <w:lang w:val="ru-RU"/>
-        </w:rPr>
-        <w:t xml:space="preserve"> дела</w:t>
-      </w:r>
-      <w:r>
-        <w:rPr>
-          <w:lang w:val="ru-RU"/>
-        </w:rPr>
-        <w:t>ть</w:t>
-      </w:r>
-      <w:r>
-        <w:rPr>
-          <w:lang w:val="ru-RU"/>
-        </w:rPr>
-        <w:t xml:space="preserve"> его своеобразным эталоном эффективности среди эзотерических языков.</w:t>
-      </w:r>
-      <w:r>
-        <w:rPr>
-          <w:lang w:val="ru-RU"/>
-        </w:rPr>
-        <w:t xml:space="preserve"> </w:t>
+        <w:t xml:space="preserve"> экспериментально подтверждена предсказуемость исполнения и минимальность накладных ресурсов. </w:t>
       </w:r>
     </w:p>
     <w:p>
@@ -7917,13 +9014,7 @@
         <w:rPr>
           <w:lang w:val="ru-RU"/>
         </w:rPr>
-        <w:t xml:space="preserve">, </w:t>
-      </w:r>
-      <w:r>
-        <w:rPr>
-          <w:lang w:val="ru-RU"/>
-        </w:rPr>
-        <w:t>демонстрир</w:t>
+        <w:t>, демонстрир</w:t>
       </w:r>
       <w:r>
         <w:rPr>
@@ -7953,115 +9044,68 @@
         <w:rPr>
           <w:lang w:val="ru-RU"/>
         </w:rPr>
+        <w:t xml:space="preserve"> Описанная ранее гибридная модель на практике оборачивается </w:t>
+      </w:r>
+      <w:r>
+        <w:rPr>
+          <w:lang w:val="ru-RU"/>
+        </w:rPr>
+        <w:lastRenderedPageBreak/>
+        <w:t xml:space="preserve">существенным увеличением числа обращений к памяти и </w:t>
+      </w:r>
+      <w:r>
+        <w:rPr>
+          <w:lang w:val="ru-RU"/>
+        </w:rPr>
+        <w:t>затратами на рекурсивный обход графа цветовых областей</w:t>
+      </w:r>
+      <w:r>
+        <w:rPr>
+          <w:lang w:val="ru-RU"/>
+        </w:rPr>
+        <w:t xml:space="preserve">. </w:t>
+      </w:r>
+      <w:r>
+        <w:rPr>
+          <w:lang w:val="ru-RU"/>
+        </w:rPr>
+        <w:t>Однако неэффективность является платой за превращение программы в визуальный артефакт, доступный человеческому восприятию</w:t>
+      </w:r>
+      <w:r>
+        <w:rPr>
+          <w:lang w:val="ru-RU"/>
+        </w:rPr>
+        <w:t xml:space="preserve"> и открывающий пространство для творческого самовыражения</w:t>
+      </w:r>
+      <w:r>
+        <w:rPr>
+          <w:lang w:val="ru-RU"/>
+        </w:rPr>
         <w:t xml:space="preserve"> </w:t>
       </w:r>
       <w:r>
         <w:rPr>
           <w:lang w:val="ru-RU"/>
         </w:rPr>
-        <w:t>Описанная ранее гибридная модель</w:t>
-      </w:r>
-      <w:r>
-        <w:rPr>
-          <w:lang w:val="ru-RU"/>
-        </w:rPr>
-        <w:t xml:space="preserve"> на практике оборачивается существенным увеличением числа обращений к памяти и </w:t>
-      </w:r>
-      <w:r>
-        <w:rPr>
-          <w:lang w:val="ru-RU"/>
-        </w:rPr>
-        <w:t xml:space="preserve">затратами на рекурсивный обход графа цветовых областей. Увеличение разрыва в производительности </w:t>
-      </w:r>
-      <w:r>
-        <w:rPr>
-          <w:lang w:val="ru-RU"/>
-        </w:rPr>
-        <w:t>по мере усложнения задач подтверждают нелинейный характер накладных расходов, заложенных в самой природе языка.</w:t>
+        <w:t xml:space="preserve">в </w:t>
+      </w:r>
+      <w:r>
+        <w:rPr>
+          <w:lang w:val="ru-RU"/>
+        </w:rPr>
+        <w:t>отличие от традиционных языков, где эстетика кода остается вторичной по отношению к его функциональности</w:t>
+      </w:r>
+      <w:r>
+        <w:rPr>
+          <w:lang w:val="ru-RU"/>
+        </w:rPr>
+        <w:t>.</w:t>
       </w:r>
       <w:r>
         <w:rPr>
           <w:lang w:val="ru-RU"/>
         </w:rPr>
         <w:t xml:space="preserve"> </w:t>
-      </w:r>
-      <w:r>
-        <w:rPr>
-          <w:lang w:val="ru-RU"/>
-        </w:rPr>
-        <w:t>Однако эта неэффективность является неизбежной платой за его ключевое свойство — превращение программы в визуальный артефакт, доступный человеческому восприятию</w:t>
-      </w:r>
-      <w:r>
-        <w:rPr>
-          <w:lang w:val="ru-RU"/>
-        </w:rPr>
-        <w:t xml:space="preserve"> </w:t>
-      </w:r>
-      <w:r>
-        <w:rPr>
-          <w:lang w:val="ru-RU"/>
-        </w:rPr>
-        <w:t>и открывающий пространство для творческого самовыражения</w:t>
-      </w:r>
-      <w:r>
-        <w:rPr>
-          <w:lang w:val="ru-RU"/>
-        </w:rPr>
-        <w:t xml:space="preserve"> </w:t>
-      </w:r>
-      <w:r>
-        <w:rPr>
-          <w:lang w:val="ru-RU"/>
-        </w:rPr>
-        <w:t xml:space="preserve">в </w:t>
-      </w:r>
-      <w:r>
-        <w:rPr>
-          <w:lang w:val="ru-RU"/>
-        </w:rPr>
-        <w:t>отличие от традиционных языков, где эстетика кода остается вторичной по отношению к его функциональности</w:t>
-      </w:r>
-      <w:r>
-        <w:rPr>
-          <w:lang w:val="ru-RU"/>
-        </w:rPr>
-        <w:t>.</w:t>
-      </w:r>
-      <w:r>
-        <w:rPr>
-          <w:lang w:val="ru-RU"/>
-        </w:rPr>
-        <w:t xml:space="preserve"> </w:t>
-      </w:r>
-      <w:r>
-        <w:rPr>
-          <w:lang w:val="ru-RU"/>
-        </w:rPr>
-        <w:t xml:space="preserve">Низкая производительность в таком контексте становится не недостатком, а следствием принципиально иного целеполагания </w:t>
-      </w:r>
-      <w:r>
-        <w:rPr>
-          <w:lang w:val="ru-RU"/>
-        </w:rPr>
-        <w:t>‒</w:t>
-      </w:r>
-      <w:r>
-        <w:rPr>
-          <w:lang w:val="ru-RU"/>
-        </w:rPr>
-        <w:t xml:space="preserve"> </w:t>
-      </w:r>
-      <w:r>
-        <w:rPr>
-          <w:lang w:val="ru-RU"/>
-        </w:rPr>
-        <w:t>смещения акцента с эффективности исполнения на выразительность формы, где вычислительная мощность приносится в жертву эстети</w:t>
-      </w:r>
-      <w:r>
-        <w:rPr>
-          <w:lang w:val="ru-RU"/>
-        </w:rPr>
-        <w:t>ке.</w:t>
       </w:r>
     </w:p>
     <w:sectPr>
@@ -8861,7 +9905,6 @@
   <w:style w:type="character" w:default="1" w:styleId="a0">
     <w:name w:val="Default Paragraph Font"/>
     <w:uiPriority w:val="1"/>
-    <w:semiHidden/>
     <w:unhideWhenUsed/>
   </w:style>
   <w:style w:type="table" w:default="1" w:styleId="a1">
